--- a/arb/docx/50.content.docx
+++ b/arb/docx/50.content.docx
@@ -147,13 +147,6 @@
         <w:rPr>
           <w:lang w:val="ar_AE" w:bidi="ar_AE"/>
         </w:rPr>
-      </w:r>
-      <w:r>
-        <w:rPr>
-          <w:i/>
-          <w:lang w:val="ar_AE" w:bidi="ar_AE"/>
-        </w:rPr>
-        <w:t>فيلبي ١:١, فيلبي ١: ٥, فيلبي ١: ٦, فيلبي ١: ٧, فيلبي ١: ٩, فيلبي ١: ١١, فيلبي ١: ١٢–١٤, فيلبي ١: ١٧, فيلبي 1: 18, فيلبي 1: 20, فيلبي ١: ٢١, فيلبي 1: 22–24, فيلبي ١: ٢٥, فيلبي 1: 27, فيلبي 1: 28, فيلبي 1: 29, فيلبي ٢:٢, فيلبي ٢: ٣, فيلبي ٢: ٥–٦, فيلبي ٢: ٦, فيلبي ٢: ٧, فيلبي ٢: ٨, فيلبي ٢: ٩, فيلبي ٢: ١١, فيلبي 2: 12, فيلبي ٢: ١٣, فيلبي 2: 14, فيلبي ٢: ١٧, فيلبي ٢: ٢٠, فيلبي ٢: ٢٤, فيلبي 2: 30, فيلبي ٣: ٢, فيلبي ٣:٣, فيلبي ٣: ٦, فيلبي ٣: ٧, فيلبي ٣: ٨, فيلبي ٣: ٩, فيلبي 3: 10, فيلبي 3: 12, فيلبي ٣: ١٤, فيلبي ٣: ١٧, فيلبي ٣: ١٩, فيلبي ٣: ٢٠, فيلبي ٣: ٢١, فيلبي ٤: ١, فيلبي 4: 2, فيلبي ٤:٤, فيلبي ٤: ٦, فيلبي ٤: ٧, فيلبي 4: 8, فيلبي 4: 10, فيلبي 4: 11–12, فيلبي 4: 13, فيلبي 4: 17, فيلبي 4: 18, فيلبي 4: 19, فيلبي 4: 22</w:t>
       </w:r>
       <w:r>
         <w:rPr>

--- a/arb/docx/50.content.docx
+++ b/arb/docx/50.content.docx
@@ -132,21 +132,6 @@
           <w:lang w:val="ar_AE" w:bidi="ar_AE"/>
         </w:rPr>
         <w:t>PHP</w:t>
-      </w:r>
-      <w:r>
-        <w:rPr>
-          <w:lang w:val="ar_AE" w:bidi="ar_AE"/>
-        </w:rPr>
-      </w:r>
-    </w:p>
-    <w:p>
-      <w:pPr>
-        <w:bidi/>
-      </w:pPr>
-      <w:r>
-        <w:rPr>
-          <w:lang w:val="ar_AE" w:bidi="ar_AE"/>
-        </w:rPr>
       </w:r>
       <w:r>
         <w:rPr>

--- a/arb/docx/50.content.docx
+++ b/arb/docx/50.content.docx
@@ -22,7 +22,7 @@
         <w:rPr>
           <w:lang w:val="ar_AE" w:bidi="ar_AE"/>
         </w:rPr>
-        <w:t>Resource: أسئلة الترجمة (unfoldingWord)</w:t>
+        <w:t>Resource: unfoldingWord® Translation Questions</w:t>
       </w:r>
       <w:r>
         <w:rPr>
@@ -91,7 +91,7 @@
         <w:rPr>
           <w:lang w:val="ar_AE" w:bidi="ar_AE"/>
         </w:rPr>
-        <w:t>أسئلة الترجمة (unfoldingWord)</w:t>
+        <w:t>unfoldingWord® Translation Questions</w:t>
       </w:r>
     </w:p>
     <w:p>

--- a/arb/docx/50.content.docx
+++ b/arb/docx/50.content.docx
@@ -9,6 +9,8 @@
       </w:pPr>
       <w:r>
         <w:rPr>
+          <w:rtl/>
+          <w:cs/>
           <w:lang w:val="ar_AE" w:bidi="ar_AE"/>
         </w:rPr>
       </w:r>
@@ -20,64 +22,84 @@
       </w:pPr>
       <w:r>
         <w:rPr>
+          <w:rtl/>
+          <w:cs/>
           <w:lang w:val="ar_AE" w:bidi="ar_AE"/>
         </w:rPr>
         <w:t>Resource: unfoldingWord® Translation Questions</w:t>
       </w:r>
       <w:r>
         <w:rPr>
-          <w:lang w:val="ar_AE" w:bidi="ar_AE"/>
-        </w:rPr>
-      </w:r>
-    </w:p>
-    <w:p>
-      <w:pPr>
-        <w:bidi/>
-      </w:pPr>
-      <w:r>
-        <w:rPr>
+          <w:rtl/>
+          <w:cs/>
+          <w:lang w:val="ar_AE" w:bidi="ar_AE"/>
+        </w:rPr>
+      </w:r>
+    </w:p>
+    <w:p>
+      <w:pPr>
+        <w:bidi/>
+      </w:pPr>
+      <w:r>
+        <w:rPr>
+          <w:rtl/>
+          <w:cs/>
           <w:lang w:val="ar_AE" w:bidi="ar_AE"/>
         </w:rPr>
       </w:r>
       <w:r>
         <w:rPr>
           <w:b/>
+          <w:rtl/>
+          <w:cs/>
           <w:lang w:val="ar_AE" w:bidi="ar_AE"/>
         </w:rPr>
         <w:t>unfoldingWord® Translation Questions</w:t>
       </w:r>
       <w:r>
         <w:rPr>
+          <w:rtl/>
+          <w:cs/>
           <w:lang w:val="ar_AE" w:bidi="ar_AE"/>
         </w:rPr>
         <w:t xml:space="preserve"> © 2022 unfoldingWord. Released under CC BY-SA 4.0 license. </w:t>
       </w:r>
       <w:r>
         <w:rPr>
+          <w:rtl/>
+          <w:cs/>
           <w:lang w:val="ar_AE" w:bidi="ar_AE"/>
         </w:rPr>
         <w:t>unfoldingWord® Translation Questions</w:t>
       </w:r>
       <w:r>
         <w:rPr>
+          <w:rtl/>
+          <w:cs/>
           <w:lang w:val="ar_AE" w:bidi="ar_AE"/>
         </w:rPr>
         <w:t xml:space="preserve"> has been adapted in the following languages: Tok Pisin, Arabic (عربي), French (Français), Hindi (हिंदी), Indonesian (Bahasa Indonesia), Portuguese (Português), Russian (Русский), Spanish (Español), Swahili (Kiswahili), and Simplified Chinese (简体中文) from </w:t>
       </w:r>
       <w:r>
         <w:rPr>
+          <w:rtl/>
+          <w:cs/>
           <w:lang w:val="ar_AE" w:bidi="ar_AE"/>
         </w:rPr>
         <w:t>unfoldingWord® Translation Questions</w:t>
       </w:r>
       <w:r>
         <w:rPr>
+          <w:rtl/>
+          <w:cs/>
           <w:lang w:val="ar_AE" w:bidi="ar_AE"/>
         </w:rPr>
         <w:t xml:space="preserve"> © 2022 unfoldingWord. Released under CC BY-SA 4.0 license by Mission Mutual</w:t>
       </w:r>
       <w:r>
         <w:rPr>
+          <w:rtl/>
+          <w:cs/>
           <w:lang w:val="ar_AE" w:bidi="ar_AE"/>
         </w:rPr>
       </w:r>
@@ -89,6 +111,8 @@
       </w:pPr>
       <w:r>
         <w:rPr>
+          <w:rtl/>
+          <w:cs/>
           <w:lang w:val="ar_AE" w:bidi="ar_AE"/>
         </w:rPr>
         <w:t>unfoldingWord® Translation Questions</w:t>
@@ -118,6 +142,8 @@
       </w:pPr>
       <w:r>
         <w:rPr>
+          <w:rtl/>
+          <w:cs/>
           <w:lang w:val="ar_AE" w:bidi="ar_AE"/>
         </w:rPr>
       </w:r>
@@ -129,38 +155,50 @@
       </w:pPr>
       <w:r>
         <w:rPr>
+          <w:rtl/>
+          <w:cs/>
           <w:lang w:val="ar_AE" w:bidi="ar_AE"/>
         </w:rPr>
         <w:t>PHP</w:t>
       </w:r>
       <w:r>
         <w:rPr>
-          <w:lang w:val="ar_AE" w:bidi="ar_AE"/>
-        </w:rPr>
-      </w:r>
-    </w:p>
-    <w:p>
-      <w:pPr>
-        <w:bidi/>
-      </w:pPr>
-      <w:r>
-        <w:rPr>
-          <w:lang w:val="ar_AE" w:bidi="ar_AE"/>
-        </w:rPr>
-      </w:r>
-      <w:r>
-        <w:rPr>
+          <w:rtl/>
+          <w:cs/>
+          <w:lang w:val="ar_AE" w:bidi="ar_AE"/>
+        </w:rPr>
+      </w:r>
+    </w:p>
+    <w:p>
+      <w:pPr>
+        <w:bidi/>
+      </w:pPr>
+      <w:r>
+        <w:rPr>
+          <w:rtl/>
+          <w:cs/>
+          <w:lang w:val="ar_AE" w:bidi="ar_AE"/>
+        </w:rPr>
+      </w:r>
+      <w:r>
+        <w:rPr>
+          <w:rtl/>
+          <w:cs/>
           <w:lang w:val="ar_AE" w:bidi="ar_AE"/>
         </w:rPr>
         <w:t xml:space="preserve"> </w:t>
       </w:r>
       <w:r>
         <w:rPr>
-          <w:lang w:val="ar_AE" w:bidi="ar_AE"/>
-        </w:rPr>
-      </w:r>
-      <w:r>
-        <w:rPr>
+          <w:rtl/>
+          <w:cs/>
+          <w:lang w:val="ar_AE" w:bidi="ar_AE"/>
+        </w:rPr>
+      </w:r>
+      <w:r>
+        <w:rPr>
+          <w:rtl/>
+          <w:cs/>
           <w:lang w:val="ar_AE" w:bidi="ar_AE"/>
         </w:rPr>
       </w:r>
@@ -186,6 +224,8 @@
       </w:pPr>
       <w:r>
         <w:rPr>
+          <w:rtl/>
+          <w:cs/>
           <w:lang w:val="ar_AE" w:bidi="ar_AE"/>
         </w:rPr>
       </w:r>
@@ -197,28 +237,36 @@
       </w:pPr>
       <w:r>
         <w:rPr>
+          <w:rtl/>
+          <w:cs/>
           <w:lang w:val="ar_AE" w:bidi="ar_AE"/>
         </w:rPr>
         <w:t>فيلبي ١:١</w:t>
       </w:r>
       <w:r>
         <w:rPr>
-          <w:lang w:val="ar_AE" w:bidi="ar_AE"/>
-        </w:rPr>
-      </w:r>
-    </w:p>
-    <w:p>
-      <w:pPr>
-        <w:bidi/>
-      </w:pPr>
-      <w:r>
-        <w:rPr>
+          <w:rtl/>
+          <w:cs/>
+          <w:lang w:val="ar_AE" w:bidi="ar_AE"/>
+        </w:rPr>
+      </w:r>
+    </w:p>
+    <w:p>
+      <w:pPr>
+        <w:bidi/>
+      </w:pPr>
+      <w:r>
+        <w:rPr>
+          <w:rtl/>
+          <w:cs/>
           <w:lang w:val="ar_AE" w:bidi="ar_AE"/>
         </w:rPr>
       </w:r>
       <w:r>
         <w:rPr>
           <w:b/>
+          <w:rtl/>
+          <w:cs/>
           <w:lang w:val="ar_AE" w:bidi="ar_AE"/>
         </w:rPr>
         <w:t>إلى مَن وجَّه بولس هذه الرسالة؟</w:t>
@@ -230,32 +278,42 @@
       </w:pPr>
       <w:r>
         <w:rPr>
-          <w:lang w:val="ar_AE" w:bidi="ar_AE"/>
-        </w:rPr>
-      </w:r>
-      <w:r>
-        <w:rPr>
+          <w:rtl/>
+          <w:cs/>
+          <w:lang w:val="ar_AE" w:bidi="ar_AE"/>
+        </w:rPr>
+      </w:r>
+      <w:r>
+        <w:rPr>
+          <w:rtl/>
+          <w:cs/>
           <w:lang w:val="ar_AE" w:bidi="ar_AE"/>
         </w:rPr>
         <w:t>وجَّه بولس هذه الرسالة إلى جميع الأشخاص الذين خُصِّصوا في ٱلْمَسِيحِ يَسوع في فِيلِبِّي، بما في ذلك الأساقفة والشمامسة.</w:t>
       </w:r>
       <w:r>
         <w:rPr>
-          <w:lang w:val="ar_AE" w:bidi="ar_AE"/>
-        </w:rPr>
-      </w:r>
-      <w:r>
-        <w:rPr>
-          <w:lang w:val="ar_AE" w:bidi="ar_AE"/>
-        </w:rPr>
-      </w:r>
-    </w:p>
-    <w:p>
-      <w:pPr>
-        <w:bidi/>
-      </w:pPr>
-      <w:r>
-        <w:rPr>
+          <w:rtl/>
+          <w:cs/>
+          <w:lang w:val="ar_AE" w:bidi="ar_AE"/>
+        </w:rPr>
+      </w:r>
+      <w:r>
+        <w:rPr>
+          <w:rtl/>
+          <w:cs/>
+          <w:lang w:val="ar_AE" w:bidi="ar_AE"/>
+        </w:rPr>
+      </w:r>
+    </w:p>
+    <w:p>
+      <w:pPr>
+        <w:bidi/>
+      </w:pPr>
+      <w:r>
+        <w:rPr>
+          <w:rtl/>
+          <w:cs/>
           <w:lang w:val="ar_AE" w:bidi="ar_AE"/>
         </w:rPr>
       </w:r>
@@ -267,28 +325,36 @@
       </w:pPr>
       <w:r>
         <w:rPr>
+          <w:rtl/>
+          <w:cs/>
           <w:lang w:val="ar_AE" w:bidi="ar_AE"/>
         </w:rPr>
         <w:t>فيلبي ١: ٥</w:t>
       </w:r>
       <w:r>
         <w:rPr>
-          <w:lang w:val="ar_AE" w:bidi="ar_AE"/>
-        </w:rPr>
-      </w:r>
-    </w:p>
-    <w:p>
-      <w:pPr>
-        <w:bidi/>
-      </w:pPr>
-      <w:r>
-        <w:rPr>
+          <w:rtl/>
+          <w:cs/>
+          <w:lang w:val="ar_AE" w:bidi="ar_AE"/>
+        </w:rPr>
+      </w:r>
+    </w:p>
+    <w:p>
+      <w:pPr>
+        <w:bidi/>
+      </w:pPr>
+      <w:r>
+        <w:rPr>
+          <w:rtl/>
+          <w:cs/>
           <w:lang w:val="ar_AE" w:bidi="ar_AE"/>
         </w:rPr>
       </w:r>
       <w:r>
         <w:rPr>
           <w:b/>
+          <w:rtl/>
+          <w:cs/>
           <w:lang w:val="ar_AE" w:bidi="ar_AE"/>
         </w:rPr>
         <w:t>على أي شيء شكر بولسُ ٱلله بخصوص أهل فيلبي؟</w:t>
@@ -300,32 +366,42 @@
       </w:pPr>
       <w:r>
         <w:rPr>
-          <w:lang w:val="ar_AE" w:bidi="ar_AE"/>
-        </w:rPr>
-      </w:r>
-      <w:r>
-        <w:rPr>
+          <w:rtl/>
+          <w:cs/>
+          <w:lang w:val="ar_AE" w:bidi="ar_AE"/>
+        </w:rPr>
+      </w:r>
+      <w:r>
+        <w:rPr>
+          <w:rtl/>
+          <w:cs/>
           <w:lang w:val="ar_AE" w:bidi="ar_AE"/>
         </w:rPr>
         <w:t>شكر بولس ٱلله على مشاركة أهل فيلبي في الإنجيل من اليوم الأول حتى الآن.</w:t>
       </w:r>
       <w:r>
         <w:rPr>
-          <w:lang w:val="ar_AE" w:bidi="ar_AE"/>
-        </w:rPr>
-      </w:r>
-      <w:r>
-        <w:rPr>
-          <w:lang w:val="ar_AE" w:bidi="ar_AE"/>
-        </w:rPr>
-      </w:r>
-    </w:p>
-    <w:p>
-      <w:pPr>
-        <w:bidi/>
-      </w:pPr>
-      <w:r>
-        <w:rPr>
+          <w:rtl/>
+          <w:cs/>
+          <w:lang w:val="ar_AE" w:bidi="ar_AE"/>
+        </w:rPr>
+      </w:r>
+      <w:r>
+        <w:rPr>
+          <w:rtl/>
+          <w:cs/>
+          <w:lang w:val="ar_AE" w:bidi="ar_AE"/>
+        </w:rPr>
+      </w:r>
+    </w:p>
+    <w:p>
+      <w:pPr>
+        <w:bidi/>
+      </w:pPr>
+      <w:r>
+        <w:rPr>
+          <w:rtl/>
+          <w:cs/>
           <w:lang w:val="ar_AE" w:bidi="ar_AE"/>
         </w:rPr>
       </w:r>
@@ -337,28 +413,36 @@
       </w:pPr>
       <w:r>
         <w:rPr>
+          <w:rtl/>
+          <w:cs/>
           <w:lang w:val="ar_AE" w:bidi="ar_AE"/>
         </w:rPr>
         <w:t>فيلبي ١: ٦</w:t>
       </w:r>
       <w:r>
         <w:rPr>
-          <w:lang w:val="ar_AE" w:bidi="ar_AE"/>
-        </w:rPr>
-      </w:r>
-    </w:p>
-    <w:p>
-      <w:pPr>
-        <w:bidi/>
-      </w:pPr>
-      <w:r>
-        <w:rPr>
+          <w:rtl/>
+          <w:cs/>
+          <w:lang w:val="ar_AE" w:bidi="ar_AE"/>
+        </w:rPr>
+      </w:r>
+    </w:p>
+    <w:p>
+      <w:pPr>
+        <w:bidi/>
+      </w:pPr>
+      <w:r>
+        <w:rPr>
+          <w:rtl/>
+          <w:cs/>
           <w:lang w:val="ar_AE" w:bidi="ar_AE"/>
         </w:rPr>
       </w:r>
       <w:r>
         <w:rPr>
           <w:b/>
+          <w:rtl/>
+          <w:cs/>
           <w:lang w:val="ar_AE" w:bidi="ar_AE"/>
         </w:rPr>
         <w:t>بماذا كان بولس واثقًا بشأن أهل فيلبي؟</w:t>
@@ -370,32 +454,42 @@
       </w:pPr>
       <w:r>
         <w:rPr>
-          <w:lang w:val="ar_AE" w:bidi="ar_AE"/>
-        </w:rPr>
-      </w:r>
-      <w:r>
-        <w:rPr>
+          <w:rtl/>
+          <w:cs/>
+          <w:lang w:val="ar_AE" w:bidi="ar_AE"/>
+        </w:rPr>
+      </w:r>
+      <w:r>
+        <w:rPr>
+          <w:rtl/>
+          <w:cs/>
           <w:lang w:val="ar_AE" w:bidi="ar_AE"/>
         </w:rPr>
         <w:t>كان بولس واثقًا من أنَّ الذي ابتدأ عملًا صالحًا فيهم سيُكمِّله.</w:t>
       </w:r>
       <w:r>
         <w:rPr>
-          <w:lang w:val="ar_AE" w:bidi="ar_AE"/>
-        </w:rPr>
-      </w:r>
-      <w:r>
-        <w:rPr>
-          <w:lang w:val="ar_AE" w:bidi="ar_AE"/>
-        </w:rPr>
-      </w:r>
-    </w:p>
-    <w:p>
-      <w:pPr>
-        <w:bidi/>
-      </w:pPr>
-      <w:r>
-        <w:rPr>
+          <w:rtl/>
+          <w:cs/>
+          <w:lang w:val="ar_AE" w:bidi="ar_AE"/>
+        </w:rPr>
+      </w:r>
+      <w:r>
+        <w:rPr>
+          <w:rtl/>
+          <w:cs/>
+          <w:lang w:val="ar_AE" w:bidi="ar_AE"/>
+        </w:rPr>
+      </w:r>
+    </w:p>
+    <w:p>
+      <w:pPr>
+        <w:bidi/>
+      </w:pPr>
+      <w:r>
+        <w:rPr>
+          <w:rtl/>
+          <w:cs/>
           <w:lang w:val="ar_AE" w:bidi="ar_AE"/>
         </w:rPr>
       </w:r>
@@ -407,28 +501,36 @@
       </w:pPr>
       <w:r>
         <w:rPr>
+          <w:rtl/>
+          <w:cs/>
           <w:lang w:val="ar_AE" w:bidi="ar_AE"/>
         </w:rPr>
         <w:t>فيلبي ١: ٧</w:t>
       </w:r>
       <w:r>
         <w:rPr>
-          <w:lang w:val="ar_AE" w:bidi="ar_AE"/>
-        </w:rPr>
-      </w:r>
-    </w:p>
-    <w:p>
-      <w:pPr>
-        <w:bidi/>
-      </w:pPr>
-      <w:r>
-        <w:rPr>
+          <w:rtl/>
+          <w:cs/>
+          <w:lang w:val="ar_AE" w:bidi="ar_AE"/>
+        </w:rPr>
+      </w:r>
+    </w:p>
+    <w:p>
+      <w:pPr>
+        <w:bidi/>
+      </w:pPr>
+      <w:r>
+        <w:rPr>
+          <w:rtl/>
+          <w:cs/>
           <w:lang w:val="ar_AE" w:bidi="ar_AE"/>
         </w:rPr>
       </w:r>
       <w:r>
         <w:rPr>
           <w:b/>
+          <w:rtl/>
+          <w:cs/>
           <w:lang w:val="ar_AE" w:bidi="ar_AE"/>
         </w:rPr>
         <w:t>في ماذا كان أهل فيلبي شركاء بولس؟</w:t>
@@ -440,32 +542,42 @@
       </w:pPr>
       <w:r>
         <w:rPr>
-          <w:lang w:val="ar_AE" w:bidi="ar_AE"/>
-        </w:rPr>
-      </w:r>
-      <w:r>
-        <w:rPr>
+          <w:rtl/>
+          <w:cs/>
+          <w:lang w:val="ar_AE" w:bidi="ar_AE"/>
+        </w:rPr>
+      </w:r>
+      <w:r>
+        <w:rPr>
+          <w:rtl/>
+          <w:cs/>
           <w:lang w:val="ar_AE" w:bidi="ar_AE"/>
         </w:rPr>
         <w:t>في سجن بولس، وفي دفاعه وتأكيده للإنجيل، كان أهل فيلبي شركاءه.</w:t>
       </w:r>
       <w:r>
         <w:rPr>
-          <w:lang w:val="ar_AE" w:bidi="ar_AE"/>
-        </w:rPr>
-      </w:r>
-      <w:r>
-        <w:rPr>
-          <w:lang w:val="ar_AE" w:bidi="ar_AE"/>
-        </w:rPr>
-      </w:r>
-    </w:p>
-    <w:p>
-      <w:pPr>
-        <w:bidi/>
-      </w:pPr>
-      <w:r>
-        <w:rPr>
+          <w:rtl/>
+          <w:cs/>
+          <w:lang w:val="ar_AE" w:bidi="ar_AE"/>
+        </w:rPr>
+      </w:r>
+      <w:r>
+        <w:rPr>
+          <w:rtl/>
+          <w:cs/>
+          <w:lang w:val="ar_AE" w:bidi="ar_AE"/>
+        </w:rPr>
+      </w:r>
+    </w:p>
+    <w:p>
+      <w:pPr>
+        <w:bidi/>
+      </w:pPr>
+      <w:r>
+        <w:rPr>
+          <w:rtl/>
+          <w:cs/>
           <w:lang w:val="ar_AE" w:bidi="ar_AE"/>
         </w:rPr>
       </w:r>
@@ -477,28 +589,36 @@
       </w:pPr>
       <w:r>
         <w:rPr>
+          <w:rtl/>
+          <w:cs/>
           <w:lang w:val="ar_AE" w:bidi="ar_AE"/>
         </w:rPr>
         <w:t>فيلبي ١: ٩</w:t>
       </w:r>
       <w:r>
         <w:rPr>
-          <w:lang w:val="ar_AE" w:bidi="ar_AE"/>
-        </w:rPr>
-      </w:r>
-    </w:p>
-    <w:p>
-      <w:pPr>
-        <w:bidi/>
-      </w:pPr>
-      <w:r>
-        <w:rPr>
+          <w:rtl/>
+          <w:cs/>
+          <w:lang w:val="ar_AE" w:bidi="ar_AE"/>
+        </w:rPr>
+      </w:r>
+    </w:p>
+    <w:p>
+      <w:pPr>
+        <w:bidi/>
+      </w:pPr>
+      <w:r>
+        <w:rPr>
+          <w:rtl/>
+          <w:cs/>
           <w:lang w:val="ar_AE" w:bidi="ar_AE"/>
         </w:rPr>
       </w:r>
       <w:r>
         <w:rPr>
           <w:b/>
+          <w:rtl/>
+          <w:cs/>
           <w:lang w:val="ar_AE" w:bidi="ar_AE"/>
         </w:rPr>
         <w:t>ماذا صلَّى بولس أنْ يزداد أكثر فأكثر بين أهل فيلبي؟</w:t>
@@ -510,32 +630,42 @@
       </w:pPr>
       <w:r>
         <w:rPr>
-          <w:lang w:val="ar_AE" w:bidi="ar_AE"/>
-        </w:rPr>
-      </w:r>
-      <w:r>
-        <w:rPr>
+          <w:rtl/>
+          <w:cs/>
+          <w:lang w:val="ar_AE" w:bidi="ar_AE"/>
+        </w:rPr>
+      </w:r>
+      <w:r>
+        <w:rPr>
+          <w:rtl/>
+          <w:cs/>
           <w:lang w:val="ar_AE" w:bidi="ar_AE"/>
         </w:rPr>
         <w:t>صلَّى بولس أن تزداد المحبة أكثر فأكثر بين أهل فيلبي.</w:t>
       </w:r>
       <w:r>
         <w:rPr>
-          <w:lang w:val="ar_AE" w:bidi="ar_AE"/>
-        </w:rPr>
-      </w:r>
-      <w:r>
-        <w:rPr>
-          <w:lang w:val="ar_AE" w:bidi="ar_AE"/>
-        </w:rPr>
-      </w:r>
-    </w:p>
-    <w:p>
-      <w:pPr>
-        <w:bidi/>
-      </w:pPr>
-      <w:r>
-        <w:rPr>
+          <w:rtl/>
+          <w:cs/>
+          <w:lang w:val="ar_AE" w:bidi="ar_AE"/>
+        </w:rPr>
+      </w:r>
+      <w:r>
+        <w:rPr>
+          <w:rtl/>
+          <w:cs/>
+          <w:lang w:val="ar_AE" w:bidi="ar_AE"/>
+        </w:rPr>
+      </w:r>
+    </w:p>
+    <w:p>
+      <w:pPr>
+        <w:bidi/>
+      </w:pPr>
+      <w:r>
+        <w:rPr>
+          <w:rtl/>
+          <w:cs/>
           <w:lang w:val="ar_AE" w:bidi="ar_AE"/>
         </w:rPr>
       </w:r>
@@ -547,28 +677,36 @@
       </w:pPr>
       <w:r>
         <w:rPr>
+          <w:rtl/>
+          <w:cs/>
           <w:lang w:val="ar_AE" w:bidi="ar_AE"/>
         </w:rPr>
         <w:t>فيلبي ١: ١١</w:t>
       </w:r>
       <w:r>
         <w:rPr>
-          <w:lang w:val="ar_AE" w:bidi="ar_AE"/>
-        </w:rPr>
-      </w:r>
-    </w:p>
-    <w:p>
-      <w:pPr>
-        <w:bidi/>
-      </w:pPr>
-      <w:r>
-        <w:rPr>
+          <w:rtl/>
+          <w:cs/>
+          <w:lang w:val="ar_AE" w:bidi="ar_AE"/>
+        </w:rPr>
+      </w:r>
+    </w:p>
+    <w:p>
+      <w:pPr>
+        <w:bidi/>
+      </w:pPr>
+      <w:r>
+        <w:rPr>
+          <w:rtl/>
+          <w:cs/>
           <w:lang w:val="ar_AE" w:bidi="ar_AE"/>
         </w:rPr>
       </w:r>
       <w:r>
         <w:rPr>
           <w:b/>
+          <w:rtl/>
+          <w:cs/>
           <w:lang w:val="ar_AE" w:bidi="ar_AE"/>
         </w:rPr>
         <w:t>بماذا رغب بولس أن يمتلئ أهل فيلبي؟</w:t>
@@ -580,32 +718,42 @@
       </w:pPr>
       <w:r>
         <w:rPr>
-          <w:lang w:val="ar_AE" w:bidi="ar_AE"/>
-        </w:rPr>
-      </w:r>
-      <w:r>
-        <w:rPr>
+          <w:rtl/>
+          <w:cs/>
+          <w:lang w:val="ar_AE" w:bidi="ar_AE"/>
+        </w:rPr>
+      </w:r>
+      <w:r>
+        <w:rPr>
+          <w:rtl/>
+          <w:cs/>
           <w:lang w:val="ar_AE" w:bidi="ar_AE"/>
         </w:rPr>
         <w:t>رغب بولس أن يمتلئ أهل فيلبي بثمار ٱلبِرّ.</w:t>
       </w:r>
       <w:r>
         <w:rPr>
-          <w:lang w:val="ar_AE" w:bidi="ar_AE"/>
-        </w:rPr>
-      </w:r>
-      <w:r>
-        <w:rPr>
-          <w:lang w:val="ar_AE" w:bidi="ar_AE"/>
-        </w:rPr>
-      </w:r>
-    </w:p>
-    <w:p>
-      <w:pPr>
-        <w:bidi/>
-      </w:pPr>
-      <w:r>
-        <w:rPr>
+          <w:rtl/>
+          <w:cs/>
+          <w:lang w:val="ar_AE" w:bidi="ar_AE"/>
+        </w:rPr>
+      </w:r>
+      <w:r>
+        <w:rPr>
+          <w:rtl/>
+          <w:cs/>
+          <w:lang w:val="ar_AE" w:bidi="ar_AE"/>
+        </w:rPr>
+      </w:r>
+    </w:p>
+    <w:p>
+      <w:pPr>
+        <w:bidi/>
+      </w:pPr>
+      <w:r>
+        <w:rPr>
+          <w:rtl/>
+          <w:cs/>
           <w:lang w:val="ar_AE" w:bidi="ar_AE"/>
         </w:rPr>
       </w:r>
@@ -617,28 +765,36 @@
       </w:pPr>
       <w:r>
         <w:rPr>
+          <w:rtl/>
+          <w:cs/>
           <w:lang w:val="ar_AE" w:bidi="ar_AE"/>
         </w:rPr>
         <w:t>فيلبي ١: ١٢–١٤</w:t>
       </w:r>
       <w:r>
         <w:rPr>
-          <w:lang w:val="ar_AE" w:bidi="ar_AE"/>
-        </w:rPr>
-      </w:r>
-    </w:p>
-    <w:p>
-      <w:pPr>
-        <w:bidi/>
-      </w:pPr>
-      <w:r>
-        <w:rPr>
+          <w:rtl/>
+          <w:cs/>
+          <w:lang w:val="ar_AE" w:bidi="ar_AE"/>
+        </w:rPr>
+      </w:r>
+    </w:p>
+    <w:p>
+      <w:pPr>
+        <w:bidi/>
+      </w:pPr>
+      <w:r>
+        <w:rPr>
+          <w:rtl/>
+          <w:cs/>
           <w:lang w:val="ar_AE" w:bidi="ar_AE"/>
         </w:rPr>
       </w:r>
       <w:r>
         <w:rPr>
           <w:b/>
+          <w:rtl/>
+          <w:cs/>
           <w:lang w:val="ar_AE" w:bidi="ar_AE"/>
         </w:rPr>
         <w:t>كيف أدَّى سجن بولس إلى تقدُّم الإنجيل؟</w:t>
@@ -650,32 +806,42 @@
       </w:pPr>
       <w:r>
         <w:rPr>
-          <w:lang w:val="ar_AE" w:bidi="ar_AE"/>
-        </w:rPr>
-      </w:r>
-      <w:r>
-        <w:rPr>
+          <w:rtl/>
+          <w:cs/>
+          <w:lang w:val="ar_AE" w:bidi="ar_AE"/>
+        </w:rPr>
+      </w:r>
+      <w:r>
+        <w:rPr>
+          <w:rtl/>
+          <w:cs/>
           <w:lang w:val="ar_AE" w:bidi="ar_AE"/>
         </w:rPr>
         <w:t>أصبح سجن بولس من أجل ٱلْمَسِيحِ معروفًا على نطاق واسع وكان معظم الإخوة يتحدَّثون الآن بجرأة أكبر.</w:t>
       </w:r>
       <w:r>
         <w:rPr>
-          <w:lang w:val="ar_AE" w:bidi="ar_AE"/>
-        </w:rPr>
-      </w:r>
-      <w:r>
-        <w:rPr>
-          <w:lang w:val="ar_AE" w:bidi="ar_AE"/>
-        </w:rPr>
-      </w:r>
-    </w:p>
-    <w:p>
-      <w:pPr>
-        <w:bidi/>
-      </w:pPr>
-      <w:r>
-        <w:rPr>
+          <w:rtl/>
+          <w:cs/>
+          <w:lang w:val="ar_AE" w:bidi="ar_AE"/>
+        </w:rPr>
+      </w:r>
+      <w:r>
+        <w:rPr>
+          <w:rtl/>
+          <w:cs/>
+          <w:lang w:val="ar_AE" w:bidi="ar_AE"/>
+        </w:rPr>
+      </w:r>
+    </w:p>
+    <w:p>
+      <w:pPr>
+        <w:bidi/>
+      </w:pPr>
+      <w:r>
+        <w:rPr>
+          <w:rtl/>
+          <w:cs/>
           <w:lang w:val="ar_AE" w:bidi="ar_AE"/>
         </w:rPr>
       </w:r>
@@ -687,28 +853,36 @@
       </w:pPr>
       <w:r>
         <w:rPr>
+          <w:rtl/>
+          <w:cs/>
           <w:lang w:val="ar_AE" w:bidi="ar_AE"/>
         </w:rPr>
         <w:t>فيلبي ١: ١٧</w:t>
       </w:r>
       <w:r>
         <w:rPr>
-          <w:lang w:val="ar_AE" w:bidi="ar_AE"/>
-        </w:rPr>
-      </w:r>
-    </w:p>
-    <w:p>
-      <w:pPr>
-        <w:bidi/>
-      </w:pPr>
-      <w:r>
-        <w:rPr>
+          <w:rtl/>
+          <w:cs/>
+          <w:lang w:val="ar_AE" w:bidi="ar_AE"/>
+        </w:rPr>
+      </w:r>
+    </w:p>
+    <w:p>
+      <w:pPr>
+        <w:bidi/>
+      </w:pPr>
+      <w:r>
+        <w:rPr>
+          <w:rtl/>
+          <w:cs/>
           <w:lang w:val="ar_AE" w:bidi="ar_AE"/>
         </w:rPr>
       </w:r>
       <w:r>
         <w:rPr>
           <w:b/>
+          <w:rtl/>
+          <w:cs/>
           <w:lang w:val="ar_AE" w:bidi="ar_AE"/>
         </w:rPr>
         <w:t>لماذا كان البعض يعلن ٱلْمَسِيح بدوافع أنانية وغير صادقة؟</w:t>
@@ -720,32 +894,42 @@
       </w:pPr>
       <w:r>
         <w:rPr>
-          <w:lang w:val="ar_AE" w:bidi="ar_AE"/>
-        </w:rPr>
-      </w:r>
-      <w:r>
-        <w:rPr>
+          <w:rtl/>
+          <w:cs/>
+          <w:lang w:val="ar_AE" w:bidi="ar_AE"/>
+        </w:rPr>
+      </w:r>
+      <w:r>
+        <w:rPr>
+          <w:rtl/>
+          <w:cs/>
           <w:lang w:val="ar_AE" w:bidi="ar_AE"/>
         </w:rPr>
         <w:t>كان البعض يعلنون ٱلْمَسِيح بدوافع أنانية وغير صادقة مُعتقدين أنهم يزيدون من ضيق بولس في السجن.</w:t>
       </w:r>
       <w:r>
         <w:rPr>
-          <w:lang w:val="ar_AE" w:bidi="ar_AE"/>
-        </w:rPr>
-      </w:r>
-      <w:r>
-        <w:rPr>
-          <w:lang w:val="ar_AE" w:bidi="ar_AE"/>
-        </w:rPr>
-      </w:r>
-    </w:p>
-    <w:p>
-      <w:pPr>
-        <w:bidi/>
-      </w:pPr>
-      <w:r>
-        <w:rPr>
+          <w:rtl/>
+          <w:cs/>
+          <w:lang w:val="ar_AE" w:bidi="ar_AE"/>
+        </w:rPr>
+      </w:r>
+      <w:r>
+        <w:rPr>
+          <w:rtl/>
+          <w:cs/>
+          <w:lang w:val="ar_AE" w:bidi="ar_AE"/>
+        </w:rPr>
+      </w:r>
+    </w:p>
+    <w:p>
+      <w:pPr>
+        <w:bidi/>
+      </w:pPr>
+      <w:r>
+        <w:rPr>
+          <w:rtl/>
+          <w:cs/>
           <w:lang w:val="ar_AE" w:bidi="ar_AE"/>
         </w:rPr>
       </w:r>
@@ -757,28 +941,36 @@
       </w:pPr>
       <w:r>
         <w:rPr>
+          <w:rtl/>
+          <w:cs/>
           <w:lang w:val="ar_AE" w:bidi="ar_AE"/>
         </w:rPr>
         <w:t>فيلبي 1: 18</w:t>
       </w:r>
       <w:r>
         <w:rPr>
-          <w:lang w:val="ar_AE" w:bidi="ar_AE"/>
-        </w:rPr>
-      </w:r>
-    </w:p>
-    <w:p>
-      <w:pPr>
-        <w:bidi/>
-      </w:pPr>
-      <w:r>
-        <w:rPr>
+          <w:rtl/>
+          <w:cs/>
+          <w:lang w:val="ar_AE" w:bidi="ar_AE"/>
+        </w:rPr>
+      </w:r>
+    </w:p>
+    <w:p>
+      <w:pPr>
+        <w:bidi/>
+      </w:pPr>
+      <w:r>
+        <w:rPr>
+          <w:rtl/>
+          <w:cs/>
           <w:lang w:val="ar_AE" w:bidi="ar_AE"/>
         </w:rPr>
       </w:r>
       <w:r>
         <w:rPr>
           <w:b/>
+          <w:rtl/>
+          <w:cs/>
           <w:lang w:val="ar_AE" w:bidi="ar_AE"/>
         </w:rPr>
         <w:t>ما كان رد فعل بولس على الوعظ عن المسيح الصادق وغير الصادق؟</w:t>
@@ -790,32 +982,42 @@
       </w:pPr>
       <w:r>
         <w:rPr>
-          <w:lang w:val="ar_AE" w:bidi="ar_AE"/>
-        </w:rPr>
-      </w:r>
-      <w:r>
-        <w:rPr>
+          <w:rtl/>
+          <w:cs/>
+          <w:lang w:val="ar_AE" w:bidi="ar_AE"/>
+        </w:rPr>
+      </w:r>
+      <w:r>
+        <w:rPr>
+          <w:rtl/>
+          <w:cs/>
           <w:lang w:val="ar_AE" w:bidi="ar_AE"/>
         </w:rPr>
         <w:t>ابتهج بولس لأنه كان يُنادَى بٱلْمَسِيحِ في كلتا الحالتين.</w:t>
       </w:r>
       <w:r>
         <w:rPr>
-          <w:lang w:val="ar_AE" w:bidi="ar_AE"/>
-        </w:rPr>
-      </w:r>
-      <w:r>
-        <w:rPr>
-          <w:lang w:val="ar_AE" w:bidi="ar_AE"/>
-        </w:rPr>
-      </w:r>
-    </w:p>
-    <w:p>
-      <w:pPr>
-        <w:bidi/>
-      </w:pPr>
-      <w:r>
-        <w:rPr>
+          <w:rtl/>
+          <w:cs/>
+          <w:lang w:val="ar_AE" w:bidi="ar_AE"/>
+        </w:rPr>
+      </w:r>
+      <w:r>
+        <w:rPr>
+          <w:rtl/>
+          <w:cs/>
+          <w:lang w:val="ar_AE" w:bidi="ar_AE"/>
+        </w:rPr>
+      </w:r>
+    </w:p>
+    <w:p>
+      <w:pPr>
+        <w:bidi/>
+      </w:pPr>
+      <w:r>
+        <w:rPr>
+          <w:rtl/>
+          <w:cs/>
           <w:lang w:val="ar_AE" w:bidi="ar_AE"/>
         </w:rPr>
       </w:r>
@@ -827,28 +1029,36 @@
       </w:pPr>
       <w:r>
         <w:rPr>
+          <w:rtl/>
+          <w:cs/>
           <w:lang w:val="ar_AE" w:bidi="ar_AE"/>
         </w:rPr>
         <w:t>فيلبي 1: 20</w:t>
       </w:r>
       <w:r>
         <w:rPr>
-          <w:lang w:val="ar_AE" w:bidi="ar_AE"/>
-        </w:rPr>
-      </w:r>
-    </w:p>
-    <w:p>
-      <w:pPr>
-        <w:bidi/>
-      </w:pPr>
-      <w:r>
-        <w:rPr>
+          <w:rtl/>
+          <w:cs/>
+          <w:lang w:val="ar_AE" w:bidi="ar_AE"/>
+        </w:rPr>
+      </w:r>
+    </w:p>
+    <w:p>
+      <w:pPr>
+        <w:bidi/>
+      </w:pPr>
+      <w:r>
+        <w:rPr>
+          <w:rtl/>
+          <w:cs/>
           <w:lang w:val="ar_AE" w:bidi="ar_AE"/>
         </w:rPr>
       </w:r>
       <w:r>
         <w:rPr>
           <w:b/>
+          <w:rtl/>
+          <w:cs/>
           <w:lang w:val="ar_AE" w:bidi="ar_AE"/>
         </w:rPr>
         <w:t>ماذا كان يرغب بولس في تحقيقه في حياته أو بموته؟</w:t>
@@ -860,32 +1070,42 @@
       </w:pPr>
       <w:r>
         <w:rPr>
-          <w:lang w:val="ar_AE" w:bidi="ar_AE"/>
-        </w:rPr>
-      </w:r>
-      <w:r>
-        <w:rPr>
+          <w:rtl/>
+          <w:cs/>
+          <w:lang w:val="ar_AE" w:bidi="ar_AE"/>
+        </w:rPr>
+      </w:r>
+      <w:r>
+        <w:rPr>
+          <w:rtl/>
+          <w:cs/>
           <w:lang w:val="ar_AE" w:bidi="ar_AE"/>
         </w:rPr>
         <w:t>رغب بولس في تمجيد ٱلْمَسِيحِ سواء في حياته أو بموته.</w:t>
       </w:r>
       <w:r>
         <w:rPr>
-          <w:lang w:val="ar_AE" w:bidi="ar_AE"/>
-        </w:rPr>
-      </w:r>
-      <w:r>
-        <w:rPr>
-          <w:lang w:val="ar_AE" w:bidi="ar_AE"/>
-        </w:rPr>
-      </w:r>
-    </w:p>
-    <w:p>
-      <w:pPr>
-        <w:bidi/>
-      </w:pPr>
-      <w:r>
-        <w:rPr>
+          <w:rtl/>
+          <w:cs/>
+          <w:lang w:val="ar_AE" w:bidi="ar_AE"/>
+        </w:rPr>
+      </w:r>
+      <w:r>
+        <w:rPr>
+          <w:rtl/>
+          <w:cs/>
+          <w:lang w:val="ar_AE" w:bidi="ar_AE"/>
+        </w:rPr>
+      </w:r>
+    </w:p>
+    <w:p>
+      <w:pPr>
+        <w:bidi/>
+      </w:pPr>
+      <w:r>
+        <w:rPr>
+          <w:rtl/>
+          <w:cs/>
           <w:lang w:val="ar_AE" w:bidi="ar_AE"/>
         </w:rPr>
       </w:r>
@@ -897,28 +1117,36 @@
       </w:pPr>
       <w:r>
         <w:rPr>
+          <w:rtl/>
+          <w:cs/>
           <w:lang w:val="ar_AE" w:bidi="ar_AE"/>
         </w:rPr>
         <w:t>فيلبي ١: ٢١</w:t>
       </w:r>
       <w:r>
         <w:rPr>
-          <w:lang w:val="ar_AE" w:bidi="ar_AE"/>
-        </w:rPr>
-      </w:r>
-    </w:p>
-    <w:p>
-      <w:pPr>
-        <w:bidi/>
-      </w:pPr>
-      <w:r>
-        <w:rPr>
+          <w:rtl/>
+          <w:cs/>
+          <w:lang w:val="ar_AE" w:bidi="ar_AE"/>
+        </w:rPr>
+      </w:r>
+    </w:p>
+    <w:p>
+      <w:pPr>
+        <w:bidi/>
+      </w:pPr>
+      <w:r>
+        <w:rPr>
+          <w:rtl/>
+          <w:cs/>
           <w:lang w:val="ar_AE" w:bidi="ar_AE"/>
         </w:rPr>
       </w:r>
       <w:r>
         <w:rPr>
           <w:b/>
+          <w:rtl/>
+          <w:cs/>
           <w:lang w:val="ar_AE" w:bidi="ar_AE"/>
         </w:rPr>
         <w:t>ماذا قال بولس عن الحياة، ما هي، وما هو الموت؟</w:t>
@@ -930,32 +1158,42 @@
       </w:pPr>
       <w:r>
         <w:rPr>
-          <w:lang w:val="ar_AE" w:bidi="ar_AE"/>
-        </w:rPr>
-      </w:r>
-      <w:r>
-        <w:rPr>
+          <w:rtl/>
+          <w:cs/>
+          <w:lang w:val="ar_AE" w:bidi="ar_AE"/>
+        </w:rPr>
+      </w:r>
+      <w:r>
+        <w:rPr>
+          <w:rtl/>
+          <w:cs/>
           <w:lang w:val="ar_AE" w:bidi="ar_AE"/>
         </w:rPr>
         <w:t>قال بولسَ أنَّ الحياة هي ٱلْمَسِيحِ، والموت هو ربح.</w:t>
       </w:r>
       <w:r>
         <w:rPr>
-          <w:lang w:val="ar_AE" w:bidi="ar_AE"/>
-        </w:rPr>
-      </w:r>
-      <w:r>
-        <w:rPr>
-          <w:lang w:val="ar_AE" w:bidi="ar_AE"/>
-        </w:rPr>
-      </w:r>
-    </w:p>
-    <w:p>
-      <w:pPr>
-        <w:bidi/>
-      </w:pPr>
-      <w:r>
-        <w:rPr>
+          <w:rtl/>
+          <w:cs/>
+          <w:lang w:val="ar_AE" w:bidi="ar_AE"/>
+        </w:rPr>
+      </w:r>
+      <w:r>
+        <w:rPr>
+          <w:rtl/>
+          <w:cs/>
+          <w:lang w:val="ar_AE" w:bidi="ar_AE"/>
+        </w:rPr>
+      </w:r>
+    </w:p>
+    <w:p>
+      <w:pPr>
+        <w:bidi/>
+      </w:pPr>
+      <w:r>
+        <w:rPr>
+          <w:rtl/>
+          <w:cs/>
           <w:lang w:val="ar_AE" w:bidi="ar_AE"/>
         </w:rPr>
       </w:r>
@@ -967,28 +1205,36 @@
       </w:pPr>
       <w:r>
         <w:rPr>
+          <w:rtl/>
+          <w:cs/>
           <w:lang w:val="ar_AE" w:bidi="ar_AE"/>
         </w:rPr>
         <w:t>فيلبي 1: 22–24</w:t>
       </w:r>
       <w:r>
         <w:rPr>
-          <w:lang w:val="ar_AE" w:bidi="ar_AE"/>
-        </w:rPr>
-      </w:r>
-    </w:p>
-    <w:p>
-      <w:pPr>
-        <w:bidi/>
-      </w:pPr>
-      <w:r>
-        <w:rPr>
+          <w:rtl/>
+          <w:cs/>
+          <w:lang w:val="ar_AE" w:bidi="ar_AE"/>
+        </w:rPr>
+      </w:r>
+    </w:p>
+    <w:p>
+      <w:pPr>
+        <w:bidi/>
+      </w:pPr>
+      <w:r>
+        <w:rPr>
+          <w:rtl/>
+          <w:cs/>
           <w:lang w:val="ar_AE" w:bidi="ar_AE"/>
         </w:rPr>
       </w:r>
       <w:r>
         <w:rPr>
           <w:b/>
+          <w:rtl/>
+          <w:cs/>
           <w:lang w:val="ar_AE" w:bidi="ar_AE"/>
         </w:rPr>
         <w:t>ما الخيارات التي جذبتْ بولس في اتجاهات مختلفة؟</w:t>
@@ -1000,32 +1246,42 @@
       </w:pPr>
       <w:r>
         <w:rPr>
-          <w:lang w:val="ar_AE" w:bidi="ar_AE"/>
-        </w:rPr>
-      </w:r>
-      <w:r>
-        <w:rPr>
+          <w:rtl/>
+          <w:cs/>
+          <w:lang w:val="ar_AE" w:bidi="ar_AE"/>
+        </w:rPr>
+      </w:r>
+      <w:r>
+        <w:rPr>
+          <w:rtl/>
+          <w:cs/>
           <w:lang w:val="ar_AE" w:bidi="ar_AE"/>
         </w:rPr>
         <w:t>كان بولس مُمزَّقًا بين خيارَيْن: أن يكون مع ٱلْمَسِيحِ في الموت أو أن يبقى في الجسد ليواصل عمله.</w:t>
       </w:r>
       <w:r>
         <w:rPr>
-          <w:lang w:val="ar_AE" w:bidi="ar_AE"/>
-        </w:rPr>
-      </w:r>
-      <w:r>
-        <w:rPr>
-          <w:lang w:val="ar_AE" w:bidi="ar_AE"/>
-        </w:rPr>
-      </w:r>
-    </w:p>
-    <w:p>
-      <w:pPr>
-        <w:bidi/>
-      </w:pPr>
-      <w:r>
-        <w:rPr>
+          <w:rtl/>
+          <w:cs/>
+          <w:lang w:val="ar_AE" w:bidi="ar_AE"/>
+        </w:rPr>
+      </w:r>
+      <w:r>
+        <w:rPr>
+          <w:rtl/>
+          <w:cs/>
+          <w:lang w:val="ar_AE" w:bidi="ar_AE"/>
+        </w:rPr>
+      </w:r>
+    </w:p>
+    <w:p>
+      <w:pPr>
+        <w:bidi/>
+      </w:pPr>
+      <w:r>
+        <w:rPr>
+          <w:rtl/>
+          <w:cs/>
           <w:lang w:val="ar_AE" w:bidi="ar_AE"/>
         </w:rPr>
       </w:r>
@@ -1037,28 +1293,36 @@
       </w:pPr>
       <w:r>
         <w:rPr>
+          <w:rtl/>
+          <w:cs/>
           <w:lang w:val="ar_AE" w:bidi="ar_AE"/>
         </w:rPr>
         <w:t>فيلبي ١: ٢٥</w:t>
       </w:r>
       <w:r>
         <w:rPr>
-          <w:lang w:val="ar_AE" w:bidi="ar_AE"/>
-        </w:rPr>
-      </w:r>
-    </w:p>
-    <w:p>
-      <w:pPr>
-        <w:bidi/>
-      </w:pPr>
-      <w:r>
-        <w:rPr>
+          <w:rtl/>
+          <w:cs/>
+          <w:lang w:val="ar_AE" w:bidi="ar_AE"/>
+        </w:rPr>
+      </w:r>
+    </w:p>
+    <w:p>
+      <w:pPr>
+        <w:bidi/>
+      </w:pPr>
+      <w:r>
+        <w:rPr>
+          <w:rtl/>
+          <w:cs/>
           <w:lang w:val="ar_AE" w:bidi="ar_AE"/>
         </w:rPr>
       </w:r>
       <w:r>
         <w:rPr>
           <w:b/>
+          <w:rtl/>
+          <w:cs/>
           <w:lang w:val="ar_AE" w:bidi="ar_AE"/>
         </w:rPr>
         <w:t>لأي غرض كان بولس واثقًا من أنه سيبقى مع أهل فيلبي؟</w:t>
@@ -1070,32 +1334,42 @@
       </w:pPr>
       <w:r>
         <w:rPr>
-          <w:lang w:val="ar_AE" w:bidi="ar_AE"/>
-        </w:rPr>
-      </w:r>
-      <w:r>
-        <w:rPr>
+          <w:rtl/>
+          <w:cs/>
+          <w:lang w:val="ar_AE" w:bidi="ar_AE"/>
+        </w:rPr>
+      </w:r>
+      <w:r>
+        <w:rPr>
+          <w:rtl/>
+          <w:cs/>
           <w:lang w:val="ar_AE" w:bidi="ar_AE"/>
         </w:rPr>
         <w:t>كان بولس واثقًا من أنه سيبقى مع أهل فيلبي من أجل تقدُّمهم وفرحهم في الإيمان.</w:t>
       </w:r>
       <w:r>
         <w:rPr>
-          <w:lang w:val="ar_AE" w:bidi="ar_AE"/>
-        </w:rPr>
-      </w:r>
-      <w:r>
-        <w:rPr>
-          <w:lang w:val="ar_AE" w:bidi="ar_AE"/>
-        </w:rPr>
-      </w:r>
-    </w:p>
-    <w:p>
-      <w:pPr>
-        <w:bidi/>
-      </w:pPr>
-      <w:r>
-        <w:rPr>
+          <w:rtl/>
+          <w:cs/>
+          <w:lang w:val="ar_AE" w:bidi="ar_AE"/>
+        </w:rPr>
+      </w:r>
+      <w:r>
+        <w:rPr>
+          <w:rtl/>
+          <w:cs/>
+          <w:lang w:val="ar_AE" w:bidi="ar_AE"/>
+        </w:rPr>
+      </w:r>
+    </w:p>
+    <w:p>
+      <w:pPr>
+        <w:bidi/>
+      </w:pPr>
+      <w:r>
+        <w:rPr>
+          <w:rtl/>
+          <w:cs/>
           <w:lang w:val="ar_AE" w:bidi="ar_AE"/>
         </w:rPr>
       </w:r>
@@ -1107,28 +1381,36 @@
       </w:pPr>
       <w:r>
         <w:rPr>
+          <w:rtl/>
+          <w:cs/>
           <w:lang w:val="ar_AE" w:bidi="ar_AE"/>
         </w:rPr>
         <w:t>فيلبي 1: 27</w:t>
       </w:r>
       <w:r>
         <w:rPr>
-          <w:lang w:val="ar_AE" w:bidi="ar_AE"/>
-        </w:rPr>
-      </w:r>
-    </w:p>
-    <w:p>
-      <w:pPr>
-        <w:bidi/>
-      </w:pPr>
-      <w:r>
-        <w:rPr>
+          <w:rtl/>
+          <w:cs/>
+          <w:lang w:val="ar_AE" w:bidi="ar_AE"/>
+        </w:rPr>
+      </w:r>
+    </w:p>
+    <w:p>
+      <w:pPr>
+        <w:bidi/>
+      </w:pPr>
+      <w:r>
+        <w:rPr>
+          <w:rtl/>
+          <w:cs/>
           <w:lang w:val="ar_AE" w:bidi="ar_AE"/>
         </w:rPr>
       </w:r>
       <w:r>
         <w:rPr>
           <w:b/>
+          <w:rtl/>
+          <w:cs/>
           <w:lang w:val="ar_AE" w:bidi="ar_AE"/>
         </w:rPr>
         <w:t>سواء كان مع أهل فيلبي أو بعيدًا عنهم، ماذا أراد بولس أن يُسمَع عن أهل فيلبي؟</w:t>
@@ -1140,32 +1422,42 @@
       </w:pPr>
       <w:r>
         <w:rPr>
-          <w:lang w:val="ar_AE" w:bidi="ar_AE"/>
-        </w:rPr>
-      </w:r>
-      <w:r>
-        <w:rPr>
+          <w:rtl/>
+          <w:cs/>
+          <w:lang w:val="ar_AE" w:bidi="ar_AE"/>
+        </w:rPr>
+      </w:r>
+      <w:r>
+        <w:rPr>
+          <w:rtl/>
+          <w:cs/>
           <w:lang w:val="ar_AE" w:bidi="ar_AE"/>
         </w:rPr>
         <w:t>أراد بولس أن يُسمَع أن أهل فيلبي ثابتون في روح واحد، يجاهدون معًا بنفس واحدة من أجل إيمان الإنجيل.</w:t>
       </w:r>
       <w:r>
         <w:rPr>
-          <w:lang w:val="ar_AE" w:bidi="ar_AE"/>
-        </w:rPr>
-      </w:r>
-      <w:r>
-        <w:rPr>
-          <w:lang w:val="ar_AE" w:bidi="ar_AE"/>
-        </w:rPr>
-      </w:r>
-    </w:p>
-    <w:p>
-      <w:pPr>
-        <w:bidi/>
-      </w:pPr>
-      <w:r>
-        <w:rPr>
+          <w:rtl/>
+          <w:cs/>
+          <w:lang w:val="ar_AE" w:bidi="ar_AE"/>
+        </w:rPr>
+      </w:r>
+      <w:r>
+        <w:rPr>
+          <w:rtl/>
+          <w:cs/>
+          <w:lang w:val="ar_AE" w:bidi="ar_AE"/>
+        </w:rPr>
+      </w:r>
+    </w:p>
+    <w:p>
+      <w:pPr>
+        <w:bidi/>
+      </w:pPr>
+      <w:r>
+        <w:rPr>
+          <w:rtl/>
+          <w:cs/>
           <w:lang w:val="ar_AE" w:bidi="ar_AE"/>
         </w:rPr>
       </w:r>
@@ -1177,28 +1469,36 @@
       </w:pPr>
       <w:r>
         <w:rPr>
+          <w:rtl/>
+          <w:cs/>
           <w:lang w:val="ar_AE" w:bidi="ar_AE"/>
         </w:rPr>
         <w:t>فيلبي 1: 28</w:t>
       </w:r>
       <w:r>
         <w:rPr>
-          <w:lang w:val="ar_AE" w:bidi="ar_AE"/>
-        </w:rPr>
-      </w:r>
-    </w:p>
-    <w:p>
-      <w:pPr>
-        <w:bidi/>
-      </w:pPr>
-      <w:r>
-        <w:rPr>
+          <w:rtl/>
+          <w:cs/>
+          <w:lang w:val="ar_AE" w:bidi="ar_AE"/>
+        </w:rPr>
+      </w:r>
+    </w:p>
+    <w:p>
+      <w:pPr>
+        <w:bidi/>
+      </w:pPr>
+      <w:r>
+        <w:rPr>
+          <w:rtl/>
+          <w:cs/>
           <w:lang w:val="ar_AE" w:bidi="ar_AE"/>
         </w:rPr>
       </w:r>
       <w:r>
         <w:rPr>
           <w:b/>
+          <w:rtl/>
+          <w:cs/>
           <w:lang w:val="ar_AE" w:bidi="ar_AE"/>
         </w:rPr>
         <w:t>كان عدم خوف أهل فيلبي ممَّن يعارضهم علامة على ماذا؟</w:t>
@@ -1210,32 +1510,42 @@
       </w:pPr>
       <w:r>
         <w:rPr>
-          <w:lang w:val="ar_AE" w:bidi="ar_AE"/>
-        </w:rPr>
-      </w:r>
-      <w:r>
-        <w:rPr>
+          <w:rtl/>
+          <w:cs/>
+          <w:lang w:val="ar_AE" w:bidi="ar_AE"/>
+        </w:rPr>
+      </w:r>
+      <w:r>
+        <w:rPr>
+          <w:rtl/>
+          <w:cs/>
           <w:lang w:val="ar_AE" w:bidi="ar_AE"/>
         </w:rPr>
         <w:t>عندما لم يخشى أهل فيلبي مَن يعارضونهم، كان ذلك علامة على هلاك خصومهم وأما بالنسبة للمؤمنين فكان علامة على خلاصهم.</w:t>
       </w:r>
       <w:r>
         <w:rPr>
-          <w:lang w:val="ar_AE" w:bidi="ar_AE"/>
-        </w:rPr>
-      </w:r>
-      <w:r>
-        <w:rPr>
-          <w:lang w:val="ar_AE" w:bidi="ar_AE"/>
-        </w:rPr>
-      </w:r>
-    </w:p>
-    <w:p>
-      <w:pPr>
-        <w:bidi/>
-      </w:pPr>
-      <w:r>
-        <w:rPr>
+          <w:rtl/>
+          <w:cs/>
+          <w:lang w:val="ar_AE" w:bidi="ar_AE"/>
+        </w:rPr>
+      </w:r>
+      <w:r>
+        <w:rPr>
+          <w:rtl/>
+          <w:cs/>
+          <w:lang w:val="ar_AE" w:bidi="ar_AE"/>
+        </w:rPr>
+      </w:r>
+    </w:p>
+    <w:p>
+      <w:pPr>
+        <w:bidi/>
+      </w:pPr>
+      <w:r>
+        <w:rPr>
+          <w:rtl/>
+          <w:cs/>
           <w:lang w:val="ar_AE" w:bidi="ar_AE"/>
         </w:rPr>
       </w:r>
@@ -1247,28 +1557,36 @@
       </w:pPr>
       <w:r>
         <w:rPr>
+          <w:rtl/>
+          <w:cs/>
           <w:lang w:val="ar_AE" w:bidi="ar_AE"/>
         </w:rPr>
         <w:t>فيلبي 1: 29</w:t>
       </w:r>
       <w:r>
         <w:rPr>
-          <w:lang w:val="ar_AE" w:bidi="ar_AE"/>
-        </w:rPr>
-      </w:r>
-    </w:p>
-    <w:p>
-      <w:pPr>
-        <w:bidi/>
-      </w:pPr>
-      <w:r>
-        <w:rPr>
+          <w:rtl/>
+          <w:cs/>
+          <w:lang w:val="ar_AE" w:bidi="ar_AE"/>
+        </w:rPr>
+      </w:r>
+    </w:p>
+    <w:p>
+      <w:pPr>
+        <w:bidi/>
+      </w:pPr>
+      <w:r>
+        <w:rPr>
+          <w:rtl/>
+          <w:cs/>
           <w:lang w:val="ar_AE" w:bidi="ar_AE"/>
         </w:rPr>
       </w:r>
       <w:r>
         <w:rPr>
           <w:b/>
+          <w:rtl/>
+          <w:cs/>
           <w:lang w:val="ar_AE" w:bidi="ar_AE"/>
         </w:rPr>
         <w:t>ما الشيئان اللَّذان منحهما الله لأهل فيلبي؟</w:t>
@@ -1280,32 +1598,42 @@
       </w:pPr>
       <w:r>
         <w:rPr>
-          <w:lang w:val="ar_AE" w:bidi="ar_AE"/>
-        </w:rPr>
-      </w:r>
-      <w:r>
-        <w:rPr>
+          <w:rtl/>
+          <w:cs/>
+          <w:lang w:val="ar_AE" w:bidi="ar_AE"/>
+        </w:rPr>
+      </w:r>
+      <w:r>
+        <w:rPr>
+          <w:rtl/>
+          <w:cs/>
           <w:lang w:val="ar_AE" w:bidi="ar_AE"/>
         </w:rPr>
         <w:t>لقد مُنح لأهل فيلبي أن يؤمنوا بالمسيح، ليس هذا فقط ولكن أن يتألَّموا من أجله أيضًا.</w:t>
       </w:r>
       <w:r>
         <w:rPr>
-          <w:lang w:val="ar_AE" w:bidi="ar_AE"/>
-        </w:rPr>
-      </w:r>
-      <w:r>
-        <w:rPr>
-          <w:lang w:val="ar_AE" w:bidi="ar_AE"/>
-        </w:rPr>
-      </w:r>
-    </w:p>
-    <w:p>
-      <w:pPr>
-        <w:bidi/>
-      </w:pPr>
-      <w:r>
-        <w:rPr>
+          <w:rtl/>
+          <w:cs/>
+          <w:lang w:val="ar_AE" w:bidi="ar_AE"/>
+        </w:rPr>
+      </w:r>
+      <w:r>
+        <w:rPr>
+          <w:rtl/>
+          <w:cs/>
+          <w:lang w:val="ar_AE" w:bidi="ar_AE"/>
+        </w:rPr>
+      </w:r>
+    </w:p>
+    <w:p>
+      <w:pPr>
+        <w:bidi/>
+      </w:pPr>
+      <w:r>
+        <w:rPr>
+          <w:rtl/>
+          <w:cs/>
           <w:lang w:val="ar_AE" w:bidi="ar_AE"/>
         </w:rPr>
       </w:r>
@@ -1317,28 +1645,36 @@
       </w:pPr>
       <w:r>
         <w:rPr>
+          <w:rtl/>
+          <w:cs/>
           <w:lang w:val="ar_AE" w:bidi="ar_AE"/>
         </w:rPr>
         <w:t>فيلبي ٢:٢</w:t>
       </w:r>
       <w:r>
         <w:rPr>
-          <w:lang w:val="ar_AE" w:bidi="ar_AE"/>
-        </w:rPr>
-      </w:r>
-    </w:p>
-    <w:p>
-      <w:pPr>
-        <w:bidi/>
-      </w:pPr>
-      <w:r>
-        <w:rPr>
+          <w:rtl/>
+          <w:cs/>
+          <w:lang w:val="ar_AE" w:bidi="ar_AE"/>
+        </w:rPr>
+      </w:r>
+    </w:p>
+    <w:p>
+      <w:pPr>
+        <w:bidi/>
+      </w:pPr>
+      <w:r>
+        <w:rPr>
+          <w:rtl/>
+          <w:cs/>
           <w:lang w:val="ar_AE" w:bidi="ar_AE"/>
         </w:rPr>
       </w:r>
       <w:r>
         <w:rPr>
           <w:b/>
+          <w:rtl/>
+          <w:cs/>
           <w:lang w:val="ar_AE" w:bidi="ar_AE"/>
         </w:rPr>
         <w:t>ماذا يقول بولس عمَّا يجب أنْ يفعله أهل فيلبي ليكون فرحه كاملًا؟</w:t>
@@ -1350,32 +1686,42 @@
       </w:pPr>
       <w:r>
         <w:rPr>
-          <w:lang w:val="ar_AE" w:bidi="ar_AE"/>
-        </w:rPr>
-      </w:r>
-      <w:r>
-        <w:rPr>
+          <w:rtl/>
+          <w:cs/>
+          <w:lang w:val="ar_AE" w:bidi="ar_AE"/>
+        </w:rPr>
+      </w:r>
+      <w:r>
+        <w:rPr>
+          <w:rtl/>
+          <w:cs/>
           <w:lang w:val="ar_AE" w:bidi="ar_AE"/>
         </w:rPr>
         <w:t>يجب أن يكون أهل فيلبي مُتَّفقين في الفكر، ولديهم المحبة ذاتها ويكونوا مُتَّحدين في الروح والفكر.</w:t>
       </w:r>
       <w:r>
         <w:rPr>
-          <w:lang w:val="ar_AE" w:bidi="ar_AE"/>
-        </w:rPr>
-      </w:r>
-      <w:r>
-        <w:rPr>
-          <w:lang w:val="ar_AE" w:bidi="ar_AE"/>
-        </w:rPr>
-      </w:r>
-    </w:p>
-    <w:p>
-      <w:pPr>
-        <w:bidi/>
-      </w:pPr>
-      <w:r>
-        <w:rPr>
+          <w:rtl/>
+          <w:cs/>
+          <w:lang w:val="ar_AE" w:bidi="ar_AE"/>
+        </w:rPr>
+      </w:r>
+      <w:r>
+        <w:rPr>
+          <w:rtl/>
+          <w:cs/>
+          <w:lang w:val="ar_AE" w:bidi="ar_AE"/>
+        </w:rPr>
+      </w:r>
+    </w:p>
+    <w:p>
+      <w:pPr>
+        <w:bidi/>
+      </w:pPr>
+      <w:r>
+        <w:rPr>
+          <w:rtl/>
+          <w:cs/>
           <w:lang w:val="ar_AE" w:bidi="ar_AE"/>
         </w:rPr>
       </w:r>
@@ -1387,28 +1733,36 @@
       </w:pPr>
       <w:r>
         <w:rPr>
+          <w:rtl/>
+          <w:cs/>
           <w:lang w:val="ar_AE" w:bidi="ar_AE"/>
         </w:rPr>
         <w:t>فيلبي ٢: ٣</w:t>
       </w:r>
       <w:r>
         <w:rPr>
-          <w:lang w:val="ar_AE" w:bidi="ar_AE"/>
-        </w:rPr>
-      </w:r>
-    </w:p>
-    <w:p>
-      <w:pPr>
-        <w:bidi/>
-      </w:pPr>
-      <w:r>
-        <w:rPr>
+          <w:rtl/>
+          <w:cs/>
+          <w:lang w:val="ar_AE" w:bidi="ar_AE"/>
+        </w:rPr>
+      </w:r>
+    </w:p>
+    <w:p>
+      <w:pPr>
+        <w:bidi/>
+      </w:pPr>
+      <w:r>
+        <w:rPr>
+          <w:rtl/>
+          <w:cs/>
           <w:lang w:val="ar_AE" w:bidi="ar_AE"/>
         </w:rPr>
       </w:r>
       <w:r>
         <w:rPr>
           <w:b/>
+          <w:rtl/>
+          <w:cs/>
           <w:lang w:val="ar_AE" w:bidi="ar_AE"/>
         </w:rPr>
         <w:t>كيف يجب أن يحسب أهل فيلبي بعضهم بعضًا وفقًا لبولس؟</w:t>
@@ -1420,32 +1774,42 @@
       </w:pPr>
       <w:r>
         <w:rPr>
-          <w:lang w:val="ar_AE" w:bidi="ar_AE"/>
-        </w:rPr>
-      </w:r>
-      <w:r>
-        <w:rPr>
+          <w:rtl/>
+          <w:cs/>
+          <w:lang w:val="ar_AE" w:bidi="ar_AE"/>
+        </w:rPr>
+      </w:r>
+      <w:r>
+        <w:rPr>
+          <w:rtl/>
+          <w:cs/>
           <w:lang w:val="ar_AE" w:bidi="ar_AE"/>
         </w:rPr>
         <w:t>يجب على أهل فيلبي أن يحسبوا بعضهم بعضًا أفضل من أنفسهم.</w:t>
       </w:r>
       <w:r>
         <w:rPr>
-          <w:lang w:val="ar_AE" w:bidi="ar_AE"/>
-        </w:rPr>
-      </w:r>
-      <w:r>
-        <w:rPr>
-          <w:lang w:val="ar_AE" w:bidi="ar_AE"/>
-        </w:rPr>
-      </w:r>
-    </w:p>
-    <w:p>
-      <w:pPr>
-        <w:bidi/>
-      </w:pPr>
-      <w:r>
-        <w:rPr>
+          <w:rtl/>
+          <w:cs/>
+          <w:lang w:val="ar_AE" w:bidi="ar_AE"/>
+        </w:rPr>
+      </w:r>
+      <w:r>
+        <w:rPr>
+          <w:rtl/>
+          <w:cs/>
+          <w:lang w:val="ar_AE" w:bidi="ar_AE"/>
+        </w:rPr>
+      </w:r>
+    </w:p>
+    <w:p>
+      <w:pPr>
+        <w:bidi/>
+      </w:pPr>
+      <w:r>
+        <w:rPr>
+          <w:rtl/>
+          <w:cs/>
           <w:lang w:val="ar_AE" w:bidi="ar_AE"/>
         </w:rPr>
       </w:r>
@@ -1457,28 +1821,36 @@
       </w:pPr>
       <w:r>
         <w:rPr>
+          <w:rtl/>
+          <w:cs/>
           <w:lang w:val="ar_AE" w:bidi="ar_AE"/>
         </w:rPr>
         <w:t>فيلبي ٢: ٥–٦</w:t>
       </w:r>
       <w:r>
         <w:rPr>
-          <w:lang w:val="ar_AE" w:bidi="ar_AE"/>
-        </w:rPr>
-      </w:r>
-    </w:p>
-    <w:p>
-      <w:pPr>
-        <w:bidi/>
-      </w:pPr>
-      <w:r>
-        <w:rPr>
+          <w:rtl/>
+          <w:cs/>
+          <w:lang w:val="ar_AE" w:bidi="ar_AE"/>
+        </w:rPr>
+      </w:r>
+    </w:p>
+    <w:p>
+      <w:pPr>
+        <w:bidi/>
+      </w:pPr>
+      <w:r>
+        <w:rPr>
+          <w:rtl/>
+          <w:cs/>
           <w:lang w:val="ar_AE" w:bidi="ar_AE"/>
         </w:rPr>
       </w:r>
       <w:r>
         <w:rPr>
           <w:b/>
+          <w:rtl/>
+          <w:cs/>
           <w:lang w:val="ar_AE" w:bidi="ar_AE"/>
         </w:rPr>
         <w:t>فِكر مَن يقول بولس أننا بحاجة إلى أنْ يكون فينا؟</w:t>
@@ -1490,32 +1862,42 @@
       </w:pPr>
       <w:r>
         <w:rPr>
-          <w:lang w:val="ar_AE" w:bidi="ar_AE"/>
-        </w:rPr>
-      </w:r>
-      <w:r>
-        <w:rPr>
+          <w:rtl/>
+          <w:cs/>
+          <w:lang w:val="ar_AE" w:bidi="ar_AE"/>
+        </w:rPr>
+      </w:r>
+      <w:r>
+        <w:rPr>
+          <w:rtl/>
+          <w:cs/>
           <w:lang w:val="ar_AE" w:bidi="ar_AE"/>
         </w:rPr>
         <w:t>يقول بولس إننا نحتاج إلى أن يكون لدينا فكر ٱلْمَسِيحِ يَسوع.</w:t>
       </w:r>
       <w:r>
         <w:rPr>
-          <w:lang w:val="ar_AE" w:bidi="ar_AE"/>
-        </w:rPr>
-      </w:r>
-      <w:r>
-        <w:rPr>
-          <w:lang w:val="ar_AE" w:bidi="ar_AE"/>
-        </w:rPr>
-      </w:r>
-    </w:p>
-    <w:p>
-      <w:pPr>
-        <w:bidi/>
-      </w:pPr>
-      <w:r>
-        <w:rPr>
+          <w:rtl/>
+          <w:cs/>
+          <w:lang w:val="ar_AE" w:bidi="ar_AE"/>
+        </w:rPr>
+      </w:r>
+      <w:r>
+        <w:rPr>
+          <w:rtl/>
+          <w:cs/>
+          <w:lang w:val="ar_AE" w:bidi="ar_AE"/>
+        </w:rPr>
+      </w:r>
+    </w:p>
+    <w:p>
+      <w:pPr>
+        <w:bidi/>
+      </w:pPr>
+      <w:r>
+        <w:rPr>
+          <w:rtl/>
+          <w:cs/>
           <w:lang w:val="ar_AE" w:bidi="ar_AE"/>
         </w:rPr>
       </w:r>
@@ -1527,28 +1909,36 @@
       </w:pPr>
       <w:r>
         <w:rPr>
+          <w:rtl/>
+          <w:cs/>
           <w:lang w:val="ar_AE" w:bidi="ar_AE"/>
         </w:rPr>
         <w:t>فيلبي ٢: ٦</w:t>
       </w:r>
       <w:r>
         <w:rPr>
-          <w:lang w:val="ar_AE" w:bidi="ar_AE"/>
-        </w:rPr>
-      </w:r>
-    </w:p>
-    <w:p>
-      <w:pPr>
-        <w:bidi/>
-      </w:pPr>
-      <w:r>
-        <w:rPr>
+          <w:rtl/>
+          <w:cs/>
+          <w:lang w:val="ar_AE" w:bidi="ar_AE"/>
+        </w:rPr>
+      </w:r>
+    </w:p>
+    <w:p>
+      <w:pPr>
+        <w:bidi/>
+      </w:pPr>
+      <w:r>
+        <w:rPr>
+          <w:rtl/>
+          <w:cs/>
           <w:lang w:val="ar_AE" w:bidi="ar_AE"/>
         </w:rPr>
       </w:r>
       <w:r>
         <w:rPr>
           <w:b/>
+          <w:rtl/>
+          <w:cs/>
           <w:lang w:val="ar_AE" w:bidi="ar_AE"/>
         </w:rPr>
         <w:t>في أي صورة كان ٱلْمَسِيح يَسوع موجودًا؟</w:t>
@@ -1560,32 +1950,42 @@
       </w:pPr>
       <w:r>
         <w:rPr>
-          <w:lang w:val="ar_AE" w:bidi="ar_AE"/>
-        </w:rPr>
-      </w:r>
-      <w:r>
-        <w:rPr>
+          <w:rtl/>
+          <w:cs/>
+          <w:lang w:val="ar_AE" w:bidi="ar_AE"/>
+        </w:rPr>
+      </w:r>
+      <w:r>
+        <w:rPr>
+          <w:rtl/>
+          <w:cs/>
           <w:lang w:val="ar_AE" w:bidi="ar_AE"/>
         </w:rPr>
         <w:t>كان ٱلْمَسِيح يَسوع في صورة ٱللهِ.</w:t>
       </w:r>
       <w:r>
         <w:rPr>
-          <w:lang w:val="ar_AE" w:bidi="ar_AE"/>
-        </w:rPr>
-      </w:r>
-      <w:r>
-        <w:rPr>
-          <w:lang w:val="ar_AE" w:bidi="ar_AE"/>
-        </w:rPr>
-      </w:r>
-    </w:p>
-    <w:p>
-      <w:pPr>
-        <w:bidi/>
-      </w:pPr>
-      <w:r>
-        <w:rPr>
+          <w:rtl/>
+          <w:cs/>
+          <w:lang w:val="ar_AE" w:bidi="ar_AE"/>
+        </w:rPr>
+      </w:r>
+      <w:r>
+        <w:rPr>
+          <w:rtl/>
+          <w:cs/>
+          <w:lang w:val="ar_AE" w:bidi="ar_AE"/>
+        </w:rPr>
+      </w:r>
+    </w:p>
+    <w:p>
+      <w:pPr>
+        <w:bidi/>
+      </w:pPr>
+      <w:r>
+        <w:rPr>
+          <w:rtl/>
+          <w:cs/>
           <w:lang w:val="ar_AE" w:bidi="ar_AE"/>
         </w:rPr>
       </w:r>
@@ -1597,28 +1997,36 @@
       </w:pPr>
       <w:r>
         <w:rPr>
+          <w:rtl/>
+          <w:cs/>
           <w:lang w:val="ar_AE" w:bidi="ar_AE"/>
         </w:rPr>
         <w:t>فيلبي ٢: ٧</w:t>
       </w:r>
       <w:r>
         <w:rPr>
-          <w:lang w:val="ar_AE" w:bidi="ar_AE"/>
-        </w:rPr>
-      </w:r>
-    </w:p>
-    <w:p>
-      <w:pPr>
-        <w:bidi/>
-      </w:pPr>
-      <w:r>
-        <w:rPr>
+          <w:rtl/>
+          <w:cs/>
+          <w:lang w:val="ar_AE" w:bidi="ar_AE"/>
+        </w:rPr>
+      </w:r>
+    </w:p>
+    <w:p>
+      <w:pPr>
+        <w:bidi/>
+      </w:pPr>
+      <w:r>
+        <w:rPr>
+          <w:rtl/>
+          <w:cs/>
           <w:lang w:val="ar_AE" w:bidi="ar_AE"/>
         </w:rPr>
       </w:r>
       <w:r>
         <w:rPr>
           <w:b/>
+          <w:rtl/>
+          <w:cs/>
           <w:lang w:val="ar_AE" w:bidi="ar_AE"/>
         </w:rPr>
         <w:t>ما الصورة التي اتَّخذها ٱلْمَسِيح يَسوع بعد ذلك؟</w:t>
@@ -1630,32 +2038,42 @@
       </w:pPr>
       <w:r>
         <w:rPr>
-          <w:lang w:val="ar_AE" w:bidi="ar_AE"/>
-        </w:rPr>
-      </w:r>
-      <w:r>
-        <w:rPr>
+          <w:rtl/>
+          <w:cs/>
+          <w:lang w:val="ar_AE" w:bidi="ar_AE"/>
+        </w:rPr>
+      </w:r>
+      <w:r>
+        <w:rPr>
+          <w:rtl/>
+          <w:cs/>
           <w:lang w:val="ar_AE" w:bidi="ar_AE"/>
         </w:rPr>
         <w:t>اتَّخذ ٱلْمَسِيح يَسوع بعد ذلك صورة عبد، صائرًا في هيئة الناس.</w:t>
       </w:r>
       <w:r>
         <w:rPr>
-          <w:lang w:val="ar_AE" w:bidi="ar_AE"/>
-        </w:rPr>
-      </w:r>
-      <w:r>
-        <w:rPr>
-          <w:lang w:val="ar_AE" w:bidi="ar_AE"/>
-        </w:rPr>
-      </w:r>
-    </w:p>
-    <w:p>
-      <w:pPr>
-        <w:bidi/>
-      </w:pPr>
-      <w:r>
-        <w:rPr>
+          <w:rtl/>
+          <w:cs/>
+          <w:lang w:val="ar_AE" w:bidi="ar_AE"/>
+        </w:rPr>
+      </w:r>
+      <w:r>
+        <w:rPr>
+          <w:rtl/>
+          <w:cs/>
+          <w:lang w:val="ar_AE" w:bidi="ar_AE"/>
+        </w:rPr>
+      </w:r>
+    </w:p>
+    <w:p>
+      <w:pPr>
+        <w:bidi/>
+      </w:pPr>
+      <w:r>
+        <w:rPr>
+          <w:rtl/>
+          <w:cs/>
           <w:lang w:val="ar_AE" w:bidi="ar_AE"/>
         </w:rPr>
       </w:r>
@@ -1667,28 +2085,36 @@
       </w:pPr>
       <w:r>
         <w:rPr>
+          <w:rtl/>
+          <w:cs/>
           <w:lang w:val="ar_AE" w:bidi="ar_AE"/>
         </w:rPr>
         <w:t>فيلبي ٢: ٨</w:t>
       </w:r>
       <w:r>
         <w:rPr>
-          <w:lang w:val="ar_AE" w:bidi="ar_AE"/>
-        </w:rPr>
-      </w:r>
-    </w:p>
-    <w:p>
-      <w:pPr>
-        <w:bidi/>
-      </w:pPr>
-      <w:r>
-        <w:rPr>
+          <w:rtl/>
+          <w:cs/>
+          <w:lang w:val="ar_AE" w:bidi="ar_AE"/>
+        </w:rPr>
+      </w:r>
+    </w:p>
+    <w:p>
+      <w:pPr>
+        <w:bidi/>
+      </w:pPr>
+      <w:r>
+        <w:rPr>
+          <w:rtl/>
+          <w:cs/>
           <w:lang w:val="ar_AE" w:bidi="ar_AE"/>
         </w:rPr>
       </w:r>
       <w:r>
         <w:rPr>
           <w:b/>
+          <w:rtl/>
+          <w:cs/>
           <w:lang w:val="ar_AE" w:bidi="ar_AE"/>
         </w:rPr>
         <w:t>كيف وضع يَسوع نفسه؟</w:t>
@@ -1700,32 +2126,42 @@
       </w:pPr>
       <w:r>
         <w:rPr>
-          <w:lang w:val="ar_AE" w:bidi="ar_AE"/>
-        </w:rPr>
-      </w:r>
-      <w:r>
-        <w:rPr>
+          <w:rtl/>
+          <w:cs/>
+          <w:lang w:val="ar_AE" w:bidi="ar_AE"/>
+        </w:rPr>
+      </w:r>
+      <w:r>
+        <w:rPr>
+          <w:rtl/>
+          <w:cs/>
           <w:lang w:val="ar_AE" w:bidi="ar_AE"/>
         </w:rPr>
         <w:t>وضع يَسوع نفسه بطاعته حتى الموت على الصليب.</w:t>
       </w:r>
       <w:r>
         <w:rPr>
-          <w:lang w:val="ar_AE" w:bidi="ar_AE"/>
-        </w:rPr>
-      </w:r>
-      <w:r>
-        <w:rPr>
-          <w:lang w:val="ar_AE" w:bidi="ar_AE"/>
-        </w:rPr>
-      </w:r>
-    </w:p>
-    <w:p>
-      <w:pPr>
-        <w:bidi/>
-      </w:pPr>
-      <w:r>
-        <w:rPr>
+          <w:rtl/>
+          <w:cs/>
+          <w:lang w:val="ar_AE" w:bidi="ar_AE"/>
+        </w:rPr>
+      </w:r>
+      <w:r>
+        <w:rPr>
+          <w:rtl/>
+          <w:cs/>
+          <w:lang w:val="ar_AE" w:bidi="ar_AE"/>
+        </w:rPr>
+      </w:r>
+    </w:p>
+    <w:p>
+      <w:pPr>
+        <w:bidi/>
+      </w:pPr>
+      <w:r>
+        <w:rPr>
+          <w:rtl/>
+          <w:cs/>
           <w:lang w:val="ar_AE" w:bidi="ar_AE"/>
         </w:rPr>
       </w:r>
@@ -1737,28 +2173,36 @@
       </w:pPr>
       <w:r>
         <w:rPr>
+          <w:rtl/>
+          <w:cs/>
           <w:lang w:val="ar_AE" w:bidi="ar_AE"/>
         </w:rPr>
         <w:t>فيلبي ٢: ٩</w:t>
       </w:r>
       <w:r>
         <w:rPr>
-          <w:lang w:val="ar_AE" w:bidi="ar_AE"/>
-        </w:rPr>
-      </w:r>
-    </w:p>
-    <w:p>
-      <w:pPr>
-        <w:bidi/>
-      </w:pPr>
-      <w:r>
-        <w:rPr>
+          <w:rtl/>
+          <w:cs/>
+          <w:lang w:val="ar_AE" w:bidi="ar_AE"/>
+        </w:rPr>
+      </w:r>
+    </w:p>
+    <w:p>
+      <w:pPr>
+        <w:bidi/>
+      </w:pPr>
+      <w:r>
+        <w:rPr>
+          <w:rtl/>
+          <w:cs/>
           <w:lang w:val="ar_AE" w:bidi="ar_AE"/>
         </w:rPr>
       </w:r>
       <w:r>
         <w:rPr>
           <w:b/>
+          <w:rtl/>
+          <w:cs/>
           <w:lang w:val="ar_AE" w:bidi="ar_AE"/>
         </w:rPr>
         <w:t>ماذا فعل ٱلله بعد ذلك من أجل يَسوع؟</w:t>
@@ -1770,32 +2214,42 @@
       </w:pPr>
       <w:r>
         <w:rPr>
-          <w:lang w:val="ar_AE" w:bidi="ar_AE"/>
-        </w:rPr>
-      </w:r>
-      <w:r>
-        <w:rPr>
+          <w:rtl/>
+          <w:cs/>
+          <w:lang w:val="ar_AE" w:bidi="ar_AE"/>
+        </w:rPr>
+      </w:r>
+      <w:r>
+        <w:rPr>
+          <w:rtl/>
+          <w:cs/>
           <w:lang w:val="ar_AE" w:bidi="ar_AE"/>
         </w:rPr>
         <w:t>عَظَّمَ اللهُ يَسوع وأعطاه الاسم الذي فوق كل اسم.</w:t>
       </w:r>
       <w:r>
         <w:rPr>
-          <w:lang w:val="ar_AE" w:bidi="ar_AE"/>
-        </w:rPr>
-      </w:r>
-      <w:r>
-        <w:rPr>
-          <w:lang w:val="ar_AE" w:bidi="ar_AE"/>
-        </w:rPr>
-      </w:r>
-    </w:p>
-    <w:p>
-      <w:pPr>
-        <w:bidi/>
-      </w:pPr>
-      <w:r>
-        <w:rPr>
+          <w:rtl/>
+          <w:cs/>
+          <w:lang w:val="ar_AE" w:bidi="ar_AE"/>
+        </w:rPr>
+      </w:r>
+      <w:r>
+        <w:rPr>
+          <w:rtl/>
+          <w:cs/>
+          <w:lang w:val="ar_AE" w:bidi="ar_AE"/>
+        </w:rPr>
+      </w:r>
+    </w:p>
+    <w:p>
+      <w:pPr>
+        <w:bidi/>
+      </w:pPr>
+      <w:r>
+        <w:rPr>
+          <w:rtl/>
+          <w:cs/>
           <w:lang w:val="ar_AE" w:bidi="ar_AE"/>
         </w:rPr>
       </w:r>
@@ -1807,28 +2261,36 @@
       </w:pPr>
       <w:r>
         <w:rPr>
+          <w:rtl/>
+          <w:cs/>
           <w:lang w:val="ar_AE" w:bidi="ar_AE"/>
         </w:rPr>
         <w:t>فيلبي ٢: ١١</w:t>
       </w:r>
       <w:r>
         <w:rPr>
-          <w:lang w:val="ar_AE" w:bidi="ar_AE"/>
-        </w:rPr>
-      </w:r>
-    </w:p>
-    <w:p>
-      <w:pPr>
-        <w:bidi/>
-      </w:pPr>
-      <w:r>
-        <w:rPr>
+          <w:rtl/>
+          <w:cs/>
+          <w:lang w:val="ar_AE" w:bidi="ar_AE"/>
+        </w:rPr>
+      </w:r>
+    </w:p>
+    <w:p>
+      <w:pPr>
+        <w:bidi/>
+      </w:pPr>
+      <w:r>
+        <w:rPr>
+          <w:rtl/>
+          <w:cs/>
           <w:lang w:val="ar_AE" w:bidi="ar_AE"/>
         </w:rPr>
       </w:r>
       <w:r>
         <w:rPr>
           <w:b/>
+          <w:rtl/>
+          <w:cs/>
           <w:lang w:val="ar_AE" w:bidi="ar_AE"/>
         </w:rPr>
         <w:t>بمَ سيعترف كل لسان؟</w:t>
@@ -1840,32 +2302,42 @@
       </w:pPr>
       <w:r>
         <w:rPr>
-          <w:lang w:val="ar_AE" w:bidi="ar_AE"/>
-        </w:rPr>
-      </w:r>
-      <w:r>
-        <w:rPr>
+          <w:rtl/>
+          <w:cs/>
+          <w:lang w:val="ar_AE" w:bidi="ar_AE"/>
+        </w:rPr>
+      </w:r>
+      <w:r>
+        <w:rPr>
+          <w:rtl/>
+          <w:cs/>
           <w:lang w:val="ar_AE" w:bidi="ar_AE"/>
         </w:rPr>
         <w:t>سيعترف كل لسان بأنَّ يَسوع ٱلْمَسِيحِ هو الرب.</w:t>
       </w:r>
       <w:r>
         <w:rPr>
-          <w:lang w:val="ar_AE" w:bidi="ar_AE"/>
-        </w:rPr>
-      </w:r>
-      <w:r>
-        <w:rPr>
-          <w:lang w:val="ar_AE" w:bidi="ar_AE"/>
-        </w:rPr>
-      </w:r>
-    </w:p>
-    <w:p>
-      <w:pPr>
-        <w:bidi/>
-      </w:pPr>
-      <w:r>
-        <w:rPr>
+          <w:rtl/>
+          <w:cs/>
+          <w:lang w:val="ar_AE" w:bidi="ar_AE"/>
+        </w:rPr>
+      </w:r>
+      <w:r>
+        <w:rPr>
+          <w:rtl/>
+          <w:cs/>
+          <w:lang w:val="ar_AE" w:bidi="ar_AE"/>
+        </w:rPr>
+      </w:r>
+    </w:p>
+    <w:p>
+      <w:pPr>
+        <w:bidi/>
+      </w:pPr>
+      <w:r>
+        <w:rPr>
+          <w:rtl/>
+          <w:cs/>
           <w:lang w:val="ar_AE" w:bidi="ar_AE"/>
         </w:rPr>
       </w:r>
@@ -1877,28 +2349,36 @@
       </w:pPr>
       <w:r>
         <w:rPr>
+          <w:rtl/>
+          <w:cs/>
           <w:lang w:val="ar_AE" w:bidi="ar_AE"/>
         </w:rPr>
         <w:t>فيلبي 2: 12</w:t>
       </w:r>
       <w:r>
         <w:rPr>
-          <w:lang w:val="ar_AE" w:bidi="ar_AE"/>
-        </w:rPr>
-      </w:r>
-    </w:p>
-    <w:p>
-      <w:pPr>
-        <w:bidi/>
-      </w:pPr>
-      <w:r>
-        <w:rPr>
+          <w:rtl/>
+          <w:cs/>
+          <w:lang w:val="ar_AE" w:bidi="ar_AE"/>
+        </w:rPr>
+      </w:r>
+    </w:p>
+    <w:p>
+      <w:pPr>
+        <w:bidi/>
+      </w:pPr>
+      <w:r>
+        <w:rPr>
+          <w:rtl/>
+          <w:cs/>
           <w:lang w:val="ar_AE" w:bidi="ar_AE"/>
         </w:rPr>
       </w:r>
       <w:r>
         <w:rPr>
           <w:b/>
+          <w:rtl/>
+          <w:cs/>
           <w:lang w:val="ar_AE" w:bidi="ar_AE"/>
         </w:rPr>
         <w:t>كيف يُدعى أهل فيلبي إلى إتمام خلاصهم؟</w:t>
@@ -1910,32 +2390,42 @@
       </w:pPr>
       <w:r>
         <w:rPr>
-          <w:lang w:val="ar_AE" w:bidi="ar_AE"/>
-        </w:rPr>
-      </w:r>
-      <w:r>
-        <w:rPr>
+          <w:rtl/>
+          <w:cs/>
+          <w:lang w:val="ar_AE" w:bidi="ar_AE"/>
+        </w:rPr>
+      </w:r>
+      <w:r>
+        <w:rPr>
+          <w:rtl/>
+          <w:cs/>
           <w:lang w:val="ar_AE" w:bidi="ar_AE"/>
         </w:rPr>
         <w:t>يجب على أهل فيلبي إتمام خلاصهم بخوف ورعدة.</w:t>
       </w:r>
       <w:r>
         <w:rPr>
-          <w:lang w:val="ar_AE" w:bidi="ar_AE"/>
-        </w:rPr>
-      </w:r>
-      <w:r>
-        <w:rPr>
-          <w:lang w:val="ar_AE" w:bidi="ar_AE"/>
-        </w:rPr>
-      </w:r>
-    </w:p>
-    <w:p>
-      <w:pPr>
-        <w:bidi/>
-      </w:pPr>
-      <w:r>
-        <w:rPr>
+          <w:rtl/>
+          <w:cs/>
+          <w:lang w:val="ar_AE" w:bidi="ar_AE"/>
+        </w:rPr>
+      </w:r>
+      <w:r>
+        <w:rPr>
+          <w:rtl/>
+          <w:cs/>
+          <w:lang w:val="ar_AE" w:bidi="ar_AE"/>
+        </w:rPr>
+      </w:r>
+    </w:p>
+    <w:p>
+      <w:pPr>
+        <w:bidi/>
+      </w:pPr>
+      <w:r>
+        <w:rPr>
+          <w:rtl/>
+          <w:cs/>
           <w:lang w:val="ar_AE" w:bidi="ar_AE"/>
         </w:rPr>
       </w:r>
@@ -1947,28 +2437,36 @@
       </w:pPr>
       <w:r>
         <w:rPr>
+          <w:rtl/>
+          <w:cs/>
           <w:lang w:val="ar_AE" w:bidi="ar_AE"/>
         </w:rPr>
         <w:t>فيلبي ٢: ١٣</w:t>
       </w:r>
       <w:r>
         <w:rPr>
-          <w:lang w:val="ar_AE" w:bidi="ar_AE"/>
-        </w:rPr>
-      </w:r>
-    </w:p>
-    <w:p>
-      <w:pPr>
-        <w:bidi/>
-      </w:pPr>
-      <w:r>
-        <w:rPr>
+          <w:rtl/>
+          <w:cs/>
+          <w:lang w:val="ar_AE" w:bidi="ar_AE"/>
+        </w:rPr>
+      </w:r>
+    </w:p>
+    <w:p>
+      <w:pPr>
+        <w:bidi/>
+      </w:pPr>
+      <w:r>
+        <w:rPr>
+          <w:rtl/>
+          <w:cs/>
           <w:lang w:val="ar_AE" w:bidi="ar_AE"/>
         </w:rPr>
       </w:r>
       <w:r>
         <w:rPr>
           <w:b/>
+          <w:rtl/>
+          <w:cs/>
           <w:lang w:val="ar_AE" w:bidi="ar_AE"/>
         </w:rPr>
         <w:t>لماذا يعمل الله في المؤمنين؟</w:t>
@@ -1980,32 +2478,42 @@
       </w:pPr>
       <w:r>
         <w:rPr>
-          <w:lang w:val="ar_AE" w:bidi="ar_AE"/>
-        </w:rPr>
-      </w:r>
-      <w:r>
-        <w:rPr>
+          <w:rtl/>
+          <w:cs/>
+          <w:lang w:val="ar_AE" w:bidi="ar_AE"/>
+        </w:rPr>
+      </w:r>
+      <w:r>
+        <w:rPr>
+          <w:rtl/>
+          <w:cs/>
           <w:lang w:val="ar_AE" w:bidi="ar_AE"/>
         </w:rPr>
         <w:t>يعمل ٱلله في المؤمنين ليحققوا إرادته ويعملوا لرضاه.</w:t>
       </w:r>
       <w:r>
         <w:rPr>
-          <w:lang w:val="ar_AE" w:bidi="ar_AE"/>
-        </w:rPr>
-      </w:r>
-      <w:r>
-        <w:rPr>
-          <w:lang w:val="ar_AE" w:bidi="ar_AE"/>
-        </w:rPr>
-      </w:r>
-    </w:p>
-    <w:p>
-      <w:pPr>
-        <w:bidi/>
-      </w:pPr>
-      <w:r>
-        <w:rPr>
+          <w:rtl/>
+          <w:cs/>
+          <w:lang w:val="ar_AE" w:bidi="ar_AE"/>
+        </w:rPr>
+      </w:r>
+      <w:r>
+        <w:rPr>
+          <w:rtl/>
+          <w:cs/>
+          <w:lang w:val="ar_AE" w:bidi="ar_AE"/>
+        </w:rPr>
+      </w:r>
+    </w:p>
+    <w:p>
+      <w:pPr>
+        <w:bidi/>
+      </w:pPr>
+      <w:r>
+        <w:rPr>
+          <w:rtl/>
+          <w:cs/>
           <w:lang w:val="ar_AE" w:bidi="ar_AE"/>
         </w:rPr>
       </w:r>
@@ -2017,28 +2525,36 @@
       </w:pPr>
       <w:r>
         <w:rPr>
+          <w:rtl/>
+          <w:cs/>
           <w:lang w:val="ar_AE" w:bidi="ar_AE"/>
         </w:rPr>
         <w:t>فيلبي 2: 14</w:t>
       </w:r>
       <w:r>
         <w:rPr>
-          <w:lang w:val="ar_AE" w:bidi="ar_AE"/>
-        </w:rPr>
-      </w:r>
-    </w:p>
-    <w:p>
-      <w:pPr>
-        <w:bidi/>
-      </w:pPr>
-      <w:r>
-        <w:rPr>
+          <w:rtl/>
+          <w:cs/>
+          <w:lang w:val="ar_AE" w:bidi="ar_AE"/>
+        </w:rPr>
+      </w:r>
+    </w:p>
+    <w:p>
+      <w:pPr>
+        <w:bidi/>
+      </w:pPr>
+      <w:r>
+        <w:rPr>
+          <w:rtl/>
+          <w:cs/>
           <w:lang w:val="ar_AE" w:bidi="ar_AE"/>
         </w:rPr>
       </w:r>
       <w:r>
         <w:rPr>
           <w:b/>
+          <w:rtl/>
+          <w:cs/>
           <w:lang w:val="ar_AE" w:bidi="ar_AE"/>
         </w:rPr>
         <w:t>كيف يجب أنْ يُفعَل كل شيء؟</w:t>
@@ -2050,32 +2566,42 @@
       </w:pPr>
       <w:r>
         <w:rPr>
-          <w:lang w:val="ar_AE" w:bidi="ar_AE"/>
-        </w:rPr>
-      </w:r>
-      <w:r>
-        <w:rPr>
+          <w:rtl/>
+          <w:cs/>
+          <w:lang w:val="ar_AE" w:bidi="ar_AE"/>
+        </w:rPr>
+      </w:r>
+      <w:r>
+        <w:rPr>
+          <w:rtl/>
+          <w:cs/>
           <w:lang w:val="ar_AE" w:bidi="ar_AE"/>
         </w:rPr>
         <w:t>يجب أنْ يُفعَل كل شيء دون شكوى أو جِدال.</w:t>
       </w:r>
       <w:r>
         <w:rPr>
-          <w:lang w:val="ar_AE" w:bidi="ar_AE"/>
-        </w:rPr>
-      </w:r>
-      <w:r>
-        <w:rPr>
-          <w:lang w:val="ar_AE" w:bidi="ar_AE"/>
-        </w:rPr>
-      </w:r>
-    </w:p>
-    <w:p>
-      <w:pPr>
-        <w:bidi/>
-      </w:pPr>
-      <w:r>
-        <w:rPr>
+          <w:rtl/>
+          <w:cs/>
+          <w:lang w:val="ar_AE" w:bidi="ar_AE"/>
+        </w:rPr>
+      </w:r>
+      <w:r>
+        <w:rPr>
+          <w:rtl/>
+          <w:cs/>
+          <w:lang w:val="ar_AE" w:bidi="ar_AE"/>
+        </w:rPr>
+      </w:r>
+    </w:p>
+    <w:p>
+      <w:pPr>
+        <w:bidi/>
+      </w:pPr>
+      <w:r>
+        <w:rPr>
+          <w:rtl/>
+          <w:cs/>
           <w:lang w:val="ar_AE" w:bidi="ar_AE"/>
         </w:rPr>
       </w:r>
@@ -2087,28 +2613,36 @@
       </w:pPr>
       <w:r>
         <w:rPr>
+          <w:rtl/>
+          <w:cs/>
           <w:lang w:val="ar_AE" w:bidi="ar_AE"/>
         </w:rPr>
         <w:t>فيلبي ٢: ١٧</w:t>
       </w:r>
       <w:r>
         <w:rPr>
-          <w:lang w:val="ar_AE" w:bidi="ar_AE"/>
-        </w:rPr>
-      </w:r>
-    </w:p>
-    <w:p>
-      <w:pPr>
-        <w:bidi/>
-      </w:pPr>
-      <w:r>
-        <w:rPr>
+          <w:rtl/>
+          <w:cs/>
+          <w:lang w:val="ar_AE" w:bidi="ar_AE"/>
+        </w:rPr>
+      </w:r>
+    </w:p>
+    <w:p>
+      <w:pPr>
+        <w:bidi/>
+      </w:pPr>
+      <w:r>
+        <w:rPr>
+          <w:rtl/>
+          <w:cs/>
           <w:lang w:val="ar_AE" w:bidi="ar_AE"/>
         </w:rPr>
       </w:r>
       <w:r>
         <w:rPr>
           <w:b/>
+          <w:rtl/>
+          <w:cs/>
           <w:lang w:val="ar_AE" w:bidi="ar_AE"/>
         </w:rPr>
         <w:t>لأي غرض يسكب بولس حياته؟</w:t>
@@ -2120,32 +2654,42 @@
       </w:pPr>
       <w:r>
         <w:rPr>
-          <w:lang w:val="ar_AE" w:bidi="ar_AE"/>
-        </w:rPr>
-      </w:r>
-      <w:r>
-        <w:rPr>
+          <w:rtl/>
+          <w:cs/>
+          <w:lang w:val="ar_AE" w:bidi="ar_AE"/>
+        </w:rPr>
+      </w:r>
+      <w:r>
+        <w:rPr>
+          <w:rtl/>
+          <w:cs/>
           <w:lang w:val="ar_AE" w:bidi="ar_AE"/>
         </w:rPr>
         <w:t>يسكب بولس حياته من أجل خدمة أهل فيلبي بعد أنْ قدَّموا ذبيحة إيمانهم.</w:t>
       </w:r>
       <w:r>
         <w:rPr>
-          <w:lang w:val="ar_AE" w:bidi="ar_AE"/>
-        </w:rPr>
-      </w:r>
-      <w:r>
-        <w:rPr>
-          <w:lang w:val="ar_AE" w:bidi="ar_AE"/>
-        </w:rPr>
-      </w:r>
-    </w:p>
-    <w:p>
-      <w:pPr>
-        <w:bidi/>
-      </w:pPr>
-      <w:r>
-        <w:rPr>
+          <w:rtl/>
+          <w:cs/>
+          <w:lang w:val="ar_AE" w:bidi="ar_AE"/>
+        </w:rPr>
+      </w:r>
+      <w:r>
+        <w:rPr>
+          <w:rtl/>
+          <w:cs/>
+          <w:lang w:val="ar_AE" w:bidi="ar_AE"/>
+        </w:rPr>
+      </w:r>
+    </w:p>
+    <w:p>
+      <w:pPr>
+        <w:bidi/>
+      </w:pPr>
+      <w:r>
+        <w:rPr>
+          <w:rtl/>
+          <w:cs/>
           <w:lang w:val="ar_AE" w:bidi="ar_AE"/>
         </w:rPr>
       </w:r>
@@ -2157,28 +2701,36 @@
       </w:pPr>
       <w:r>
         <w:rPr>
+          <w:rtl/>
+          <w:cs/>
           <w:lang w:val="ar_AE" w:bidi="ar_AE"/>
         </w:rPr>
         <w:t>فيلبي ٢: ٢٠</w:t>
       </w:r>
       <w:r>
         <w:rPr>
-          <w:lang w:val="ar_AE" w:bidi="ar_AE"/>
-        </w:rPr>
-      </w:r>
-    </w:p>
-    <w:p>
-      <w:pPr>
-        <w:bidi/>
-      </w:pPr>
-      <w:r>
-        <w:rPr>
+          <w:rtl/>
+          <w:cs/>
+          <w:lang w:val="ar_AE" w:bidi="ar_AE"/>
+        </w:rPr>
+      </w:r>
+    </w:p>
+    <w:p>
+      <w:pPr>
+        <w:bidi/>
+      </w:pPr>
+      <w:r>
+        <w:rPr>
+          <w:rtl/>
+          <w:cs/>
           <w:lang w:val="ar_AE" w:bidi="ar_AE"/>
         </w:rPr>
       </w:r>
       <w:r>
         <w:rPr>
           <w:b/>
+          <w:rtl/>
+          <w:cs/>
           <w:lang w:val="ar_AE" w:bidi="ar_AE"/>
         </w:rPr>
         <w:t>لماذا يُعَدّ تيموثاوس مساعدًا مُميَّزًا لدى بولس؟</w:t>
@@ -2190,32 +2742,42 @@
       </w:pPr>
       <w:r>
         <w:rPr>
-          <w:lang w:val="ar_AE" w:bidi="ar_AE"/>
-        </w:rPr>
-      </w:r>
-      <w:r>
-        <w:rPr>
+          <w:rtl/>
+          <w:cs/>
+          <w:lang w:val="ar_AE" w:bidi="ar_AE"/>
+        </w:rPr>
+      </w:r>
+      <w:r>
+        <w:rPr>
+          <w:rtl/>
+          <w:cs/>
           <w:lang w:val="ar_AE" w:bidi="ar_AE"/>
         </w:rPr>
         <w:t>تيموثاوس خادم مُميَّز لأنه يهتم حقًا بأهل فيلبي.</w:t>
       </w:r>
       <w:r>
         <w:rPr>
-          <w:lang w:val="ar_AE" w:bidi="ar_AE"/>
-        </w:rPr>
-      </w:r>
-      <w:r>
-        <w:rPr>
-          <w:lang w:val="ar_AE" w:bidi="ar_AE"/>
-        </w:rPr>
-      </w:r>
-    </w:p>
-    <w:p>
-      <w:pPr>
-        <w:bidi/>
-      </w:pPr>
-      <w:r>
-        <w:rPr>
+          <w:rtl/>
+          <w:cs/>
+          <w:lang w:val="ar_AE" w:bidi="ar_AE"/>
+        </w:rPr>
+      </w:r>
+      <w:r>
+        <w:rPr>
+          <w:rtl/>
+          <w:cs/>
+          <w:lang w:val="ar_AE" w:bidi="ar_AE"/>
+        </w:rPr>
+      </w:r>
+    </w:p>
+    <w:p>
+      <w:pPr>
+        <w:bidi/>
+      </w:pPr>
+      <w:r>
+        <w:rPr>
+          <w:rtl/>
+          <w:cs/>
           <w:lang w:val="ar_AE" w:bidi="ar_AE"/>
         </w:rPr>
       </w:r>
@@ -2227,28 +2789,36 @@
       </w:pPr>
       <w:r>
         <w:rPr>
+          <w:rtl/>
+          <w:cs/>
           <w:lang w:val="ar_AE" w:bidi="ar_AE"/>
         </w:rPr>
         <w:t>فيلبي ٢: ٢٤</w:t>
       </w:r>
       <w:r>
         <w:rPr>
-          <w:lang w:val="ar_AE" w:bidi="ar_AE"/>
-        </w:rPr>
-      </w:r>
-    </w:p>
-    <w:p>
-      <w:pPr>
-        <w:bidi/>
-      </w:pPr>
-      <w:r>
-        <w:rPr>
+          <w:rtl/>
+          <w:cs/>
+          <w:lang w:val="ar_AE" w:bidi="ar_AE"/>
+        </w:rPr>
+      </w:r>
+    </w:p>
+    <w:p>
+      <w:pPr>
+        <w:bidi/>
+      </w:pPr>
+      <w:r>
+        <w:rPr>
+          <w:rtl/>
+          <w:cs/>
           <w:lang w:val="ar_AE" w:bidi="ar_AE"/>
         </w:rPr>
       </w:r>
       <w:r>
         <w:rPr>
           <w:b/>
+          <w:rtl/>
+          <w:cs/>
           <w:lang w:val="ar_AE" w:bidi="ar_AE"/>
         </w:rPr>
         <w:t>هل يتوقع بولس رؤية أهل فيلبي؟</w:t>
@@ -2260,32 +2830,42 @@
       </w:pPr>
       <w:r>
         <w:rPr>
-          <w:lang w:val="ar_AE" w:bidi="ar_AE"/>
-        </w:rPr>
-      </w:r>
-      <w:r>
-        <w:rPr>
+          <w:rtl/>
+          <w:cs/>
+          <w:lang w:val="ar_AE" w:bidi="ar_AE"/>
+        </w:rPr>
+      </w:r>
+      <w:r>
+        <w:rPr>
+          <w:rtl/>
+          <w:cs/>
           <w:lang w:val="ar_AE" w:bidi="ar_AE"/>
         </w:rPr>
         <w:t>نعم، يتوقع بولس أن يرى أهل فيلبي قريبًا.</w:t>
       </w:r>
       <w:r>
         <w:rPr>
-          <w:lang w:val="ar_AE" w:bidi="ar_AE"/>
-        </w:rPr>
-      </w:r>
-      <w:r>
-        <w:rPr>
-          <w:lang w:val="ar_AE" w:bidi="ar_AE"/>
-        </w:rPr>
-      </w:r>
-    </w:p>
-    <w:p>
-      <w:pPr>
-        <w:bidi/>
-      </w:pPr>
-      <w:r>
-        <w:rPr>
+          <w:rtl/>
+          <w:cs/>
+          <w:lang w:val="ar_AE" w:bidi="ar_AE"/>
+        </w:rPr>
+      </w:r>
+      <w:r>
+        <w:rPr>
+          <w:rtl/>
+          <w:cs/>
+          <w:lang w:val="ar_AE" w:bidi="ar_AE"/>
+        </w:rPr>
+      </w:r>
+    </w:p>
+    <w:p>
+      <w:pPr>
+        <w:bidi/>
+      </w:pPr>
+      <w:r>
+        <w:rPr>
+          <w:rtl/>
+          <w:cs/>
           <w:lang w:val="ar_AE" w:bidi="ar_AE"/>
         </w:rPr>
       </w:r>
@@ -2297,28 +2877,36 @@
       </w:pPr>
       <w:r>
         <w:rPr>
+          <w:rtl/>
+          <w:cs/>
           <w:lang w:val="ar_AE" w:bidi="ar_AE"/>
         </w:rPr>
         <w:t>فيلبي 2: 30</w:t>
       </w:r>
       <w:r>
         <w:rPr>
-          <w:lang w:val="ar_AE" w:bidi="ar_AE"/>
-        </w:rPr>
-      </w:r>
-    </w:p>
-    <w:p>
-      <w:pPr>
-        <w:bidi/>
-      </w:pPr>
-      <w:r>
-        <w:rPr>
+          <w:rtl/>
+          <w:cs/>
+          <w:lang w:val="ar_AE" w:bidi="ar_AE"/>
+        </w:rPr>
+      </w:r>
+    </w:p>
+    <w:p>
+      <w:pPr>
+        <w:bidi/>
+      </w:pPr>
+      <w:r>
+        <w:rPr>
+          <w:rtl/>
+          <w:cs/>
           <w:lang w:val="ar_AE" w:bidi="ar_AE"/>
         </w:rPr>
       </w:r>
       <w:r>
         <w:rPr>
           <w:b/>
+          <w:rtl/>
+          <w:cs/>
           <w:lang w:val="ar_AE" w:bidi="ar_AE"/>
         </w:rPr>
         <w:t>لأي سبب كاد أَبَفْرودِتسَ أن يموت؟</w:t>
@@ -2330,32 +2918,42 @@
       </w:pPr>
       <w:r>
         <w:rPr>
-          <w:lang w:val="ar_AE" w:bidi="ar_AE"/>
-        </w:rPr>
-      </w:r>
-      <w:r>
-        <w:rPr>
+          <w:rtl/>
+          <w:cs/>
+          <w:lang w:val="ar_AE" w:bidi="ar_AE"/>
+        </w:rPr>
+      </w:r>
+      <w:r>
+        <w:rPr>
+          <w:rtl/>
+          <w:cs/>
           <w:lang w:val="ar_AE" w:bidi="ar_AE"/>
         </w:rPr>
         <w:t>كاد أَبَفْرودِتسَ أنْ يموت في أثناء قيامه بعمل ٱلْمَسِيحِ، حيث كان يخدم بولسَ ويُلبي احتياجاته.</w:t>
       </w:r>
       <w:r>
         <w:rPr>
-          <w:lang w:val="ar_AE" w:bidi="ar_AE"/>
-        </w:rPr>
-      </w:r>
-      <w:r>
-        <w:rPr>
-          <w:lang w:val="ar_AE" w:bidi="ar_AE"/>
-        </w:rPr>
-      </w:r>
-    </w:p>
-    <w:p>
-      <w:pPr>
-        <w:bidi/>
-      </w:pPr>
-      <w:r>
-        <w:rPr>
+          <w:rtl/>
+          <w:cs/>
+          <w:lang w:val="ar_AE" w:bidi="ar_AE"/>
+        </w:rPr>
+      </w:r>
+      <w:r>
+        <w:rPr>
+          <w:rtl/>
+          <w:cs/>
+          <w:lang w:val="ar_AE" w:bidi="ar_AE"/>
+        </w:rPr>
+      </w:r>
+    </w:p>
+    <w:p>
+      <w:pPr>
+        <w:bidi/>
+      </w:pPr>
+      <w:r>
+        <w:rPr>
+          <w:rtl/>
+          <w:cs/>
           <w:lang w:val="ar_AE" w:bidi="ar_AE"/>
         </w:rPr>
       </w:r>
@@ -2367,28 +2965,36 @@
       </w:pPr>
       <w:r>
         <w:rPr>
+          <w:rtl/>
+          <w:cs/>
           <w:lang w:val="ar_AE" w:bidi="ar_AE"/>
         </w:rPr>
         <w:t>فيلبي ٣: ٢</w:t>
       </w:r>
       <w:r>
         <w:rPr>
-          <w:lang w:val="ar_AE" w:bidi="ar_AE"/>
-        </w:rPr>
-      </w:r>
-    </w:p>
-    <w:p>
-      <w:pPr>
-        <w:bidi/>
-      </w:pPr>
-      <w:r>
-        <w:rPr>
+          <w:rtl/>
+          <w:cs/>
+          <w:lang w:val="ar_AE" w:bidi="ar_AE"/>
+        </w:rPr>
+      </w:r>
+    </w:p>
+    <w:p>
+      <w:pPr>
+        <w:bidi/>
+      </w:pPr>
+      <w:r>
+        <w:rPr>
+          <w:rtl/>
+          <w:cs/>
           <w:lang w:val="ar_AE" w:bidi="ar_AE"/>
         </w:rPr>
       </w:r>
       <w:r>
         <w:rPr>
           <w:b/>
+          <w:rtl/>
+          <w:cs/>
           <w:lang w:val="ar_AE" w:bidi="ar_AE"/>
         </w:rPr>
         <w:t>مِمَّن يُحذِّر بولس المؤمنين أنْ ينتبهوا؟</w:t>
@@ -2400,32 +3006,42 @@
       </w:pPr>
       <w:r>
         <w:rPr>
-          <w:lang w:val="ar_AE" w:bidi="ar_AE"/>
-        </w:rPr>
-      </w:r>
-      <w:r>
-        <w:rPr>
+          <w:rtl/>
+          <w:cs/>
+          <w:lang w:val="ar_AE" w:bidi="ar_AE"/>
+        </w:rPr>
+      </w:r>
+      <w:r>
+        <w:rPr>
+          <w:rtl/>
+          <w:cs/>
           <w:lang w:val="ar_AE" w:bidi="ar_AE"/>
         </w:rPr>
         <w:t>يحذر بولس المؤمنين أنْ ينتبهوا من الكلاب وعمَّال الشر والمشوِّهين.</w:t>
       </w:r>
       <w:r>
         <w:rPr>
-          <w:lang w:val="ar_AE" w:bidi="ar_AE"/>
-        </w:rPr>
-      </w:r>
-      <w:r>
-        <w:rPr>
-          <w:lang w:val="ar_AE" w:bidi="ar_AE"/>
-        </w:rPr>
-      </w:r>
-    </w:p>
-    <w:p>
-      <w:pPr>
-        <w:bidi/>
-      </w:pPr>
-      <w:r>
-        <w:rPr>
+          <w:rtl/>
+          <w:cs/>
+          <w:lang w:val="ar_AE" w:bidi="ar_AE"/>
+        </w:rPr>
+      </w:r>
+      <w:r>
+        <w:rPr>
+          <w:rtl/>
+          <w:cs/>
+          <w:lang w:val="ar_AE" w:bidi="ar_AE"/>
+        </w:rPr>
+      </w:r>
+    </w:p>
+    <w:p>
+      <w:pPr>
+        <w:bidi/>
+      </w:pPr>
+      <w:r>
+        <w:rPr>
+          <w:rtl/>
+          <w:cs/>
           <w:lang w:val="ar_AE" w:bidi="ar_AE"/>
         </w:rPr>
       </w:r>
@@ -2437,28 +3053,36 @@
       </w:pPr>
       <w:r>
         <w:rPr>
+          <w:rtl/>
+          <w:cs/>
           <w:lang w:val="ar_AE" w:bidi="ar_AE"/>
         </w:rPr>
         <w:t>فيلبي ٣:٣</w:t>
       </w:r>
       <w:r>
         <w:rPr>
-          <w:lang w:val="ar_AE" w:bidi="ar_AE"/>
-        </w:rPr>
-      </w:r>
-    </w:p>
-    <w:p>
-      <w:pPr>
-        <w:bidi/>
-      </w:pPr>
-      <w:r>
-        <w:rPr>
+          <w:rtl/>
+          <w:cs/>
+          <w:lang w:val="ar_AE" w:bidi="ar_AE"/>
+        </w:rPr>
+      </w:r>
+    </w:p>
+    <w:p>
+      <w:pPr>
+        <w:bidi/>
+      </w:pPr>
+      <w:r>
+        <w:rPr>
+          <w:rtl/>
+          <w:cs/>
           <w:lang w:val="ar_AE" w:bidi="ar_AE"/>
         </w:rPr>
       </w:r>
       <w:r>
         <w:rPr>
           <w:b/>
+          <w:rtl/>
+          <w:cs/>
           <w:lang w:val="ar_AE" w:bidi="ar_AE"/>
         </w:rPr>
         <w:t>مَن يقول بولس أنهم الختان الحقيقي؟</w:t>
@@ -2470,32 +3094,42 @@
       </w:pPr>
       <w:r>
         <w:rPr>
-          <w:lang w:val="ar_AE" w:bidi="ar_AE"/>
-        </w:rPr>
-      </w:r>
-      <w:r>
-        <w:rPr>
+          <w:rtl/>
+          <w:cs/>
+          <w:lang w:val="ar_AE" w:bidi="ar_AE"/>
+        </w:rPr>
+      </w:r>
+      <w:r>
+        <w:rPr>
+          <w:rtl/>
+          <w:cs/>
           <w:lang w:val="ar_AE" w:bidi="ar_AE"/>
         </w:rPr>
         <w:t>يقول بولس إن الختان الحقيقي هم الذين يعبدون في روح ٱللهِ ويفتخرون في ٱلْمَسِيحِ يَسوع ولا يضعون ثقتهم في الجسد.</w:t>
       </w:r>
       <w:r>
         <w:rPr>
-          <w:lang w:val="ar_AE" w:bidi="ar_AE"/>
-        </w:rPr>
-      </w:r>
-      <w:r>
-        <w:rPr>
-          <w:lang w:val="ar_AE" w:bidi="ar_AE"/>
-        </w:rPr>
-      </w:r>
-    </w:p>
-    <w:p>
-      <w:pPr>
-        <w:bidi/>
-      </w:pPr>
-      <w:r>
-        <w:rPr>
+          <w:rtl/>
+          <w:cs/>
+          <w:lang w:val="ar_AE" w:bidi="ar_AE"/>
+        </w:rPr>
+      </w:r>
+      <w:r>
+        <w:rPr>
+          <w:rtl/>
+          <w:cs/>
+          <w:lang w:val="ar_AE" w:bidi="ar_AE"/>
+        </w:rPr>
+      </w:r>
+    </w:p>
+    <w:p>
+      <w:pPr>
+        <w:bidi/>
+      </w:pPr>
+      <w:r>
+        <w:rPr>
+          <w:rtl/>
+          <w:cs/>
           <w:lang w:val="ar_AE" w:bidi="ar_AE"/>
         </w:rPr>
       </w:r>
@@ -2507,28 +3141,36 @@
       </w:pPr>
       <w:r>
         <w:rPr>
+          <w:rtl/>
+          <w:cs/>
           <w:lang w:val="ar_AE" w:bidi="ar_AE"/>
         </w:rPr>
         <w:t>فيلبي ٣: ٦</w:t>
       </w:r>
       <w:r>
         <w:rPr>
-          <w:lang w:val="ar_AE" w:bidi="ar_AE"/>
-        </w:rPr>
-      </w:r>
-    </w:p>
-    <w:p>
-      <w:pPr>
-        <w:bidi/>
-      </w:pPr>
-      <w:r>
-        <w:rPr>
+          <w:rtl/>
+          <w:cs/>
+          <w:lang w:val="ar_AE" w:bidi="ar_AE"/>
+        </w:rPr>
+      </w:r>
+    </w:p>
+    <w:p>
+      <w:pPr>
+        <w:bidi/>
+      </w:pPr>
+      <w:r>
+        <w:rPr>
+          <w:rtl/>
+          <w:cs/>
           <w:lang w:val="ar_AE" w:bidi="ar_AE"/>
         </w:rPr>
       </w:r>
       <w:r>
         <w:rPr>
           <w:b/>
+          <w:rtl/>
+          <w:cs/>
           <w:lang w:val="ar_AE" w:bidi="ar_AE"/>
         </w:rPr>
         <w:t>كيف يصف بولس سلوكه السابق فيمَا يتعلق ببِر الناموس؟</w:t>
@@ -2540,32 +3182,42 @@
       </w:pPr>
       <w:r>
         <w:rPr>
-          <w:lang w:val="ar_AE" w:bidi="ar_AE"/>
-        </w:rPr>
-      </w:r>
-      <w:r>
-        <w:rPr>
+          <w:rtl/>
+          <w:cs/>
+          <w:lang w:val="ar_AE" w:bidi="ar_AE"/>
+        </w:rPr>
+      </w:r>
+      <w:r>
+        <w:rPr>
+          <w:rtl/>
+          <w:cs/>
           <w:lang w:val="ar_AE" w:bidi="ar_AE"/>
         </w:rPr>
         <w:t>يصف بولس سلوكه السابق بأنه بلا لوم فيمَا يتعلَّق ببِرّ الناموس.</w:t>
       </w:r>
       <w:r>
         <w:rPr>
-          <w:lang w:val="ar_AE" w:bidi="ar_AE"/>
-        </w:rPr>
-      </w:r>
-      <w:r>
-        <w:rPr>
-          <w:lang w:val="ar_AE" w:bidi="ar_AE"/>
-        </w:rPr>
-      </w:r>
-    </w:p>
-    <w:p>
-      <w:pPr>
-        <w:bidi/>
-      </w:pPr>
-      <w:r>
-        <w:rPr>
+          <w:rtl/>
+          <w:cs/>
+          <w:lang w:val="ar_AE" w:bidi="ar_AE"/>
+        </w:rPr>
+      </w:r>
+      <w:r>
+        <w:rPr>
+          <w:rtl/>
+          <w:cs/>
+          <w:lang w:val="ar_AE" w:bidi="ar_AE"/>
+        </w:rPr>
+      </w:r>
+    </w:p>
+    <w:p>
+      <w:pPr>
+        <w:bidi/>
+      </w:pPr>
+      <w:r>
+        <w:rPr>
+          <w:rtl/>
+          <w:cs/>
           <w:lang w:val="ar_AE" w:bidi="ar_AE"/>
         </w:rPr>
       </w:r>
@@ -2577,28 +3229,36 @@
       </w:pPr>
       <w:r>
         <w:rPr>
+          <w:rtl/>
+          <w:cs/>
           <w:lang w:val="ar_AE" w:bidi="ar_AE"/>
         </w:rPr>
         <w:t>فيلبي ٣: ٧</w:t>
       </w:r>
       <w:r>
         <w:rPr>
-          <w:lang w:val="ar_AE" w:bidi="ar_AE"/>
-        </w:rPr>
-      </w:r>
-    </w:p>
-    <w:p>
-      <w:pPr>
-        <w:bidi/>
-      </w:pPr>
-      <w:r>
-        <w:rPr>
+          <w:rtl/>
+          <w:cs/>
+          <w:lang w:val="ar_AE" w:bidi="ar_AE"/>
+        </w:rPr>
+      </w:r>
+    </w:p>
+    <w:p>
+      <w:pPr>
+        <w:bidi/>
+      </w:pPr>
+      <w:r>
+        <w:rPr>
+          <w:rtl/>
+          <w:cs/>
           <w:lang w:val="ar_AE" w:bidi="ar_AE"/>
         </w:rPr>
       </w:r>
       <w:r>
         <w:rPr>
           <w:b/>
+          <w:rtl/>
+          <w:cs/>
           <w:lang w:val="ar_AE" w:bidi="ar_AE"/>
         </w:rPr>
         <w:t>كيف ينظر بولس الآن إلى ثقته السابقة في الجسد؟</w:t>
@@ -2610,32 +3270,42 @@
       </w:pPr>
       <w:r>
         <w:rPr>
-          <w:lang w:val="ar_AE" w:bidi="ar_AE"/>
-        </w:rPr>
-      </w:r>
-      <w:r>
-        <w:rPr>
+          <w:rtl/>
+          <w:cs/>
+          <w:lang w:val="ar_AE" w:bidi="ar_AE"/>
+        </w:rPr>
+      </w:r>
+      <w:r>
+        <w:rPr>
+          <w:rtl/>
+          <w:cs/>
           <w:lang w:val="ar_AE" w:bidi="ar_AE"/>
         </w:rPr>
         <w:t>يعدّ بولسَ الآن كل ثقته السابقة في الجسد بلا قيمة بسبب ٱلْمَسِيحِ.</w:t>
       </w:r>
       <w:r>
         <w:rPr>
-          <w:lang w:val="ar_AE" w:bidi="ar_AE"/>
-        </w:rPr>
-      </w:r>
-      <w:r>
-        <w:rPr>
-          <w:lang w:val="ar_AE" w:bidi="ar_AE"/>
-        </w:rPr>
-      </w:r>
-    </w:p>
-    <w:p>
-      <w:pPr>
-        <w:bidi/>
-      </w:pPr>
-      <w:r>
-        <w:rPr>
+          <w:rtl/>
+          <w:cs/>
+          <w:lang w:val="ar_AE" w:bidi="ar_AE"/>
+        </w:rPr>
+      </w:r>
+      <w:r>
+        <w:rPr>
+          <w:rtl/>
+          <w:cs/>
+          <w:lang w:val="ar_AE" w:bidi="ar_AE"/>
+        </w:rPr>
+      </w:r>
+    </w:p>
+    <w:p>
+      <w:pPr>
+        <w:bidi/>
+      </w:pPr>
+      <w:r>
+        <w:rPr>
+          <w:rtl/>
+          <w:cs/>
           <w:lang w:val="ar_AE" w:bidi="ar_AE"/>
         </w:rPr>
       </w:r>
@@ -2647,28 +3317,36 @@
       </w:pPr>
       <w:r>
         <w:rPr>
+          <w:rtl/>
+          <w:cs/>
           <w:lang w:val="ar_AE" w:bidi="ar_AE"/>
         </w:rPr>
         <w:t>فيلبي ٣: ٨</w:t>
       </w:r>
       <w:r>
         <w:rPr>
-          <w:lang w:val="ar_AE" w:bidi="ar_AE"/>
-        </w:rPr>
-      </w:r>
-    </w:p>
-    <w:p>
-      <w:pPr>
-        <w:bidi/>
-      </w:pPr>
-      <w:r>
-        <w:rPr>
+          <w:rtl/>
+          <w:cs/>
+          <w:lang w:val="ar_AE" w:bidi="ar_AE"/>
+        </w:rPr>
+      </w:r>
+    </w:p>
+    <w:p>
+      <w:pPr>
+        <w:bidi/>
+      </w:pPr>
+      <w:r>
+        <w:rPr>
+          <w:rtl/>
+          <w:cs/>
           <w:lang w:val="ar_AE" w:bidi="ar_AE"/>
         </w:rPr>
       </w:r>
       <w:r>
         <w:rPr>
           <w:b/>
+          <w:rtl/>
+          <w:cs/>
           <w:lang w:val="ar_AE" w:bidi="ar_AE"/>
         </w:rPr>
         <w:t>لأي غرض يعدّ بولس الآن كل الأشياء السابقة نفاية؟</w:t>
@@ -2680,32 +3358,42 @@
       </w:pPr>
       <w:r>
         <w:rPr>
-          <w:lang w:val="ar_AE" w:bidi="ar_AE"/>
-        </w:rPr>
-      </w:r>
-      <w:r>
-        <w:rPr>
+          <w:rtl/>
+          <w:cs/>
+          <w:lang w:val="ar_AE" w:bidi="ar_AE"/>
+        </w:rPr>
+      </w:r>
+      <w:r>
+        <w:rPr>
+          <w:rtl/>
+          <w:cs/>
           <w:lang w:val="ar_AE" w:bidi="ar_AE"/>
         </w:rPr>
         <w:t>يعدّ بولس كل الأشياء السابقة نفاية لكي يربح ٱلْمَسِيحِ.</w:t>
       </w:r>
       <w:r>
         <w:rPr>
-          <w:lang w:val="ar_AE" w:bidi="ar_AE"/>
-        </w:rPr>
-      </w:r>
-      <w:r>
-        <w:rPr>
-          <w:lang w:val="ar_AE" w:bidi="ar_AE"/>
-        </w:rPr>
-      </w:r>
-    </w:p>
-    <w:p>
-      <w:pPr>
-        <w:bidi/>
-      </w:pPr>
-      <w:r>
-        <w:rPr>
+          <w:rtl/>
+          <w:cs/>
+          <w:lang w:val="ar_AE" w:bidi="ar_AE"/>
+        </w:rPr>
+      </w:r>
+      <w:r>
+        <w:rPr>
+          <w:rtl/>
+          <w:cs/>
+          <w:lang w:val="ar_AE" w:bidi="ar_AE"/>
+        </w:rPr>
+      </w:r>
+    </w:p>
+    <w:p>
+      <w:pPr>
+        <w:bidi/>
+      </w:pPr>
+      <w:r>
+        <w:rPr>
+          <w:rtl/>
+          <w:cs/>
           <w:lang w:val="ar_AE" w:bidi="ar_AE"/>
         </w:rPr>
       </w:r>
@@ -2717,28 +3405,36 @@
       </w:pPr>
       <w:r>
         <w:rPr>
+          <w:rtl/>
+          <w:cs/>
           <w:lang w:val="ar_AE" w:bidi="ar_AE"/>
         </w:rPr>
         <w:t>فيلبي ٣: ٩</w:t>
       </w:r>
       <w:r>
         <w:rPr>
-          <w:lang w:val="ar_AE" w:bidi="ar_AE"/>
-        </w:rPr>
-      </w:r>
-    </w:p>
-    <w:p>
-      <w:pPr>
-        <w:bidi/>
-      </w:pPr>
-      <w:r>
-        <w:rPr>
+          <w:rtl/>
+          <w:cs/>
+          <w:lang w:val="ar_AE" w:bidi="ar_AE"/>
+        </w:rPr>
+      </w:r>
+    </w:p>
+    <w:p>
+      <w:pPr>
+        <w:bidi/>
+      </w:pPr>
+      <w:r>
+        <w:rPr>
+          <w:rtl/>
+          <w:cs/>
           <w:lang w:val="ar_AE" w:bidi="ar_AE"/>
         </w:rPr>
       </w:r>
       <w:r>
         <w:rPr>
           <w:b/>
+          <w:rtl/>
+          <w:cs/>
           <w:lang w:val="ar_AE" w:bidi="ar_AE"/>
         </w:rPr>
         <w:t>أيُّ بِرّ يملكه بولس الآن؟</w:t>
@@ -2750,32 +3446,42 @@
       </w:pPr>
       <w:r>
         <w:rPr>
-          <w:lang w:val="ar_AE" w:bidi="ar_AE"/>
-        </w:rPr>
-      </w:r>
-      <w:r>
-        <w:rPr>
+          <w:rtl/>
+          <w:cs/>
+          <w:lang w:val="ar_AE" w:bidi="ar_AE"/>
+        </w:rPr>
+      </w:r>
+      <w:r>
+        <w:rPr>
+          <w:rtl/>
+          <w:cs/>
           <w:lang w:val="ar_AE" w:bidi="ar_AE"/>
         </w:rPr>
         <w:t>لدى بولس الآن ٱلبِرّ من ٱللهِ الذي يأتي مِن خلال الإيمان بٱلْمَسِيحِ.</w:t>
       </w:r>
       <w:r>
         <w:rPr>
-          <w:lang w:val="ar_AE" w:bidi="ar_AE"/>
-        </w:rPr>
-      </w:r>
-      <w:r>
-        <w:rPr>
-          <w:lang w:val="ar_AE" w:bidi="ar_AE"/>
-        </w:rPr>
-      </w:r>
-    </w:p>
-    <w:p>
-      <w:pPr>
-        <w:bidi/>
-      </w:pPr>
-      <w:r>
-        <w:rPr>
+          <w:rtl/>
+          <w:cs/>
+          <w:lang w:val="ar_AE" w:bidi="ar_AE"/>
+        </w:rPr>
+      </w:r>
+      <w:r>
+        <w:rPr>
+          <w:rtl/>
+          <w:cs/>
+          <w:lang w:val="ar_AE" w:bidi="ar_AE"/>
+        </w:rPr>
+      </w:r>
+    </w:p>
+    <w:p>
+      <w:pPr>
+        <w:bidi/>
+      </w:pPr>
+      <w:r>
+        <w:rPr>
+          <w:rtl/>
+          <w:cs/>
           <w:lang w:val="ar_AE" w:bidi="ar_AE"/>
         </w:rPr>
       </w:r>
@@ -2787,28 +3493,36 @@
       </w:pPr>
       <w:r>
         <w:rPr>
+          <w:rtl/>
+          <w:cs/>
           <w:lang w:val="ar_AE" w:bidi="ar_AE"/>
         </w:rPr>
         <w:t>فيلبي 3: 10</w:t>
       </w:r>
       <w:r>
         <w:rPr>
-          <w:lang w:val="ar_AE" w:bidi="ar_AE"/>
-        </w:rPr>
-      </w:r>
-    </w:p>
-    <w:p>
-      <w:pPr>
-        <w:bidi/>
-      </w:pPr>
-      <w:r>
-        <w:rPr>
+          <w:rtl/>
+          <w:cs/>
+          <w:lang w:val="ar_AE" w:bidi="ar_AE"/>
+        </w:rPr>
+      </w:r>
+    </w:p>
+    <w:p>
+      <w:pPr>
+        <w:bidi/>
+      </w:pPr>
+      <w:r>
+        <w:rPr>
+          <w:rtl/>
+          <w:cs/>
           <w:lang w:val="ar_AE" w:bidi="ar_AE"/>
         </w:rPr>
       </w:r>
       <w:r>
         <w:rPr>
           <w:b/>
+          <w:rtl/>
+          <w:cs/>
           <w:lang w:val="ar_AE" w:bidi="ar_AE"/>
         </w:rPr>
         <w:t>في أي شيء يشارك بولس ٱلْمَسِيح؟</w:t>
@@ -2820,32 +3534,42 @@
       </w:pPr>
       <w:r>
         <w:rPr>
-          <w:lang w:val="ar_AE" w:bidi="ar_AE"/>
-        </w:rPr>
-      </w:r>
-      <w:r>
-        <w:rPr>
+          <w:rtl/>
+          <w:cs/>
+          <w:lang w:val="ar_AE" w:bidi="ar_AE"/>
+        </w:rPr>
+      </w:r>
+      <w:r>
+        <w:rPr>
+          <w:rtl/>
+          <w:cs/>
           <w:lang w:val="ar_AE" w:bidi="ar_AE"/>
         </w:rPr>
         <w:t>بولسَ لديه شركة في آلام ٱلْمَسِيحِ.</w:t>
       </w:r>
       <w:r>
         <w:rPr>
-          <w:lang w:val="ar_AE" w:bidi="ar_AE"/>
-        </w:rPr>
-      </w:r>
-      <w:r>
-        <w:rPr>
-          <w:lang w:val="ar_AE" w:bidi="ar_AE"/>
-        </w:rPr>
-      </w:r>
-    </w:p>
-    <w:p>
-      <w:pPr>
-        <w:bidi/>
-      </w:pPr>
-      <w:r>
-        <w:rPr>
+          <w:rtl/>
+          <w:cs/>
+          <w:lang w:val="ar_AE" w:bidi="ar_AE"/>
+        </w:rPr>
+      </w:r>
+      <w:r>
+        <w:rPr>
+          <w:rtl/>
+          <w:cs/>
+          <w:lang w:val="ar_AE" w:bidi="ar_AE"/>
+        </w:rPr>
+      </w:r>
+    </w:p>
+    <w:p>
+      <w:pPr>
+        <w:bidi/>
+      </w:pPr>
+      <w:r>
+        <w:rPr>
+          <w:rtl/>
+          <w:cs/>
           <w:lang w:val="ar_AE" w:bidi="ar_AE"/>
         </w:rPr>
       </w:r>
@@ -2857,28 +3581,36 @@
       </w:pPr>
       <w:r>
         <w:rPr>
+          <w:rtl/>
+          <w:cs/>
           <w:lang w:val="ar_AE" w:bidi="ar_AE"/>
         </w:rPr>
         <w:t>فيلبي 3: 12</w:t>
       </w:r>
       <w:r>
         <w:rPr>
-          <w:lang w:val="ar_AE" w:bidi="ar_AE"/>
-        </w:rPr>
-      </w:r>
-    </w:p>
-    <w:p>
-      <w:pPr>
-        <w:bidi/>
-      </w:pPr>
-      <w:r>
-        <w:rPr>
+          <w:rtl/>
+          <w:cs/>
+          <w:lang w:val="ar_AE" w:bidi="ar_AE"/>
+        </w:rPr>
+      </w:r>
+    </w:p>
+    <w:p>
+      <w:pPr>
+        <w:bidi/>
+      </w:pPr>
+      <w:r>
+        <w:rPr>
+          <w:rtl/>
+          <w:cs/>
           <w:lang w:val="ar_AE" w:bidi="ar_AE"/>
         </w:rPr>
       </w:r>
       <w:r>
         <w:rPr>
           <w:b/>
+          <w:rtl/>
+          <w:cs/>
           <w:lang w:val="ar_AE" w:bidi="ar_AE"/>
         </w:rPr>
         <w:t>مع أنّه لم يصِر كاملًا بعد، ماذا الذي يواصل بولس فعله؟</w:t>
@@ -2890,32 +3622,42 @@
       </w:pPr>
       <w:r>
         <w:rPr>
-          <w:lang w:val="ar_AE" w:bidi="ar_AE"/>
-        </w:rPr>
-      </w:r>
-      <w:r>
-        <w:rPr>
+          <w:rtl/>
+          <w:cs/>
+          <w:lang w:val="ar_AE" w:bidi="ar_AE"/>
+        </w:rPr>
+      </w:r>
+      <w:r>
+        <w:rPr>
+          <w:rtl/>
+          <w:cs/>
           <w:lang w:val="ar_AE" w:bidi="ar_AE"/>
         </w:rPr>
         <w:t>يسعى بولس إلى الكمال لكي يفهم السبب الذي من أجله أدركه يسوع.</w:t>
       </w:r>
       <w:r>
         <w:rPr>
-          <w:lang w:val="ar_AE" w:bidi="ar_AE"/>
-        </w:rPr>
-      </w:r>
-      <w:r>
-        <w:rPr>
-          <w:lang w:val="ar_AE" w:bidi="ar_AE"/>
-        </w:rPr>
-      </w:r>
-    </w:p>
-    <w:p>
-      <w:pPr>
-        <w:bidi/>
-      </w:pPr>
-      <w:r>
-        <w:rPr>
+          <w:rtl/>
+          <w:cs/>
+          <w:lang w:val="ar_AE" w:bidi="ar_AE"/>
+        </w:rPr>
+      </w:r>
+      <w:r>
+        <w:rPr>
+          <w:rtl/>
+          <w:cs/>
+          <w:lang w:val="ar_AE" w:bidi="ar_AE"/>
+        </w:rPr>
+      </w:r>
+    </w:p>
+    <w:p>
+      <w:pPr>
+        <w:bidi/>
+      </w:pPr>
+      <w:r>
+        <w:rPr>
+          <w:rtl/>
+          <w:cs/>
           <w:lang w:val="ar_AE" w:bidi="ar_AE"/>
         </w:rPr>
       </w:r>
@@ -2927,28 +3669,36 @@
       </w:pPr>
       <w:r>
         <w:rPr>
+          <w:rtl/>
+          <w:cs/>
           <w:lang w:val="ar_AE" w:bidi="ar_AE"/>
         </w:rPr>
         <w:t>فيلبي ٣: ١٤</w:t>
       </w:r>
       <w:r>
         <w:rPr>
-          <w:lang w:val="ar_AE" w:bidi="ar_AE"/>
-        </w:rPr>
-      </w:r>
-    </w:p>
-    <w:p>
-      <w:pPr>
-        <w:bidi/>
-      </w:pPr>
-      <w:r>
-        <w:rPr>
+          <w:rtl/>
+          <w:cs/>
+          <w:lang w:val="ar_AE" w:bidi="ar_AE"/>
+        </w:rPr>
+      </w:r>
+    </w:p>
+    <w:p>
+      <w:pPr>
+        <w:bidi/>
+      </w:pPr>
+      <w:r>
+        <w:rPr>
+          <w:rtl/>
+          <w:cs/>
           <w:lang w:val="ar_AE" w:bidi="ar_AE"/>
         </w:rPr>
       </w:r>
       <w:r>
         <w:rPr>
           <w:b/>
+          <w:rtl/>
+          <w:cs/>
           <w:lang w:val="ar_AE" w:bidi="ar_AE"/>
         </w:rPr>
         <w:t>نحو أي هدف يواصل بولس السعي؟</w:t>
@@ -2960,32 +3710,42 @@
       </w:pPr>
       <w:r>
         <w:rPr>
-          <w:lang w:val="ar_AE" w:bidi="ar_AE"/>
-        </w:rPr>
-      </w:r>
-      <w:r>
-        <w:rPr>
+          <w:rtl/>
+          <w:cs/>
+          <w:lang w:val="ar_AE" w:bidi="ar_AE"/>
+        </w:rPr>
+      </w:r>
+      <w:r>
+        <w:rPr>
+          <w:rtl/>
+          <w:cs/>
           <w:lang w:val="ar_AE" w:bidi="ar_AE"/>
         </w:rPr>
         <w:t>يواصل بولس السعي نحو الهدف للفوز بجائزة الدعوة العليا من ٱللهِ في ٱلْمَسِيحِ يَسوع.</w:t>
       </w:r>
       <w:r>
         <w:rPr>
-          <w:lang w:val="ar_AE" w:bidi="ar_AE"/>
-        </w:rPr>
-      </w:r>
-      <w:r>
-        <w:rPr>
-          <w:lang w:val="ar_AE" w:bidi="ar_AE"/>
-        </w:rPr>
-      </w:r>
-    </w:p>
-    <w:p>
-      <w:pPr>
-        <w:bidi/>
-      </w:pPr>
-      <w:r>
-        <w:rPr>
+          <w:rtl/>
+          <w:cs/>
+          <w:lang w:val="ar_AE" w:bidi="ar_AE"/>
+        </w:rPr>
+      </w:r>
+      <w:r>
+        <w:rPr>
+          <w:rtl/>
+          <w:cs/>
+          <w:lang w:val="ar_AE" w:bidi="ar_AE"/>
+        </w:rPr>
+      </w:r>
+    </w:p>
+    <w:p>
+      <w:pPr>
+        <w:bidi/>
+      </w:pPr>
+      <w:r>
+        <w:rPr>
+          <w:rtl/>
+          <w:cs/>
           <w:lang w:val="ar_AE" w:bidi="ar_AE"/>
         </w:rPr>
       </w:r>
@@ -2997,28 +3757,36 @@
       </w:pPr>
       <w:r>
         <w:rPr>
+          <w:rtl/>
+          <w:cs/>
           <w:lang w:val="ar_AE" w:bidi="ar_AE"/>
         </w:rPr>
         <w:t>فيلبي ٣: ١٧</w:t>
       </w:r>
       <w:r>
         <w:rPr>
-          <w:lang w:val="ar_AE" w:bidi="ar_AE"/>
-        </w:rPr>
-      </w:r>
-    </w:p>
-    <w:p>
-      <w:pPr>
-        <w:bidi/>
-      </w:pPr>
-      <w:r>
-        <w:rPr>
+          <w:rtl/>
+          <w:cs/>
+          <w:lang w:val="ar_AE" w:bidi="ar_AE"/>
+        </w:rPr>
+      </w:r>
+    </w:p>
+    <w:p>
+      <w:pPr>
+        <w:bidi/>
+      </w:pPr>
+      <w:r>
+        <w:rPr>
+          <w:rtl/>
+          <w:cs/>
           <w:lang w:val="ar_AE" w:bidi="ar_AE"/>
         </w:rPr>
       </w:r>
       <w:r>
         <w:rPr>
           <w:b/>
+          <w:rtl/>
+          <w:cs/>
           <w:lang w:val="ar_AE" w:bidi="ar_AE"/>
         </w:rPr>
         <w:t>ماذا يخبر بولسُ أهل فيلبي أن يفعلوا بشأن التمثُّل بمسيره؟</w:t>
@@ -3030,32 +3798,42 @@
       </w:pPr>
       <w:r>
         <w:rPr>
-          <w:lang w:val="ar_AE" w:bidi="ar_AE"/>
-        </w:rPr>
-      </w:r>
-      <w:r>
-        <w:rPr>
+          <w:rtl/>
+          <w:cs/>
+          <w:lang w:val="ar_AE" w:bidi="ar_AE"/>
+        </w:rPr>
+      </w:r>
+      <w:r>
+        <w:rPr>
+          <w:rtl/>
+          <w:cs/>
           <w:lang w:val="ar_AE" w:bidi="ar_AE"/>
         </w:rPr>
         <w:t>يخبر بولس أهل فيلبي أن ينضموا إليه ويتمثَّلون به في سيره.</w:t>
       </w:r>
       <w:r>
         <w:rPr>
-          <w:lang w:val="ar_AE" w:bidi="ar_AE"/>
-        </w:rPr>
-      </w:r>
-      <w:r>
-        <w:rPr>
-          <w:lang w:val="ar_AE" w:bidi="ar_AE"/>
-        </w:rPr>
-      </w:r>
-    </w:p>
-    <w:p>
-      <w:pPr>
-        <w:bidi/>
-      </w:pPr>
-      <w:r>
-        <w:rPr>
+          <w:rtl/>
+          <w:cs/>
+          <w:lang w:val="ar_AE" w:bidi="ar_AE"/>
+        </w:rPr>
+      </w:r>
+      <w:r>
+        <w:rPr>
+          <w:rtl/>
+          <w:cs/>
+          <w:lang w:val="ar_AE" w:bidi="ar_AE"/>
+        </w:rPr>
+      </w:r>
+    </w:p>
+    <w:p>
+      <w:pPr>
+        <w:bidi/>
+      </w:pPr>
+      <w:r>
+        <w:rPr>
+          <w:rtl/>
+          <w:cs/>
           <w:lang w:val="ar_AE" w:bidi="ar_AE"/>
         </w:rPr>
       </w:r>
@@ -3067,28 +3845,36 @@
       </w:pPr>
       <w:r>
         <w:rPr>
+          <w:rtl/>
+          <w:cs/>
           <w:lang w:val="ar_AE" w:bidi="ar_AE"/>
         </w:rPr>
         <w:t>فيلبي ٣: ١٩</w:t>
       </w:r>
       <w:r>
         <w:rPr>
-          <w:lang w:val="ar_AE" w:bidi="ar_AE"/>
-        </w:rPr>
-      </w:r>
-    </w:p>
-    <w:p>
-      <w:pPr>
-        <w:bidi/>
-      </w:pPr>
-      <w:r>
-        <w:rPr>
+          <w:rtl/>
+          <w:cs/>
+          <w:lang w:val="ar_AE" w:bidi="ar_AE"/>
+        </w:rPr>
+      </w:r>
+    </w:p>
+    <w:p>
+      <w:pPr>
+        <w:bidi/>
+      </w:pPr>
+      <w:r>
+        <w:rPr>
+          <w:rtl/>
+          <w:cs/>
           <w:lang w:val="ar_AE" w:bidi="ar_AE"/>
         </w:rPr>
       </w:r>
       <w:r>
         <w:rPr>
           <w:b/>
+          <w:rtl/>
+          <w:cs/>
           <w:lang w:val="ar_AE" w:bidi="ar_AE"/>
         </w:rPr>
         <w:t>ما مصير أولئك الذين بطنهم هو إلههم ويفكِّرون في الأمور الأرضية؟</w:t>
@@ -3100,32 +3886,42 @@
       </w:pPr>
       <w:r>
         <w:rPr>
-          <w:lang w:val="ar_AE" w:bidi="ar_AE"/>
-        </w:rPr>
-      </w:r>
-      <w:r>
-        <w:rPr>
+          <w:rtl/>
+          <w:cs/>
+          <w:lang w:val="ar_AE" w:bidi="ar_AE"/>
+        </w:rPr>
+      </w:r>
+      <w:r>
+        <w:rPr>
+          <w:rtl/>
+          <w:cs/>
           <w:lang w:val="ar_AE" w:bidi="ar_AE"/>
         </w:rPr>
         <w:t>أولئك الذين إلههم بطنهم ويُفكِّرون في الأمور الأرضية مصيرهم الهلاك.</w:t>
       </w:r>
       <w:r>
         <w:rPr>
-          <w:lang w:val="ar_AE" w:bidi="ar_AE"/>
-        </w:rPr>
-      </w:r>
-      <w:r>
-        <w:rPr>
-          <w:lang w:val="ar_AE" w:bidi="ar_AE"/>
-        </w:rPr>
-      </w:r>
-    </w:p>
-    <w:p>
-      <w:pPr>
-        <w:bidi/>
-      </w:pPr>
-      <w:r>
-        <w:rPr>
+          <w:rtl/>
+          <w:cs/>
+          <w:lang w:val="ar_AE" w:bidi="ar_AE"/>
+        </w:rPr>
+      </w:r>
+      <w:r>
+        <w:rPr>
+          <w:rtl/>
+          <w:cs/>
+          <w:lang w:val="ar_AE" w:bidi="ar_AE"/>
+        </w:rPr>
+      </w:r>
+    </w:p>
+    <w:p>
+      <w:pPr>
+        <w:bidi/>
+      </w:pPr>
+      <w:r>
+        <w:rPr>
+          <w:rtl/>
+          <w:cs/>
           <w:lang w:val="ar_AE" w:bidi="ar_AE"/>
         </w:rPr>
       </w:r>
@@ -3137,28 +3933,36 @@
       </w:pPr>
       <w:r>
         <w:rPr>
+          <w:rtl/>
+          <w:cs/>
           <w:lang w:val="ar_AE" w:bidi="ar_AE"/>
         </w:rPr>
         <w:t>فيلبي ٣: ٢٠</w:t>
       </w:r>
       <w:r>
         <w:rPr>
-          <w:lang w:val="ar_AE" w:bidi="ar_AE"/>
-        </w:rPr>
-      </w:r>
-    </w:p>
-    <w:p>
-      <w:pPr>
-        <w:bidi/>
-      </w:pPr>
-      <w:r>
-        <w:rPr>
+          <w:rtl/>
+          <w:cs/>
+          <w:lang w:val="ar_AE" w:bidi="ar_AE"/>
+        </w:rPr>
+      </w:r>
+    </w:p>
+    <w:p>
+      <w:pPr>
+        <w:bidi/>
+      </w:pPr>
+      <w:r>
+        <w:rPr>
+          <w:rtl/>
+          <w:cs/>
           <w:lang w:val="ar_AE" w:bidi="ar_AE"/>
         </w:rPr>
       </w:r>
       <w:r>
         <w:rPr>
           <w:b/>
+          <w:rtl/>
+          <w:cs/>
           <w:lang w:val="ar_AE" w:bidi="ar_AE"/>
         </w:rPr>
         <w:t>ما جنسية المؤمنين، على حد قول بولس؟</w:t>
@@ -3170,32 +3974,42 @@
       </w:pPr>
       <w:r>
         <w:rPr>
-          <w:lang w:val="ar_AE" w:bidi="ar_AE"/>
-        </w:rPr>
-      </w:r>
-      <w:r>
-        <w:rPr>
+          <w:rtl/>
+          <w:cs/>
+          <w:lang w:val="ar_AE" w:bidi="ar_AE"/>
+        </w:rPr>
+      </w:r>
+      <w:r>
+        <w:rPr>
+          <w:rtl/>
+          <w:cs/>
           <w:lang w:val="ar_AE" w:bidi="ar_AE"/>
         </w:rPr>
         <w:t>يقول بولس إنَّ جنسية المؤمنين وموطنهم في السماء.</w:t>
       </w:r>
       <w:r>
         <w:rPr>
-          <w:lang w:val="ar_AE" w:bidi="ar_AE"/>
-        </w:rPr>
-      </w:r>
-      <w:r>
-        <w:rPr>
-          <w:lang w:val="ar_AE" w:bidi="ar_AE"/>
-        </w:rPr>
-      </w:r>
-    </w:p>
-    <w:p>
-      <w:pPr>
-        <w:bidi/>
-      </w:pPr>
-      <w:r>
-        <w:rPr>
+          <w:rtl/>
+          <w:cs/>
+          <w:lang w:val="ar_AE" w:bidi="ar_AE"/>
+        </w:rPr>
+      </w:r>
+      <w:r>
+        <w:rPr>
+          <w:rtl/>
+          <w:cs/>
+          <w:lang w:val="ar_AE" w:bidi="ar_AE"/>
+        </w:rPr>
+      </w:r>
+    </w:p>
+    <w:p>
+      <w:pPr>
+        <w:bidi/>
+      </w:pPr>
+      <w:r>
+        <w:rPr>
+          <w:rtl/>
+          <w:cs/>
           <w:lang w:val="ar_AE" w:bidi="ar_AE"/>
         </w:rPr>
       </w:r>
@@ -3207,28 +4021,36 @@
       </w:pPr>
       <w:r>
         <w:rPr>
+          <w:rtl/>
+          <w:cs/>
           <w:lang w:val="ar_AE" w:bidi="ar_AE"/>
         </w:rPr>
         <w:t>فيلبي ٣: ٢١</w:t>
       </w:r>
       <w:r>
         <w:rPr>
-          <w:lang w:val="ar_AE" w:bidi="ar_AE"/>
-        </w:rPr>
-      </w:r>
-    </w:p>
-    <w:p>
-      <w:pPr>
-        <w:bidi/>
-      </w:pPr>
-      <w:r>
-        <w:rPr>
+          <w:rtl/>
+          <w:cs/>
+          <w:lang w:val="ar_AE" w:bidi="ar_AE"/>
+        </w:rPr>
+      </w:r>
+    </w:p>
+    <w:p>
+      <w:pPr>
+        <w:bidi/>
+      </w:pPr>
+      <w:r>
+        <w:rPr>
+          <w:rtl/>
+          <w:cs/>
           <w:lang w:val="ar_AE" w:bidi="ar_AE"/>
         </w:rPr>
       </w:r>
       <w:r>
         <w:rPr>
           <w:b/>
+          <w:rtl/>
+          <w:cs/>
           <w:lang w:val="ar_AE" w:bidi="ar_AE"/>
         </w:rPr>
         <w:t>ماذا سيفعل ٱلْمَسِيح بأجساد المؤمنين عندما يأتي من السماء؟</w:t>
@@ -3240,32 +4062,42 @@
       </w:pPr>
       <w:r>
         <w:rPr>
-          <w:lang w:val="ar_AE" w:bidi="ar_AE"/>
-        </w:rPr>
-      </w:r>
-      <w:r>
-        <w:rPr>
+          <w:rtl/>
+          <w:cs/>
+          <w:lang w:val="ar_AE" w:bidi="ar_AE"/>
+        </w:rPr>
+      </w:r>
+      <w:r>
+        <w:rPr>
+          <w:rtl/>
+          <w:cs/>
           <w:lang w:val="ar_AE" w:bidi="ar_AE"/>
         </w:rPr>
         <w:t>سيحول ٱلْمَسِيح أجساد المؤمنين المتواضعة إلى أجساد تكوينها مشابه لجسده المجيد.</w:t>
       </w:r>
       <w:r>
         <w:rPr>
-          <w:lang w:val="ar_AE" w:bidi="ar_AE"/>
-        </w:rPr>
-      </w:r>
-      <w:r>
-        <w:rPr>
-          <w:lang w:val="ar_AE" w:bidi="ar_AE"/>
-        </w:rPr>
-      </w:r>
-    </w:p>
-    <w:p>
-      <w:pPr>
-        <w:bidi/>
-      </w:pPr>
-      <w:r>
-        <w:rPr>
+          <w:rtl/>
+          <w:cs/>
+          <w:lang w:val="ar_AE" w:bidi="ar_AE"/>
+        </w:rPr>
+      </w:r>
+      <w:r>
+        <w:rPr>
+          <w:rtl/>
+          <w:cs/>
+          <w:lang w:val="ar_AE" w:bidi="ar_AE"/>
+        </w:rPr>
+      </w:r>
+    </w:p>
+    <w:p>
+      <w:pPr>
+        <w:bidi/>
+      </w:pPr>
+      <w:r>
+        <w:rPr>
+          <w:rtl/>
+          <w:cs/>
           <w:lang w:val="ar_AE" w:bidi="ar_AE"/>
         </w:rPr>
       </w:r>
@@ -3277,28 +4109,36 @@
       </w:pPr>
       <w:r>
         <w:rPr>
+          <w:rtl/>
+          <w:cs/>
           <w:lang w:val="ar_AE" w:bidi="ar_AE"/>
         </w:rPr>
         <w:t>فيلبي ٤: ١</w:t>
       </w:r>
       <w:r>
         <w:rPr>
-          <w:lang w:val="ar_AE" w:bidi="ar_AE"/>
-        </w:rPr>
-      </w:r>
-    </w:p>
-    <w:p>
-      <w:pPr>
-        <w:bidi/>
-      </w:pPr>
-      <w:r>
-        <w:rPr>
+          <w:rtl/>
+          <w:cs/>
+          <w:lang w:val="ar_AE" w:bidi="ar_AE"/>
+        </w:rPr>
+      </w:r>
+    </w:p>
+    <w:p>
+      <w:pPr>
+        <w:bidi/>
+      </w:pPr>
+      <w:r>
+        <w:rPr>
+          <w:rtl/>
+          <w:cs/>
           <w:lang w:val="ar_AE" w:bidi="ar_AE"/>
         </w:rPr>
       </w:r>
       <w:r>
         <w:rPr>
           <w:b/>
+          <w:rtl/>
+          <w:cs/>
           <w:lang w:val="ar_AE" w:bidi="ar_AE"/>
         </w:rPr>
         <w:t>ماذا يريد بولس من أصدقائه الأحِّباء في فِيلِبِّي أن يفعلوا؟</w:t>
@@ -3310,32 +4150,42 @@
       </w:pPr>
       <w:r>
         <w:rPr>
-          <w:lang w:val="ar_AE" w:bidi="ar_AE"/>
-        </w:rPr>
-      </w:r>
-      <w:r>
-        <w:rPr>
+          <w:rtl/>
+          <w:cs/>
+          <w:lang w:val="ar_AE" w:bidi="ar_AE"/>
+        </w:rPr>
+      </w:r>
+      <w:r>
+        <w:rPr>
+          <w:rtl/>
+          <w:cs/>
           <w:lang w:val="ar_AE" w:bidi="ar_AE"/>
         </w:rPr>
         <w:t>يريد بولس من أهل فيلبي أن يثبتوا في الرب.</w:t>
       </w:r>
       <w:r>
         <w:rPr>
-          <w:lang w:val="ar_AE" w:bidi="ar_AE"/>
-        </w:rPr>
-      </w:r>
-      <w:r>
-        <w:rPr>
-          <w:lang w:val="ar_AE" w:bidi="ar_AE"/>
-        </w:rPr>
-      </w:r>
-    </w:p>
-    <w:p>
-      <w:pPr>
-        <w:bidi/>
-      </w:pPr>
-      <w:r>
-        <w:rPr>
+          <w:rtl/>
+          <w:cs/>
+          <w:lang w:val="ar_AE" w:bidi="ar_AE"/>
+        </w:rPr>
+      </w:r>
+      <w:r>
+        <w:rPr>
+          <w:rtl/>
+          <w:cs/>
+          <w:lang w:val="ar_AE" w:bidi="ar_AE"/>
+        </w:rPr>
+      </w:r>
+    </w:p>
+    <w:p>
+      <w:pPr>
+        <w:bidi/>
+      </w:pPr>
+      <w:r>
+        <w:rPr>
+          <w:rtl/>
+          <w:cs/>
           <w:lang w:val="ar_AE" w:bidi="ar_AE"/>
         </w:rPr>
       </w:r>
@@ -3347,28 +4197,36 @@
       </w:pPr>
       <w:r>
         <w:rPr>
+          <w:rtl/>
+          <w:cs/>
           <w:lang w:val="ar_AE" w:bidi="ar_AE"/>
         </w:rPr>
         <w:t>فيلبي 4: 2</w:t>
       </w:r>
       <w:r>
         <w:rPr>
-          <w:lang w:val="ar_AE" w:bidi="ar_AE"/>
-        </w:rPr>
-      </w:r>
-    </w:p>
-    <w:p>
-      <w:pPr>
-        <w:bidi/>
-      </w:pPr>
-      <w:r>
-        <w:rPr>
+          <w:rtl/>
+          <w:cs/>
+          <w:lang w:val="ar_AE" w:bidi="ar_AE"/>
+        </w:rPr>
+      </w:r>
+    </w:p>
+    <w:p>
+      <w:pPr>
+        <w:bidi/>
+      </w:pPr>
+      <w:r>
+        <w:rPr>
+          <w:rtl/>
+          <w:cs/>
           <w:lang w:val="ar_AE" w:bidi="ar_AE"/>
         </w:rPr>
       </w:r>
       <w:r>
         <w:rPr>
           <w:b/>
+          <w:rtl/>
+          <w:cs/>
           <w:lang w:val="ar_AE" w:bidi="ar_AE"/>
         </w:rPr>
         <w:t>ماذا يتمنى بولس أن يحدث مع أَفودِيَةَ وسِنْتِيخِي؟</w:t>
@@ -3380,32 +4238,42 @@
       </w:pPr>
       <w:r>
         <w:rPr>
-          <w:lang w:val="ar_AE" w:bidi="ar_AE"/>
-        </w:rPr>
-      </w:r>
-      <w:r>
-        <w:rPr>
+          <w:rtl/>
+          <w:cs/>
+          <w:lang w:val="ar_AE" w:bidi="ar_AE"/>
+        </w:rPr>
+      </w:r>
+      <w:r>
+        <w:rPr>
+          <w:rtl/>
+          <w:cs/>
           <w:lang w:val="ar_AE" w:bidi="ar_AE"/>
         </w:rPr>
         <w:t>يتمنى بولس أن تفتكر أَفودِيَةَ وسِنْتِيخِي فكرًا واحدًا في الرب.</w:t>
       </w:r>
       <w:r>
         <w:rPr>
-          <w:lang w:val="ar_AE" w:bidi="ar_AE"/>
-        </w:rPr>
-      </w:r>
-      <w:r>
-        <w:rPr>
-          <w:lang w:val="ar_AE" w:bidi="ar_AE"/>
-        </w:rPr>
-      </w:r>
-    </w:p>
-    <w:p>
-      <w:pPr>
-        <w:bidi/>
-      </w:pPr>
-      <w:r>
-        <w:rPr>
+          <w:rtl/>
+          <w:cs/>
+          <w:lang w:val="ar_AE" w:bidi="ar_AE"/>
+        </w:rPr>
+      </w:r>
+      <w:r>
+        <w:rPr>
+          <w:rtl/>
+          <w:cs/>
+          <w:lang w:val="ar_AE" w:bidi="ar_AE"/>
+        </w:rPr>
+      </w:r>
+    </w:p>
+    <w:p>
+      <w:pPr>
+        <w:bidi/>
+      </w:pPr>
+      <w:r>
+        <w:rPr>
+          <w:rtl/>
+          <w:cs/>
           <w:lang w:val="ar_AE" w:bidi="ar_AE"/>
         </w:rPr>
       </w:r>
@@ -3417,28 +4285,36 @@
       </w:pPr>
       <w:r>
         <w:rPr>
+          <w:rtl/>
+          <w:cs/>
           <w:lang w:val="ar_AE" w:bidi="ar_AE"/>
         </w:rPr>
         <w:t>فيلبي ٤:٤</w:t>
       </w:r>
       <w:r>
         <w:rPr>
-          <w:lang w:val="ar_AE" w:bidi="ar_AE"/>
-        </w:rPr>
-      </w:r>
-    </w:p>
-    <w:p>
-      <w:pPr>
-        <w:bidi/>
-      </w:pPr>
-      <w:r>
-        <w:rPr>
+          <w:rtl/>
+          <w:cs/>
+          <w:lang w:val="ar_AE" w:bidi="ar_AE"/>
+        </w:rPr>
+      </w:r>
+    </w:p>
+    <w:p>
+      <w:pPr>
+        <w:bidi/>
+      </w:pPr>
+      <w:r>
+        <w:rPr>
+          <w:rtl/>
+          <w:cs/>
           <w:lang w:val="ar_AE" w:bidi="ar_AE"/>
         </w:rPr>
       </w:r>
       <w:r>
         <w:rPr>
           <w:b/>
+          <w:rtl/>
+          <w:cs/>
           <w:lang w:val="ar_AE" w:bidi="ar_AE"/>
         </w:rPr>
         <w:t>ماذا يطلب بولس من أهل فيلبي أن يفعلوا دائمًا؟</w:t>
@@ -3450,32 +4326,42 @@
       </w:pPr>
       <w:r>
         <w:rPr>
-          <w:lang w:val="ar_AE" w:bidi="ar_AE"/>
-        </w:rPr>
-      </w:r>
-      <w:r>
-        <w:rPr>
+          <w:rtl/>
+          <w:cs/>
+          <w:lang w:val="ar_AE" w:bidi="ar_AE"/>
+        </w:rPr>
+      </w:r>
+      <w:r>
+        <w:rPr>
+          <w:rtl/>
+          <w:cs/>
           <w:lang w:val="ar_AE" w:bidi="ar_AE"/>
         </w:rPr>
         <w:t>يخبرهم بولس أنْ يفرحوا في الرب كل حين.</w:t>
       </w:r>
       <w:r>
         <w:rPr>
-          <w:lang w:val="ar_AE" w:bidi="ar_AE"/>
-        </w:rPr>
-      </w:r>
-      <w:r>
-        <w:rPr>
-          <w:lang w:val="ar_AE" w:bidi="ar_AE"/>
-        </w:rPr>
-      </w:r>
-    </w:p>
-    <w:p>
-      <w:pPr>
-        <w:bidi/>
-      </w:pPr>
-      <w:r>
-        <w:rPr>
+          <w:rtl/>
+          <w:cs/>
+          <w:lang w:val="ar_AE" w:bidi="ar_AE"/>
+        </w:rPr>
+      </w:r>
+      <w:r>
+        <w:rPr>
+          <w:rtl/>
+          <w:cs/>
+          <w:lang w:val="ar_AE" w:bidi="ar_AE"/>
+        </w:rPr>
+      </w:r>
+    </w:p>
+    <w:p>
+      <w:pPr>
+        <w:bidi/>
+      </w:pPr>
+      <w:r>
+        <w:rPr>
+          <w:rtl/>
+          <w:cs/>
           <w:lang w:val="ar_AE" w:bidi="ar_AE"/>
         </w:rPr>
       </w:r>
@@ -3487,28 +4373,36 @@
       </w:pPr>
       <w:r>
         <w:rPr>
+          <w:rtl/>
+          <w:cs/>
           <w:lang w:val="ar_AE" w:bidi="ar_AE"/>
         </w:rPr>
         <w:t>فيلبي ٤: ٦</w:t>
       </w:r>
       <w:r>
         <w:rPr>
-          <w:lang w:val="ar_AE" w:bidi="ar_AE"/>
-        </w:rPr>
-      </w:r>
-    </w:p>
-    <w:p>
-      <w:pPr>
-        <w:bidi/>
-      </w:pPr>
-      <w:r>
-        <w:rPr>
+          <w:rtl/>
+          <w:cs/>
+          <w:lang w:val="ar_AE" w:bidi="ar_AE"/>
+        </w:rPr>
+      </w:r>
+    </w:p>
+    <w:p>
+      <w:pPr>
+        <w:bidi/>
+      </w:pPr>
+      <w:r>
+        <w:rPr>
+          <w:rtl/>
+          <w:cs/>
           <w:lang w:val="ar_AE" w:bidi="ar_AE"/>
         </w:rPr>
       </w:r>
       <w:r>
         <w:rPr>
           <w:b/>
+          <w:rtl/>
+          <w:cs/>
           <w:lang w:val="ar_AE" w:bidi="ar_AE"/>
         </w:rPr>
         <w:t>بدلًا من القلق والتوتر، ماذا يجب أن نفعل كما يقول بولس؟</w:t>
@@ -3520,32 +4414,42 @@
       </w:pPr>
       <w:r>
         <w:rPr>
-          <w:lang w:val="ar_AE" w:bidi="ar_AE"/>
-        </w:rPr>
-      </w:r>
-      <w:r>
-        <w:rPr>
+          <w:rtl/>
+          <w:cs/>
+          <w:lang w:val="ar_AE" w:bidi="ar_AE"/>
+        </w:rPr>
+      </w:r>
+      <w:r>
+        <w:rPr>
+          <w:rtl/>
+          <w:cs/>
           <w:lang w:val="ar_AE" w:bidi="ar_AE"/>
         </w:rPr>
         <w:t>يقول بولس أنه بدلًا من القلق والتوتُّر، يجب أن نخبر ٱلله في الصلاة بما نحتاج وأنْ نشكره.</w:t>
       </w:r>
       <w:r>
         <w:rPr>
-          <w:lang w:val="ar_AE" w:bidi="ar_AE"/>
-        </w:rPr>
-      </w:r>
-      <w:r>
-        <w:rPr>
-          <w:lang w:val="ar_AE" w:bidi="ar_AE"/>
-        </w:rPr>
-      </w:r>
-    </w:p>
-    <w:p>
-      <w:pPr>
-        <w:bidi/>
-      </w:pPr>
-      <w:r>
-        <w:rPr>
+          <w:rtl/>
+          <w:cs/>
+          <w:lang w:val="ar_AE" w:bidi="ar_AE"/>
+        </w:rPr>
+      </w:r>
+      <w:r>
+        <w:rPr>
+          <w:rtl/>
+          <w:cs/>
+          <w:lang w:val="ar_AE" w:bidi="ar_AE"/>
+        </w:rPr>
+      </w:r>
+    </w:p>
+    <w:p>
+      <w:pPr>
+        <w:bidi/>
+      </w:pPr>
+      <w:r>
+        <w:rPr>
+          <w:rtl/>
+          <w:cs/>
           <w:lang w:val="ar_AE" w:bidi="ar_AE"/>
         </w:rPr>
       </w:r>
@@ -3557,28 +4461,36 @@
       </w:pPr>
       <w:r>
         <w:rPr>
+          <w:rtl/>
+          <w:cs/>
           <w:lang w:val="ar_AE" w:bidi="ar_AE"/>
         </w:rPr>
         <w:t>فيلبي ٤: ٧</w:t>
       </w:r>
       <w:r>
         <w:rPr>
-          <w:lang w:val="ar_AE" w:bidi="ar_AE"/>
-        </w:rPr>
-      </w:r>
-    </w:p>
-    <w:p>
-      <w:pPr>
-        <w:bidi/>
-      </w:pPr>
-      <w:r>
-        <w:rPr>
+          <w:rtl/>
+          <w:cs/>
+          <w:lang w:val="ar_AE" w:bidi="ar_AE"/>
+        </w:rPr>
+      </w:r>
+    </w:p>
+    <w:p>
+      <w:pPr>
+        <w:bidi/>
+      </w:pPr>
+      <w:r>
+        <w:rPr>
+          <w:rtl/>
+          <w:cs/>
           <w:lang w:val="ar_AE" w:bidi="ar_AE"/>
         </w:rPr>
       </w:r>
       <w:r>
         <w:rPr>
           <w:b/>
+          <w:rtl/>
+          <w:cs/>
           <w:lang w:val="ar_AE" w:bidi="ar_AE"/>
         </w:rPr>
         <w:t>إذا فعلنا هذا، ما الذي سيحفظ قلوبنا وأفكارنا؟</w:t>
@@ -3590,32 +4502,42 @@
       </w:pPr>
       <w:r>
         <w:rPr>
-          <w:lang w:val="ar_AE" w:bidi="ar_AE"/>
-        </w:rPr>
-      </w:r>
-      <w:r>
-        <w:rPr>
+          <w:rtl/>
+          <w:cs/>
+          <w:lang w:val="ar_AE" w:bidi="ar_AE"/>
+        </w:rPr>
+      </w:r>
+      <w:r>
+        <w:rPr>
+          <w:rtl/>
+          <w:cs/>
           <w:lang w:val="ar_AE" w:bidi="ar_AE"/>
         </w:rPr>
         <w:t>إذا فعلنا هذا، فإنَّ سلام ٱللهِ سيحفظ قلوبنا وأفكارنا.</w:t>
       </w:r>
       <w:r>
         <w:rPr>
-          <w:lang w:val="ar_AE" w:bidi="ar_AE"/>
-        </w:rPr>
-      </w:r>
-      <w:r>
-        <w:rPr>
-          <w:lang w:val="ar_AE" w:bidi="ar_AE"/>
-        </w:rPr>
-      </w:r>
-    </w:p>
-    <w:p>
-      <w:pPr>
-        <w:bidi/>
-      </w:pPr>
-      <w:r>
-        <w:rPr>
+          <w:rtl/>
+          <w:cs/>
+          <w:lang w:val="ar_AE" w:bidi="ar_AE"/>
+        </w:rPr>
+      </w:r>
+      <w:r>
+        <w:rPr>
+          <w:rtl/>
+          <w:cs/>
+          <w:lang w:val="ar_AE" w:bidi="ar_AE"/>
+        </w:rPr>
+      </w:r>
+    </w:p>
+    <w:p>
+      <w:pPr>
+        <w:bidi/>
+      </w:pPr>
+      <w:r>
+        <w:rPr>
+          <w:rtl/>
+          <w:cs/>
           <w:lang w:val="ar_AE" w:bidi="ar_AE"/>
         </w:rPr>
       </w:r>
@@ -3627,28 +4549,36 @@
       </w:pPr>
       <w:r>
         <w:rPr>
+          <w:rtl/>
+          <w:cs/>
           <w:lang w:val="ar_AE" w:bidi="ar_AE"/>
         </w:rPr>
         <w:t>فيلبي 4: 8</w:t>
       </w:r>
       <w:r>
         <w:rPr>
-          <w:lang w:val="ar_AE" w:bidi="ar_AE"/>
-        </w:rPr>
-      </w:r>
-    </w:p>
-    <w:p>
-      <w:pPr>
-        <w:bidi/>
-      </w:pPr>
-      <w:r>
-        <w:rPr>
+          <w:rtl/>
+          <w:cs/>
+          <w:lang w:val="ar_AE" w:bidi="ar_AE"/>
+        </w:rPr>
+      </w:r>
+    </w:p>
+    <w:p>
+      <w:pPr>
+        <w:bidi/>
+      </w:pPr>
+      <w:r>
+        <w:rPr>
+          <w:rtl/>
+          <w:cs/>
           <w:lang w:val="ar_AE" w:bidi="ar_AE"/>
         </w:rPr>
       </w:r>
       <w:r>
         <w:rPr>
           <w:b/>
+          <w:rtl/>
+          <w:cs/>
           <w:lang w:val="ar_AE" w:bidi="ar_AE"/>
         </w:rPr>
         <w:t>في أي نوع من الأشياء يقول بولس أننا ينبغي أنْ نفكر؟</w:t>
@@ -3660,32 +4590,42 @@
       </w:pPr>
       <w:r>
         <w:rPr>
-          <w:lang w:val="ar_AE" w:bidi="ar_AE"/>
-        </w:rPr>
-      </w:r>
-      <w:r>
-        <w:rPr>
+          <w:rtl/>
+          <w:cs/>
+          <w:lang w:val="ar_AE" w:bidi="ar_AE"/>
+        </w:rPr>
+      </w:r>
+      <w:r>
+        <w:rPr>
+          <w:rtl/>
+          <w:cs/>
           <w:lang w:val="ar_AE" w:bidi="ar_AE"/>
         </w:rPr>
         <w:t>يقول بولس أن نفكر في الأمور الجليلة والعادلة والنقية، التي تبعث السرور، ذات السُمعة الجيدة، فيها فضيلة وجديرة بالثناء.</w:t>
       </w:r>
       <w:r>
         <w:rPr>
-          <w:lang w:val="ar_AE" w:bidi="ar_AE"/>
-        </w:rPr>
-      </w:r>
-      <w:r>
-        <w:rPr>
-          <w:lang w:val="ar_AE" w:bidi="ar_AE"/>
-        </w:rPr>
-      </w:r>
-    </w:p>
-    <w:p>
-      <w:pPr>
-        <w:bidi/>
-      </w:pPr>
-      <w:r>
-        <w:rPr>
+          <w:rtl/>
+          <w:cs/>
+          <w:lang w:val="ar_AE" w:bidi="ar_AE"/>
+        </w:rPr>
+      </w:r>
+      <w:r>
+        <w:rPr>
+          <w:rtl/>
+          <w:cs/>
+          <w:lang w:val="ar_AE" w:bidi="ar_AE"/>
+        </w:rPr>
+      </w:r>
+    </w:p>
+    <w:p>
+      <w:pPr>
+        <w:bidi/>
+      </w:pPr>
+      <w:r>
+        <w:rPr>
+          <w:rtl/>
+          <w:cs/>
           <w:lang w:val="ar_AE" w:bidi="ar_AE"/>
         </w:rPr>
       </w:r>
@@ -3697,28 +4637,36 @@
       </w:pPr>
       <w:r>
         <w:rPr>
+          <w:rtl/>
+          <w:cs/>
           <w:lang w:val="ar_AE" w:bidi="ar_AE"/>
         </w:rPr>
         <w:t>فيلبي 4: 10</w:t>
       </w:r>
       <w:r>
         <w:rPr>
-          <w:lang w:val="ar_AE" w:bidi="ar_AE"/>
-        </w:rPr>
-      </w:r>
-    </w:p>
-    <w:p>
-      <w:pPr>
-        <w:bidi/>
-      </w:pPr>
-      <w:r>
-        <w:rPr>
+          <w:rtl/>
+          <w:cs/>
+          <w:lang w:val="ar_AE" w:bidi="ar_AE"/>
+        </w:rPr>
+      </w:r>
+    </w:p>
+    <w:p>
+      <w:pPr>
+        <w:bidi/>
+      </w:pPr>
+      <w:r>
+        <w:rPr>
+          <w:rtl/>
+          <w:cs/>
           <w:lang w:val="ar_AE" w:bidi="ar_AE"/>
         </w:rPr>
       </w:r>
       <w:r>
         <w:rPr>
           <w:b/>
+          <w:rtl/>
+          <w:cs/>
           <w:lang w:val="ar_AE" w:bidi="ar_AE"/>
         </w:rPr>
         <w:t>ما الذي تمكَّن أهل فيلبي من تجديده الآن؟</w:t>
@@ -3730,32 +4678,42 @@
       </w:pPr>
       <w:r>
         <w:rPr>
-          <w:lang w:val="ar_AE" w:bidi="ar_AE"/>
-        </w:rPr>
-      </w:r>
-      <w:r>
-        <w:rPr>
+          <w:rtl/>
+          <w:cs/>
+          <w:lang w:val="ar_AE" w:bidi="ar_AE"/>
+        </w:rPr>
+      </w:r>
+      <w:r>
+        <w:rPr>
+          <w:rtl/>
+          <w:cs/>
           <w:lang w:val="ar_AE" w:bidi="ar_AE"/>
         </w:rPr>
         <w:t>لقد تمكَّن أهل فيلبي الآن من تجديد اعتنائهم ببولس.</w:t>
       </w:r>
       <w:r>
         <w:rPr>
-          <w:lang w:val="ar_AE" w:bidi="ar_AE"/>
-        </w:rPr>
-      </w:r>
-      <w:r>
-        <w:rPr>
-          <w:lang w:val="ar_AE" w:bidi="ar_AE"/>
-        </w:rPr>
-      </w:r>
-    </w:p>
-    <w:p>
-      <w:pPr>
-        <w:bidi/>
-      </w:pPr>
-      <w:r>
-        <w:rPr>
+          <w:rtl/>
+          <w:cs/>
+          <w:lang w:val="ar_AE" w:bidi="ar_AE"/>
+        </w:rPr>
+      </w:r>
+      <w:r>
+        <w:rPr>
+          <w:rtl/>
+          <w:cs/>
+          <w:lang w:val="ar_AE" w:bidi="ar_AE"/>
+        </w:rPr>
+      </w:r>
+    </w:p>
+    <w:p>
+      <w:pPr>
+        <w:bidi/>
+      </w:pPr>
+      <w:r>
+        <w:rPr>
+          <w:rtl/>
+          <w:cs/>
           <w:lang w:val="ar_AE" w:bidi="ar_AE"/>
         </w:rPr>
       </w:r>
@@ -3767,28 +4725,36 @@
       </w:pPr>
       <w:r>
         <w:rPr>
+          <w:rtl/>
+          <w:cs/>
           <w:lang w:val="ar_AE" w:bidi="ar_AE"/>
         </w:rPr>
         <w:t>فيلبي 4: 11–12</w:t>
       </w:r>
       <w:r>
         <w:rPr>
-          <w:lang w:val="ar_AE" w:bidi="ar_AE"/>
-        </w:rPr>
-      </w:r>
-    </w:p>
-    <w:p>
-      <w:pPr>
-        <w:bidi/>
-      </w:pPr>
-      <w:r>
-        <w:rPr>
+          <w:rtl/>
+          <w:cs/>
+          <w:lang w:val="ar_AE" w:bidi="ar_AE"/>
+        </w:rPr>
+      </w:r>
+    </w:p>
+    <w:p>
+      <w:pPr>
+        <w:bidi/>
+      </w:pPr>
+      <w:r>
+        <w:rPr>
+          <w:rtl/>
+          <w:cs/>
           <w:lang w:val="ar_AE" w:bidi="ar_AE"/>
         </w:rPr>
       </w:r>
       <w:r>
         <w:rPr>
           <w:b/>
+          <w:rtl/>
+          <w:cs/>
           <w:lang w:val="ar_AE" w:bidi="ar_AE"/>
         </w:rPr>
         <w:t>ما السر الذي تعلَّمه بولس عن العيش في ظروف مختلفة؟</w:t>
@@ -3800,32 +4766,42 @@
       </w:pPr>
       <w:r>
         <w:rPr>
-          <w:lang w:val="ar_AE" w:bidi="ar_AE"/>
-        </w:rPr>
-      </w:r>
-      <w:r>
-        <w:rPr>
+          <w:rtl/>
+          <w:cs/>
+          <w:lang w:val="ar_AE" w:bidi="ar_AE"/>
+        </w:rPr>
+      </w:r>
+      <w:r>
+        <w:rPr>
+          <w:rtl/>
+          <w:cs/>
           <w:lang w:val="ar_AE" w:bidi="ar_AE"/>
         </w:rPr>
         <w:t>تعلَّم بولس سرّ الاكتفاء سواء وقت الوفرة أو وقت الحاجة.</w:t>
       </w:r>
       <w:r>
         <w:rPr>
-          <w:lang w:val="ar_AE" w:bidi="ar_AE"/>
-        </w:rPr>
-      </w:r>
-      <w:r>
-        <w:rPr>
-          <w:lang w:val="ar_AE" w:bidi="ar_AE"/>
-        </w:rPr>
-      </w:r>
-    </w:p>
-    <w:p>
-      <w:pPr>
-        <w:bidi/>
-      </w:pPr>
-      <w:r>
-        <w:rPr>
+          <w:rtl/>
+          <w:cs/>
+          <w:lang w:val="ar_AE" w:bidi="ar_AE"/>
+        </w:rPr>
+      </w:r>
+      <w:r>
+        <w:rPr>
+          <w:rtl/>
+          <w:cs/>
+          <w:lang w:val="ar_AE" w:bidi="ar_AE"/>
+        </w:rPr>
+      </w:r>
+    </w:p>
+    <w:p>
+      <w:pPr>
+        <w:bidi/>
+      </w:pPr>
+      <w:r>
+        <w:rPr>
+          <w:rtl/>
+          <w:cs/>
           <w:lang w:val="ar_AE" w:bidi="ar_AE"/>
         </w:rPr>
       </w:r>
@@ -3837,28 +4813,36 @@
       </w:pPr>
       <w:r>
         <w:rPr>
+          <w:rtl/>
+          <w:cs/>
           <w:lang w:val="ar_AE" w:bidi="ar_AE"/>
         </w:rPr>
         <w:t>فيلبي 4: 13</w:t>
       </w:r>
       <w:r>
         <w:rPr>
-          <w:lang w:val="ar_AE" w:bidi="ar_AE"/>
-        </w:rPr>
-      </w:r>
-    </w:p>
-    <w:p>
-      <w:pPr>
-        <w:bidi/>
-      </w:pPr>
-      <w:r>
-        <w:rPr>
+          <w:rtl/>
+          <w:cs/>
+          <w:lang w:val="ar_AE" w:bidi="ar_AE"/>
+        </w:rPr>
+      </w:r>
+    </w:p>
+    <w:p>
+      <w:pPr>
+        <w:bidi/>
+      </w:pPr>
+      <w:r>
+        <w:rPr>
+          <w:rtl/>
+          <w:cs/>
           <w:lang w:val="ar_AE" w:bidi="ar_AE"/>
         </w:rPr>
       </w:r>
       <w:r>
         <w:rPr>
           <w:b/>
+          <w:rtl/>
+          <w:cs/>
           <w:lang w:val="ar_AE" w:bidi="ar_AE"/>
         </w:rPr>
         <w:t>بأي قوة يمكن لبولس أن يعيش مكتفيًا؟</w:t>
@@ -3870,32 +4854,42 @@
       </w:pPr>
       <w:r>
         <w:rPr>
-          <w:lang w:val="ar_AE" w:bidi="ar_AE"/>
-        </w:rPr>
-      </w:r>
-      <w:r>
-        <w:rPr>
+          <w:rtl/>
+          <w:cs/>
+          <w:lang w:val="ar_AE" w:bidi="ar_AE"/>
+        </w:rPr>
+      </w:r>
+      <w:r>
+        <w:rPr>
+          <w:rtl/>
+          <w:cs/>
           <w:lang w:val="ar_AE" w:bidi="ar_AE"/>
         </w:rPr>
         <w:t>يمكن لبولس أنْ يعيش مُكتفيًا في جميع الظروف بالْمَسِيحِ، الذي يُقويه.</w:t>
       </w:r>
       <w:r>
         <w:rPr>
-          <w:lang w:val="ar_AE" w:bidi="ar_AE"/>
-        </w:rPr>
-      </w:r>
-      <w:r>
-        <w:rPr>
-          <w:lang w:val="ar_AE" w:bidi="ar_AE"/>
-        </w:rPr>
-      </w:r>
-    </w:p>
-    <w:p>
-      <w:pPr>
-        <w:bidi/>
-      </w:pPr>
-      <w:r>
-        <w:rPr>
+          <w:rtl/>
+          <w:cs/>
+          <w:lang w:val="ar_AE" w:bidi="ar_AE"/>
+        </w:rPr>
+      </w:r>
+      <w:r>
+        <w:rPr>
+          <w:rtl/>
+          <w:cs/>
+          <w:lang w:val="ar_AE" w:bidi="ar_AE"/>
+        </w:rPr>
+      </w:r>
+    </w:p>
+    <w:p>
+      <w:pPr>
+        <w:bidi/>
+      </w:pPr>
+      <w:r>
+        <w:rPr>
+          <w:rtl/>
+          <w:cs/>
           <w:lang w:val="ar_AE" w:bidi="ar_AE"/>
         </w:rPr>
       </w:r>
@@ -3907,28 +4901,36 @@
       </w:pPr>
       <w:r>
         <w:rPr>
+          <w:rtl/>
+          <w:cs/>
           <w:lang w:val="ar_AE" w:bidi="ar_AE"/>
         </w:rPr>
         <w:t>فيلبي 4: 17</w:t>
       </w:r>
       <w:r>
         <w:rPr>
-          <w:lang w:val="ar_AE" w:bidi="ar_AE"/>
-        </w:rPr>
-      </w:r>
-    </w:p>
-    <w:p>
-      <w:pPr>
-        <w:bidi/>
-      </w:pPr>
-      <w:r>
-        <w:rPr>
+          <w:rtl/>
+          <w:cs/>
+          <w:lang w:val="ar_AE" w:bidi="ar_AE"/>
+        </w:rPr>
+      </w:r>
+    </w:p>
+    <w:p>
+      <w:pPr>
+        <w:bidi/>
+      </w:pPr>
+      <w:r>
+        <w:rPr>
+          <w:rtl/>
+          <w:cs/>
           <w:lang w:val="ar_AE" w:bidi="ar_AE"/>
         </w:rPr>
       </w:r>
       <w:r>
         <w:rPr>
           <w:b/>
+          <w:rtl/>
+          <w:cs/>
           <w:lang w:val="ar_AE" w:bidi="ar_AE"/>
         </w:rPr>
         <w:t>ما طلبة بولس لأهل فيلبي نتيجة عطائهم الذي يُسدِّد احتياجاته؟</w:t>
@@ -3940,32 +4942,42 @@
       </w:pPr>
       <w:r>
         <w:rPr>
-          <w:lang w:val="ar_AE" w:bidi="ar_AE"/>
-        </w:rPr>
-      </w:r>
-      <w:r>
-        <w:rPr>
+          <w:rtl/>
+          <w:cs/>
+          <w:lang w:val="ar_AE" w:bidi="ar_AE"/>
+        </w:rPr>
+      </w:r>
+      <w:r>
+        <w:rPr>
+          <w:rtl/>
+          <w:cs/>
           <w:lang w:val="ar_AE" w:bidi="ar_AE"/>
         </w:rPr>
         <w:t>يطلب بولس الثمر الذي يزيد لحساب أهل فيلبي.</w:t>
       </w:r>
       <w:r>
         <w:rPr>
-          <w:lang w:val="ar_AE" w:bidi="ar_AE"/>
-        </w:rPr>
-      </w:r>
-      <w:r>
-        <w:rPr>
-          <w:lang w:val="ar_AE" w:bidi="ar_AE"/>
-        </w:rPr>
-      </w:r>
-    </w:p>
-    <w:p>
-      <w:pPr>
-        <w:bidi/>
-      </w:pPr>
-      <w:r>
-        <w:rPr>
+          <w:rtl/>
+          <w:cs/>
+          <w:lang w:val="ar_AE" w:bidi="ar_AE"/>
+        </w:rPr>
+      </w:r>
+      <w:r>
+        <w:rPr>
+          <w:rtl/>
+          <w:cs/>
+          <w:lang w:val="ar_AE" w:bidi="ar_AE"/>
+        </w:rPr>
+      </w:r>
+    </w:p>
+    <w:p>
+      <w:pPr>
+        <w:bidi/>
+      </w:pPr>
+      <w:r>
+        <w:rPr>
+          <w:rtl/>
+          <w:cs/>
           <w:lang w:val="ar_AE" w:bidi="ar_AE"/>
         </w:rPr>
       </w:r>
@@ -3977,28 +4989,36 @@
       </w:pPr>
       <w:r>
         <w:rPr>
+          <w:rtl/>
+          <w:cs/>
           <w:lang w:val="ar_AE" w:bidi="ar_AE"/>
         </w:rPr>
         <w:t>فيلبي 4: 18</w:t>
       </w:r>
       <w:r>
         <w:rPr>
-          <w:lang w:val="ar_AE" w:bidi="ar_AE"/>
-        </w:rPr>
-      </w:r>
-    </w:p>
-    <w:p>
-      <w:pPr>
-        <w:bidi/>
-      </w:pPr>
-      <w:r>
-        <w:rPr>
+          <w:rtl/>
+          <w:cs/>
+          <w:lang w:val="ar_AE" w:bidi="ar_AE"/>
+        </w:rPr>
+      </w:r>
+    </w:p>
+    <w:p>
+      <w:pPr>
+        <w:bidi/>
+      </w:pPr>
+      <w:r>
+        <w:rPr>
+          <w:rtl/>
+          <w:cs/>
           <w:lang w:val="ar_AE" w:bidi="ar_AE"/>
         </w:rPr>
       </w:r>
       <w:r>
         <w:rPr>
           <w:b/>
+          <w:rtl/>
+          <w:cs/>
           <w:lang w:val="ar_AE" w:bidi="ar_AE"/>
         </w:rPr>
         <w:t>كيف ينظر ٱلله إلى العطية التي قدَّمها أهل فيلبي إلى بولس؟</w:t>
@@ -4010,32 +5030,42 @@
       </w:pPr>
       <w:r>
         <w:rPr>
-          <w:lang w:val="ar_AE" w:bidi="ar_AE"/>
-        </w:rPr>
-      </w:r>
-      <w:r>
-        <w:rPr>
+          <w:rtl/>
+          <w:cs/>
+          <w:lang w:val="ar_AE" w:bidi="ar_AE"/>
+        </w:rPr>
+      </w:r>
+      <w:r>
+        <w:rPr>
+          <w:rtl/>
+          <w:cs/>
           <w:lang w:val="ar_AE" w:bidi="ar_AE"/>
         </w:rPr>
         <w:t>الله راضٍ عن العطية التي قدَّمها أهل فيلبي إلى بولس.</w:t>
       </w:r>
       <w:r>
         <w:rPr>
-          <w:lang w:val="ar_AE" w:bidi="ar_AE"/>
-        </w:rPr>
-      </w:r>
-      <w:r>
-        <w:rPr>
-          <w:lang w:val="ar_AE" w:bidi="ar_AE"/>
-        </w:rPr>
-      </w:r>
-    </w:p>
-    <w:p>
-      <w:pPr>
-        <w:bidi/>
-      </w:pPr>
-      <w:r>
-        <w:rPr>
+          <w:rtl/>
+          <w:cs/>
+          <w:lang w:val="ar_AE" w:bidi="ar_AE"/>
+        </w:rPr>
+      </w:r>
+      <w:r>
+        <w:rPr>
+          <w:rtl/>
+          <w:cs/>
+          <w:lang w:val="ar_AE" w:bidi="ar_AE"/>
+        </w:rPr>
+      </w:r>
+    </w:p>
+    <w:p>
+      <w:pPr>
+        <w:bidi/>
+      </w:pPr>
+      <w:r>
+        <w:rPr>
+          <w:rtl/>
+          <w:cs/>
           <w:lang w:val="ar_AE" w:bidi="ar_AE"/>
         </w:rPr>
       </w:r>
@@ -4047,28 +5077,36 @@
       </w:pPr>
       <w:r>
         <w:rPr>
+          <w:rtl/>
+          <w:cs/>
           <w:lang w:val="ar_AE" w:bidi="ar_AE"/>
         </w:rPr>
         <w:t>فيلبي 4: 19</w:t>
       </w:r>
       <w:r>
         <w:rPr>
-          <w:lang w:val="ar_AE" w:bidi="ar_AE"/>
-        </w:rPr>
-      </w:r>
-    </w:p>
-    <w:p>
-      <w:pPr>
-        <w:bidi/>
-      </w:pPr>
-      <w:r>
-        <w:rPr>
+          <w:rtl/>
+          <w:cs/>
+          <w:lang w:val="ar_AE" w:bidi="ar_AE"/>
+        </w:rPr>
+      </w:r>
+    </w:p>
+    <w:p>
+      <w:pPr>
+        <w:bidi/>
+      </w:pPr>
+      <w:r>
+        <w:rPr>
+          <w:rtl/>
+          <w:cs/>
           <w:lang w:val="ar_AE" w:bidi="ar_AE"/>
         </w:rPr>
       </w:r>
       <w:r>
         <w:rPr>
           <w:b/>
+          <w:rtl/>
+          <w:cs/>
           <w:lang w:val="ar_AE" w:bidi="ar_AE"/>
         </w:rPr>
         <w:t>ماذا يقول بولس عمَّا سيفعله الله لأهل فيلبي؟</w:t>
@@ -4080,32 +5118,42 @@
       </w:pPr>
       <w:r>
         <w:rPr>
-          <w:lang w:val="ar_AE" w:bidi="ar_AE"/>
-        </w:rPr>
-      </w:r>
-      <w:r>
-        <w:rPr>
+          <w:rtl/>
+          <w:cs/>
+          <w:lang w:val="ar_AE" w:bidi="ar_AE"/>
+        </w:rPr>
+      </w:r>
+      <w:r>
+        <w:rPr>
+          <w:rtl/>
+          <w:cs/>
           <w:lang w:val="ar_AE" w:bidi="ar_AE"/>
         </w:rPr>
         <w:t>يقول بولس إنَّ ٱلله سيوفر كل احتياجات أهل فيلبي حسب غناه في المجد في ٱلْمَسِيحِ يَسوع.</w:t>
       </w:r>
       <w:r>
         <w:rPr>
-          <w:lang w:val="ar_AE" w:bidi="ar_AE"/>
-        </w:rPr>
-      </w:r>
-      <w:r>
-        <w:rPr>
-          <w:lang w:val="ar_AE" w:bidi="ar_AE"/>
-        </w:rPr>
-      </w:r>
-    </w:p>
-    <w:p>
-      <w:pPr>
-        <w:bidi/>
-      </w:pPr>
-      <w:r>
-        <w:rPr>
+          <w:rtl/>
+          <w:cs/>
+          <w:lang w:val="ar_AE" w:bidi="ar_AE"/>
+        </w:rPr>
+      </w:r>
+      <w:r>
+        <w:rPr>
+          <w:rtl/>
+          <w:cs/>
+          <w:lang w:val="ar_AE" w:bidi="ar_AE"/>
+        </w:rPr>
+      </w:r>
+    </w:p>
+    <w:p>
+      <w:pPr>
+        <w:bidi/>
+      </w:pPr>
+      <w:r>
+        <w:rPr>
+          <w:rtl/>
+          <w:cs/>
           <w:lang w:val="ar_AE" w:bidi="ar_AE"/>
         </w:rPr>
       </w:r>
@@ -4117,28 +5165,36 @@
       </w:pPr>
       <w:r>
         <w:rPr>
+          <w:rtl/>
+          <w:cs/>
           <w:lang w:val="ar_AE" w:bidi="ar_AE"/>
         </w:rPr>
         <w:t>فيلبي 4: 22</w:t>
       </w:r>
       <w:r>
         <w:rPr>
-          <w:lang w:val="ar_AE" w:bidi="ar_AE"/>
-        </w:rPr>
-      </w:r>
-    </w:p>
-    <w:p>
-      <w:pPr>
-        <w:bidi/>
-      </w:pPr>
-      <w:r>
-        <w:rPr>
+          <w:rtl/>
+          <w:cs/>
+          <w:lang w:val="ar_AE" w:bidi="ar_AE"/>
+        </w:rPr>
+      </w:r>
+    </w:p>
+    <w:p>
+      <w:pPr>
+        <w:bidi/>
+      </w:pPr>
+      <w:r>
+        <w:rPr>
+          <w:rtl/>
+          <w:cs/>
           <w:lang w:val="ar_AE" w:bidi="ar_AE"/>
         </w:rPr>
       </w:r>
       <w:r>
         <w:rPr>
           <w:b/>
+          <w:rtl/>
+          <w:cs/>
           <w:lang w:val="ar_AE" w:bidi="ar_AE"/>
         </w:rPr>
         <w:t>أفراد بيتُ مَن يُسلِّمون على أهل فيلبي؟</w:t>
@@ -4150,22 +5206,30 @@
       </w:pPr>
       <w:r>
         <w:rPr>
-          <w:lang w:val="ar_AE" w:bidi="ar_AE"/>
-        </w:rPr>
-      </w:r>
-      <w:r>
-        <w:rPr>
+          <w:rtl/>
+          <w:cs/>
+          <w:lang w:val="ar_AE" w:bidi="ar_AE"/>
+        </w:rPr>
+      </w:r>
+      <w:r>
+        <w:rPr>
+          <w:rtl/>
+          <w:cs/>
           <w:lang w:val="ar_AE" w:bidi="ar_AE"/>
         </w:rPr>
         <w:t>أفراد بيت قَيْصَرَ يسلِّمون على أهل فيلبي.</w:t>
       </w:r>
       <w:r>
         <w:rPr>
-          <w:lang w:val="ar_AE" w:bidi="ar_AE"/>
-        </w:rPr>
-      </w:r>
-      <w:r>
-        <w:rPr>
+          <w:rtl/>
+          <w:cs/>
+          <w:lang w:val="ar_AE" w:bidi="ar_AE"/>
+        </w:rPr>
+      </w:r>
+      <w:r>
+        <w:rPr>
+          <w:rtl/>
+          <w:cs/>
           <w:lang w:val="ar_AE" w:bidi="ar_AE"/>
         </w:rPr>
       </w:r>
